--- a/app/templates/PLI_M10.docx
+++ b/app/templates/PLI_M10.docx
@@ -26,22 +26,23 @@
         </w:tblBorders>
       </w:tblPr>
       <w:tblGrid>
-        <w:gridCol w:w="785"/>
-        <w:gridCol w:w="785"/>
-        <w:gridCol w:w="785"/>
-        <w:gridCol w:w="785"/>
-        <w:gridCol w:w="785"/>
-        <w:gridCol w:w="785"/>
-        <w:gridCol w:w="785"/>
-        <w:gridCol w:w="785"/>
-        <w:gridCol w:w="785"/>
-        <w:gridCol w:w="785"/>
-        <w:gridCol w:w="785"/>
+        <w:gridCol w:w="720"/>
+        <w:gridCol w:w="720"/>
+        <w:gridCol w:w="720"/>
+        <w:gridCol w:w="720"/>
+        <w:gridCol w:w="720"/>
+        <w:gridCol w:w="720"/>
+        <w:gridCol w:w="720"/>
+        <w:gridCol w:w="720"/>
+        <w:gridCol w:w="720"/>
+        <w:gridCol w:w="720"/>
+        <w:gridCol w:w="720"/>
+        <w:gridCol w:w="720"/>
       </w:tblGrid>
       <w:tr>
         <w:tc>
           <w:tcPr>
-            <w:tcW w:type="dxa" w:w="785"/>
+            <w:tcW w:type="dxa" w:w="720"/>
           </w:tcPr>
           <w:p>
             <w:r>
@@ -54,7 +55,7 @@
         </w:tc>
         <w:tc>
           <w:tcPr>
-            <w:tcW w:type="dxa" w:w="785"/>
+            <w:tcW w:type="dxa" w:w="720"/>
           </w:tcPr>
           <w:p>
             <w:r>
@@ -67,7 +68,7 @@
         </w:tc>
         <w:tc>
           <w:tcPr>
-            <w:tcW w:type="dxa" w:w="785"/>
+            <w:tcW w:type="dxa" w:w="720"/>
           </w:tcPr>
           <w:p>
             <w:r>
@@ -80,7 +81,7 @@
         </w:tc>
         <w:tc>
           <w:tcPr>
-            <w:tcW w:type="dxa" w:w="785"/>
+            <w:tcW w:type="dxa" w:w="720"/>
           </w:tcPr>
           <w:p>
             <w:r>
@@ -93,7 +94,7 @@
         </w:tc>
         <w:tc>
           <w:tcPr>
-            <w:tcW w:type="dxa" w:w="785"/>
+            <w:tcW w:type="dxa" w:w="720"/>
           </w:tcPr>
           <w:p>
             <w:r>
@@ -106,7 +107,7 @@
         </w:tc>
         <w:tc>
           <w:tcPr>
-            <w:tcW w:type="dxa" w:w="785"/>
+            <w:tcW w:type="dxa" w:w="720"/>
           </w:tcPr>
           <w:p>
             <w:r>
@@ -119,7 +120,7 @@
         </w:tc>
         <w:tc>
           <w:tcPr>
-            <w:tcW w:type="dxa" w:w="785"/>
+            <w:tcW w:type="dxa" w:w="720"/>
           </w:tcPr>
           <w:p>
             <w:r>
@@ -132,7 +133,7 @@
         </w:tc>
         <w:tc>
           <w:tcPr>
-            <w:tcW w:type="dxa" w:w="785"/>
+            <w:tcW w:type="dxa" w:w="720"/>
           </w:tcPr>
           <w:p>
             <w:r>
@@ -145,7 +146,7 @@
         </w:tc>
         <w:tc>
           <w:tcPr>
-            <w:tcW w:type="dxa" w:w="785"/>
+            <w:tcW w:type="dxa" w:w="720"/>
           </w:tcPr>
           <w:p>
             <w:r>
@@ -158,7 +159,7 @@
         </w:tc>
         <w:tc>
           <w:tcPr>
-            <w:tcW w:type="dxa" w:w="785"/>
+            <w:tcW w:type="dxa" w:w="720"/>
           </w:tcPr>
           <w:p>
             <w:r>
@@ -171,7 +172,20 @@
         </w:tc>
         <w:tc>
           <w:tcPr>
-            <w:tcW w:type="dxa" w:w="785"/>
+            <w:tcW w:type="dxa" w:w="720"/>
+          </w:tcPr>
+          <w:p>
+            <w:r>
+              <w:rPr>
+                <w:b/>
+              </w:rPr>
+              <w:t>Quyền chi phối</w:t>
+            </w:r>
+          </w:p>
+        </w:tc>
+        <w:tc>
+          <w:tcPr>
+            <w:tcW w:type="dxa" w:w="720"/>
           </w:tcPr>
           <w:p>
             <w:r>
@@ -186,67 +200,73 @@
       <w:tr>
         <w:tc>
           <w:tcPr>
-            <w:tcW w:type="dxa" w:w="785"/>
-          </w:tcPr>
-          <w:p/>
-        </w:tc>
-        <w:tc>
-          <w:tcPr>
-            <w:tcW w:type="dxa" w:w="785"/>
-          </w:tcPr>
-          <w:p/>
-        </w:tc>
-        <w:tc>
-          <w:tcPr>
-            <w:tcW w:type="dxa" w:w="785"/>
-          </w:tcPr>
-          <w:p/>
-        </w:tc>
-        <w:tc>
-          <w:tcPr>
-            <w:tcW w:type="dxa" w:w="785"/>
-          </w:tcPr>
-          <w:p/>
-        </w:tc>
-        <w:tc>
-          <w:tcPr>
-            <w:tcW w:type="dxa" w:w="785"/>
-          </w:tcPr>
-          <w:p/>
-        </w:tc>
-        <w:tc>
-          <w:tcPr>
-            <w:tcW w:type="dxa" w:w="785"/>
-          </w:tcPr>
-          <w:p/>
-        </w:tc>
-        <w:tc>
-          <w:tcPr>
-            <w:tcW w:type="dxa" w:w="785"/>
-          </w:tcPr>
-          <w:p/>
-        </w:tc>
-        <w:tc>
-          <w:tcPr>
-            <w:tcW w:type="dxa" w:w="785"/>
-          </w:tcPr>
-          <w:p/>
-        </w:tc>
-        <w:tc>
-          <w:tcPr>
-            <w:tcW w:type="dxa" w:w="785"/>
-          </w:tcPr>
-          <w:p/>
-        </w:tc>
-        <w:tc>
-          <w:tcPr>
-            <w:tcW w:type="dxa" w:w="785"/>
-          </w:tcPr>
-          <w:p/>
-        </w:tc>
-        <w:tc>
-          <w:tcPr>
-            <w:tcW w:type="dxa" w:w="785"/>
+            <w:tcW w:type="dxa" w:w="720"/>
+          </w:tcPr>
+          <w:p/>
+        </w:tc>
+        <w:tc>
+          <w:tcPr>
+            <w:tcW w:type="dxa" w:w="720"/>
+          </w:tcPr>
+          <w:p/>
+        </w:tc>
+        <w:tc>
+          <w:tcPr>
+            <w:tcW w:type="dxa" w:w="720"/>
+          </w:tcPr>
+          <w:p/>
+        </w:tc>
+        <w:tc>
+          <w:tcPr>
+            <w:tcW w:type="dxa" w:w="720"/>
+          </w:tcPr>
+          <w:p/>
+        </w:tc>
+        <w:tc>
+          <w:tcPr>
+            <w:tcW w:type="dxa" w:w="720"/>
+          </w:tcPr>
+          <w:p/>
+        </w:tc>
+        <w:tc>
+          <w:tcPr>
+            <w:tcW w:type="dxa" w:w="720"/>
+          </w:tcPr>
+          <w:p/>
+        </w:tc>
+        <w:tc>
+          <w:tcPr>
+            <w:tcW w:type="dxa" w:w="720"/>
+          </w:tcPr>
+          <w:p/>
+        </w:tc>
+        <w:tc>
+          <w:tcPr>
+            <w:tcW w:type="dxa" w:w="720"/>
+          </w:tcPr>
+          <w:p/>
+        </w:tc>
+        <w:tc>
+          <w:tcPr>
+            <w:tcW w:type="dxa" w:w="720"/>
+          </w:tcPr>
+          <w:p/>
+        </w:tc>
+        <w:tc>
+          <w:tcPr>
+            <w:tcW w:type="dxa" w:w="720"/>
+          </w:tcPr>
+          <w:p/>
+        </w:tc>
+        <w:tc>
+          <w:tcPr>
+            <w:tcW w:type="dxa" w:w="720"/>
+          </w:tcPr>
+          <w:p/>
+        </w:tc>
+        <w:tc>
+          <w:tcPr>
+            <w:tcW w:type="dxa" w:w="720"/>
           </w:tcPr>
           <w:p/>
         </w:tc>
@@ -254,67 +274,73 @@
       <w:tr>
         <w:tc>
           <w:tcPr>
-            <w:tcW w:type="dxa" w:w="785"/>
-          </w:tcPr>
-          <w:p/>
-        </w:tc>
-        <w:tc>
-          <w:tcPr>
-            <w:tcW w:type="dxa" w:w="785"/>
-          </w:tcPr>
-          <w:p/>
-        </w:tc>
-        <w:tc>
-          <w:tcPr>
-            <w:tcW w:type="dxa" w:w="785"/>
-          </w:tcPr>
-          <w:p/>
-        </w:tc>
-        <w:tc>
-          <w:tcPr>
-            <w:tcW w:type="dxa" w:w="785"/>
-          </w:tcPr>
-          <w:p/>
-        </w:tc>
-        <w:tc>
-          <w:tcPr>
-            <w:tcW w:type="dxa" w:w="785"/>
-          </w:tcPr>
-          <w:p/>
-        </w:tc>
-        <w:tc>
-          <w:tcPr>
-            <w:tcW w:type="dxa" w:w="785"/>
-          </w:tcPr>
-          <w:p/>
-        </w:tc>
-        <w:tc>
-          <w:tcPr>
-            <w:tcW w:type="dxa" w:w="785"/>
-          </w:tcPr>
-          <w:p/>
-        </w:tc>
-        <w:tc>
-          <w:tcPr>
-            <w:tcW w:type="dxa" w:w="785"/>
-          </w:tcPr>
-          <w:p/>
-        </w:tc>
-        <w:tc>
-          <w:tcPr>
-            <w:tcW w:type="dxa" w:w="785"/>
-          </w:tcPr>
-          <w:p/>
-        </w:tc>
-        <w:tc>
-          <w:tcPr>
-            <w:tcW w:type="dxa" w:w="785"/>
-          </w:tcPr>
-          <w:p/>
-        </w:tc>
-        <w:tc>
-          <w:tcPr>
-            <w:tcW w:type="dxa" w:w="785"/>
+            <w:tcW w:type="dxa" w:w="720"/>
+          </w:tcPr>
+          <w:p/>
+        </w:tc>
+        <w:tc>
+          <w:tcPr>
+            <w:tcW w:type="dxa" w:w="720"/>
+          </w:tcPr>
+          <w:p/>
+        </w:tc>
+        <w:tc>
+          <w:tcPr>
+            <w:tcW w:type="dxa" w:w="720"/>
+          </w:tcPr>
+          <w:p/>
+        </w:tc>
+        <w:tc>
+          <w:tcPr>
+            <w:tcW w:type="dxa" w:w="720"/>
+          </w:tcPr>
+          <w:p/>
+        </w:tc>
+        <w:tc>
+          <w:tcPr>
+            <w:tcW w:type="dxa" w:w="720"/>
+          </w:tcPr>
+          <w:p/>
+        </w:tc>
+        <w:tc>
+          <w:tcPr>
+            <w:tcW w:type="dxa" w:w="720"/>
+          </w:tcPr>
+          <w:p/>
+        </w:tc>
+        <w:tc>
+          <w:tcPr>
+            <w:tcW w:type="dxa" w:w="720"/>
+          </w:tcPr>
+          <w:p/>
+        </w:tc>
+        <w:tc>
+          <w:tcPr>
+            <w:tcW w:type="dxa" w:w="720"/>
+          </w:tcPr>
+          <w:p/>
+        </w:tc>
+        <w:tc>
+          <w:tcPr>
+            <w:tcW w:type="dxa" w:w="720"/>
+          </w:tcPr>
+          <w:p/>
+        </w:tc>
+        <w:tc>
+          <w:tcPr>
+            <w:tcW w:type="dxa" w:w="720"/>
+          </w:tcPr>
+          <w:p/>
+        </w:tc>
+        <w:tc>
+          <w:tcPr>
+            <w:tcW w:type="dxa" w:w="720"/>
+          </w:tcPr>
+          <w:p/>
+        </w:tc>
+        <w:tc>
+          <w:tcPr>
+            <w:tcW w:type="dxa" w:w="720"/>
           </w:tcPr>
           <w:p/>
         </w:tc>
@@ -322,67 +348,73 @@
       <w:tr>
         <w:tc>
           <w:tcPr>
-            <w:tcW w:type="dxa" w:w="785"/>
-          </w:tcPr>
-          <w:p/>
-        </w:tc>
-        <w:tc>
-          <w:tcPr>
-            <w:tcW w:type="dxa" w:w="785"/>
-          </w:tcPr>
-          <w:p/>
-        </w:tc>
-        <w:tc>
-          <w:tcPr>
-            <w:tcW w:type="dxa" w:w="785"/>
-          </w:tcPr>
-          <w:p/>
-        </w:tc>
-        <w:tc>
-          <w:tcPr>
-            <w:tcW w:type="dxa" w:w="785"/>
-          </w:tcPr>
-          <w:p/>
-        </w:tc>
-        <w:tc>
-          <w:tcPr>
-            <w:tcW w:type="dxa" w:w="785"/>
-          </w:tcPr>
-          <w:p/>
-        </w:tc>
-        <w:tc>
-          <w:tcPr>
-            <w:tcW w:type="dxa" w:w="785"/>
-          </w:tcPr>
-          <w:p/>
-        </w:tc>
-        <w:tc>
-          <w:tcPr>
-            <w:tcW w:type="dxa" w:w="785"/>
-          </w:tcPr>
-          <w:p/>
-        </w:tc>
-        <w:tc>
-          <w:tcPr>
-            <w:tcW w:type="dxa" w:w="785"/>
-          </w:tcPr>
-          <w:p/>
-        </w:tc>
-        <w:tc>
-          <w:tcPr>
-            <w:tcW w:type="dxa" w:w="785"/>
-          </w:tcPr>
-          <w:p/>
-        </w:tc>
-        <w:tc>
-          <w:tcPr>
-            <w:tcW w:type="dxa" w:w="785"/>
-          </w:tcPr>
-          <w:p/>
-        </w:tc>
-        <w:tc>
-          <w:tcPr>
-            <w:tcW w:type="dxa" w:w="785"/>
+            <w:tcW w:type="dxa" w:w="720"/>
+          </w:tcPr>
+          <w:p/>
+        </w:tc>
+        <w:tc>
+          <w:tcPr>
+            <w:tcW w:type="dxa" w:w="720"/>
+          </w:tcPr>
+          <w:p/>
+        </w:tc>
+        <w:tc>
+          <w:tcPr>
+            <w:tcW w:type="dxa" w:w="720"/>
+          </w:tcPr>
+          <w:p/>
+        </w:tc>
+        <w:tc>
+          <w:tcPr>
+            <w:tcW w:type="dxa" w:w="720"/>
+          </w:tcPr>
+          <w:p/>
+        </w:tc>
+        <w:tc>
+          <w:tcPr>
+            <w:tcW w:type="dxa" w:w="720"/>
+          </w:tcPr>
+          <w:p/>
+        </w:tc>
+        <w:tc>
+          <w:tcPr>
+            <w:tcW w:type="dxa" w:w="720"/>
+          </w:tcPr>
+          <w:p/>
+        </w:tc>
+        <w:tc>
+          <w:tcPr>
+            <w:tcW w:type="dxa" w:w="720"/>
+          </w:tcPr>
+          <w:p/>
+        </w:tc>
+        <w:tc>
+          <w:tcPr>
+            <w:tcW w:type="dxa" w:w="720"/>
+          </w:tcPr>
+          <w:p/>
+        </w:tc>
+        <w:tc>
+          <w:tcPr>
+            <w:tcW w:type="dxa" w:w="720"/>
+          </w:tcPr>
+          <w:p/>
+        </w:tc>
+        <w:tc>
+          <w:tcPr>
+            <w:tcW w:type="dxa" w:w="720"/>
+          </w:tcPr>
+          <w:p/>
+        </w:tc>
+        <w:tc>
+          <w:tcPr>
+            <w:tcW w:type="dxa" w:w="720"/>
+          </w:tcPr>
+          <w:p/>
+        </w:tc>
+        <w:tc>
+          <w:tcPr>
+            <w:tcW w:type="dxa" w:w="720"/>
           </w:tcPr>
           <w:p/>
         </w:tc>
@@ -390,67 +422,73 @@
       <w:tr>
         <w:tc>
           <w:tcPr>
-            <w:tcW w:type="dxa" w:w="785"/>
-          </w:tcPr>
-          <w:p/>
-        </w:tc>
-        <w:tc>
-          <w:tcPr>
-            <w:tcW w:type="dxa" w:w="785"/>
-          </w:tcPr>
-          <w:p/>
-        </w:tc>
-        <w:tc>
-          <w:tcPr>
-            <w:tcW w:type="dxa" w:w="785"/>
-          </w:tcPr>
-          <w:p/>
-        </w:tc>
-        <w:tc>
-          <w:tcPr>
-            <w:tcW w:type="dxa" w:w="785"/>
-          </w:tcPr>
-          <w:p/>
-        </w:tc>
-        <w:tc>
-          <w:tcPr>
-            <w:tcW w:type="dxa" w:w="785"/>
-          </w:tcPr>
-          <w:p/>
-        </w:tc>
-        <w:tc>
-          <w:tcPr>
-            <w:tcW w:type="dxa" w:w="785"/>
-          </w:tcPr>
-          <w:p/>
-        </w:tc>
-        <w:tc>
-          <w:tcPr>
-            <w:tcW w:type="dxa" w:w="785"/>
-          </w:tcPr>
-          <w:p/>
-        </w:tc>
-        <w:tc>
-          <w:tcPr>
-            <w:tcW w:type="dxa" w:w="785"/>
-          </w:tcPr>
-          <w:p/>
-        </w:tc>
-        <w:tc>
-          <w:tcPr>
-            <w:tcW w:type="dxa" w:w="785"/>
-          </w:tcPr>
-          <w:p/>
-        </w:tc>
-        <w:tc>
-          <w:tcPr>
-            <w:tcW w:type="dxa" w:w="785"/>
-          </w:tcPr>
-          <w:p/>
-        </w:tc>
-        <w:tc>
-          <w:tcPr>
-            <w:tcW w:type="dxa" w:w="785"/>
+            <w:tcW w:type="dxa" w:w="720"/>
+          </w:tcPr>
+          <w:p/>
+        </w:tc>
+        <w:tc>
+          <w:tcPr>
+            <w:tcW w:type="dxa" w:w="720"/>
+          </w:tcPr>
+          <w:p/>
+        </w:tc>
+        <w:tc>
+          <w:tcPr>
+            <w:tcW w:type="dxa" w:w="720"/>
+          </w:tcPr>
+          <w:p/>
+        </w:tc>
+        <w:tc>
+          <w:tcPr>
+            <w:tcW w:type="dxa" w:w="720"/>
+          </w:tcPr>
+          <w:p/>
+        </w:tc>
+        <w:tc>
+          <w:tcPr>
+            <w:tcW w:type="dxa" w:w="720"/>
+          </w:tcPr>
+          <w:p/>
+        </w:tc>
+        <w:tc>
+          <w:tcPr>
+            <w:tcW w:type="dxa" w:w="720"/>
+          </w:tcPr>
+          <w:p/>
+        </w:tc>
+        <w:tc>
+          <w:tcPr>
+            <w:tcW w:type="dxa" w:w="720"/>
+          </w:tcPr>
+          <w:p/>
+        </w:tc>
+        <w:tc>
+          <w:tcPr>
+            <w:tcW w:type="dxa" w:w="720"/>
+          </w:tcPr>
+          <w:p/>
+        </w:tc>
+        <w:tc>
+          <w:tcPr>
+            <w:tcW w:type="dxa" w:w="720"/>
+          </w:tcPr>
+          <w:p/>
+        </w:tc>
+        <w:tc>
+          <w:tcPr>
+            <w:tcW w:type="dxa" w:w="720"/>
+          </w:tcPr>
+          <w:p/>
+        </w:tc>
+        <w:tc>
+          <w:tcPr>
+            <w:tcW w:type="dxa" w:w="720"/>
+          </w:tcPr>
+          <w:p/>
+        </w:tc>
+        <w:tc>
+          <w:tcPr>
+            <w:tcW w:type="dxa" w:w="720"/>
           </w:tcPr>
           <w:p/>
         </w:tc>
@@ -458,23 +496,27 @@
       <w:tr>
         <w:tc>
           <w:tcPr>
-            <w:tcW w:type="dxa" w:w="785"/>
-          </w:tcPr>
-          <w:p/>
-        </w:tc>
-        <w:tc>
-          <w:tcPr>
-            <w:tcW w:type="dxa" w:w="785"/>
-          </w:tcPr>
-          <w:p>
-            <w:r>
-              <w:t>{#ds_cshhl}{ho_ten}</w:t>
-            </w:r>
-          </w:p>
-        </w:tc>
-        <w:tc>
-          <w:tcPr>
-            <w:tcW w:type="dxa" w:w="785"/>
+            <w:tcW w:type="dxa" w:w="720"/>
+          </w:tcPr>
+          <w:p>
+            <w:r>
+              <w:t>{#ds_cshhl}{_stt}</w:t>
+            </w:r>
+          </w:p>
+        </w:tc>
+        <w:tc>
+          <w:tcPr>
+            <w:tcW w:type="dxa" w:w="720"/>
+          </w:tcPr>
+          <w:p>
+            <w:r>
+              <w:t>{ho_ten}</w:t>
+            </w:r>
+          </w:p>
+        </w:tc>
+        <w:tc>
+          <w:tcPr>
+            <w:tcW w:type="dxa" w:w="720"/>
           </w:tcPr>
           <w:p>
             <w:r>
@@ -484,7 +526,7 @@
         </w:tc>
         <w:tc>
           <w:tcPr>
-            <w:tcW w:type="dxa" w:w="785"/>
+            <w:tcW w:type="dxa" w:w="720"/>
           </w:tcPr>
           <w:p>
             <w:r>
@@ -494,7 +536,7 @@
         </w:tc>
         <w:tc>
           <w:tcPr>
-            <w:tcW w:type="dxa" w:w="785"/>
+            <w:tcW w:type="dxa" w:w="720"/>
           </w:tcPr>
           <w:p>
             <w:r>
@@ -504,7 +546,7 @@
         </w:tc>
         <w:tc>
           <w:tcPr>
-            <w:tcW w:type="dxa" w:w="785"/>
+            <w:tcW w:type="dxa" w:w="720"/>
           </w:tcPr>
           <w:p>
             <w:r>
@@ -514,7 +556,7 @@
         </w:tc>
         <w:tc>
           <w:tcPr>
-            <w:tcW w:type="dxa" w:w="785"/>
+            <w:tcW w:type="dxa" w:w="720"/>
           </w:tcPr>
           <w:p>
             <w:r>
@@ -524,7 +566,7 @@
         </w:tc>
         <w:tc>
           <w:tcPr>
-            <w:tcW w:type="dxa" w:w="785"/>
+            <w:tcW w:type="dxa" w:w="720"/>
           </w:tcPr>
           <w:p>
             <w:r>
@@ -534,7 +576,7 @@
         </w:tc>
         <w:tc>
           <w:tcPr>
-            <w:tcW w:type="dxa" w:w="785"/>
+            <w:tcW w:type="dxa" w:w="720"/>
           </w:tcPr>
           <w:p>
             <w:r>
@@ -544,7 +586,7 @@
         </w:tc>
         <w:tc>
           <w:tcPr>
-            <w:tcW w:type="dxa" w:w="785"/>
+            <w:tcW w:type="dxa" w:w="720"/>
           </w:tcPr>
           <w:p>
             <w:r>
@@ -554,7 +596,17 @@
         </w:tc>
         <w:tc>
           <w:tcPr>
-            <w:tcW w:type="dxa" w:w="785"/>
+            <w:tcW w:type="dxa" w:w="720"/>
+          </w:tcPr>
+          <w:p>
+            <w:r>
+              <w:t>{quyen_chi_phoi}</w:t>
+            </w:r>
+          </w:p>
+        </w:tc>
+        <w:tc>
+          <w:tcPr>
+            <w:tcW w:type="dxa" w:w="720"/>
           </w:tcPr>
           <w:p>
             <w:r>

--- a/app/templates/PLI_M10.docx
+++ b/app/templates/PLI_M10.docx
@@ -26,23 +26,23 @@
         </w:tblBorders>
       </w:tblPr>
       <w:tblGrid>
-        <w:gridCol w:w="720"/>
-        <w:gridCol w:w="720"/>
-        <w:gridCol w:w="720"/>
-        <w:gridCol w:w="720"/>
-        <w:gridCol w:w="720"/>
-        <w:gridCol w:w="720"/>
-        <w:gridCol w:w="720"/>
-        <w:gridCol w:w="720"/>
-        <w:gridCol w:w="720"/>
-        <w:gridCol w:w="720"/>
-        <w:gridCol w:w="720"/>
-        <w:gridCol w:w="720"/>
+        <w:gridCol w:w="567"/>
+        <w:gridCol w:w="567"/>
+        <w:gridCol w:w="628"/>
+        <w:gridCol w:w="567"/>
+        <w:gridCol w:w="567"/>
+        <w:gridCol w:w="567"/>
+        <w:gridCol w:w="567"/>
+        <w:gridCol w:w="893"/>
+        <w:gridCol w:w="937"/>
+        <w:gridCol w:w="1646"/>
+        <w:gridCol w:w="567"/>
+        <w:gridCol w:w="567"/>
       </w:tblGrid>
       <w:tr>
         <w:tc>
           <w:tcPr>
-            <w:tcW w:type="dxa" w:w="720"/>
+            <w:tcW w:type="dxa" w:w="567"/>
           </w:tcPr>
           <w:p>
             <w:r>
@@ -55,7 +55,7 @@
         </w:tc>
         <w:tc>
           <w:tcPr>
-            <w:tcW w:type="dxa" w:w="720"/>
+            <w:tcW w:type="dxa" w:w="567"/>
           </w:tcPr>
           <w:p>
             <w:r>
@@ -68,7 +68,7 @@
         </w:tc>
         <w:tc>
           <w:tcPr>
-            <w:tcW w:type="dxa" w:w="720"/>
+            <w:tcW w:type="dxa" w:w="628"/>
           </w:tcPr>
           <w:p>
             <w:r>
@@ -81,7 +81,7 @@
         </w:tc>
         <w:tc>
           <w:tcPr>
-            <w:tcW w:type="dxa" w:w="720"/>
+            <w:tcW w:type="dxa" w:w="567"/>
           </w:tcPr>
           <w:p>
             <w:r>
@@ -94,7 +94,7 @@
         </w:tc>
         <w:tc>
           <w:tcPr>
-            <w:tcW w:type="dxa" w:w="720"/>
+            <w:tcW w:type="dxa" w:w="567"/>
           </w:tcPr>
           <w:p>
             <w:r>
@@ -107,7 +107,7 @@
         </w:tc>
         <w:tc>
           <w:tcPr>
-            <w:tcW w:type="dxa" w:w="720"/>
+            <w:tcW w:type="dxa" w:w="567"/>
           </w:tcPr>
           <w:p>
             <w:r>
@@ -120,7 +120,7 @@
         </w:tc>
         <w:tc>
           <w:tcPr>
-            <w:tcW w:type="dxa" w:w="720"/>
+            <w:tcW w:type="dxa" w:w="567"/>
           </w:tcPr>
           <w:p>
             <w:r>
@@ -133,7 +133,7 @@
         </w:tc>
         <w:tc>
           <w:tcPr>
-            <w:tcW w:type="dxa" w:w="720"/>
+            <w:tcW w:type="dxa" w:w="893"/>
           </w:tcPr>
           <w:p>
             <w:r>
@@ -146,7 +146,7 @@
         </w:tc>
         <w:tc>
           <w:tcPr>
-            <w:tcW w:type="dxa" w:w="720"/>
+            <w:tcW w:type="dxa" w:w="937"/>
           </w:tcPr>
           <w:p>
             <w:r>
@@ -159,7 +159,7 @@
         </w:tc>
         <w:tc>
           <w:tcPr>
-            <w:tcW w:type="dxa" w:w="720"/>
+            <w:tcW w:type="dxa" w:w="1646"/>
           </w:tcPr>
           <w:p>
             <w:r>
@@ -172,7 +172,7 @@
         </w:tc>
         <w:tc>
           <w:tcPr>
-            <w:tcW w:type="dxa" w:w="720"/>
+            <w:tcW w:type="dxa" w:w="567"/>
           </w:tcPr>
           <w:p>
             <w:r>
@@ -185,7 +185,7 @@
         </w:tc>
         <w:tc>
           <w:tcPr>
-            <w:tcW w:type="dxa" w:w="720"/>
+            <w:tcW w:type="dxa" w:w="567"/>
           </w:tcPr>
           <w:p>
             <w:r>
@@ -200,73 +200,73 @@
       <w:tr>
         <w:tc>
           <w:tcPr>
-            <w:tcW w:type="dxa" w:w="720"/>
-          </w:tcPr>
-          <w:p/>
-        </w:tc>
-        <w:tc>
-          <w:tcPr>
-            <w:tcW w:type="dxa" w:w="720"/>
-          </w:tcPr>
-          <w:p/>
-        </w:tc>
-        <w:tc>
-          <w:tcPr>
-            <w:tcW w:type="dxa" w:w="720"/>
-          </w:tcPr>
-          <w:p/>
-        </w:tc>
-        <w:tc>
-          <w:tcPr>
-            <w:tcW w:type="dxa" w:w="720"/>
-          </w:tcPr>
-          <w:p/>
-        </w:tc>
-        <w:tc>
-          <w:tcPr>
-            <w:tcW w:type="dxa" w:w="720"/>
-          </w:tcPr>
-          <w:p/>
-        </w:tc>
-        <w:tc>
-          <w:tcPr>
-            <w:tcW w:type="dxa" w:w="720"/>
-          </w:tcPr>
-          <w:p/>
-        </w:tc>
-        <w:tc>
-          <w:tcPr>
-            <w:tcW w:type="dxa" w:w="720"/>
-          </w:tcPr>
-          <w:p/>
-        </w:tc>
-        <w:tc>
-          <w:tcPr>
-            <w:tcW w:type="dxa" w:w="720"/>
-          </w:tcPr>
-          <w:p/>
-        </w:tc>
-        <w:tc>
-          <w:tcPr>
-            <w:tcW w:type="dxa" w:w="720"/>
-          </w:tcPr>
-          <w:p/>
-        </w:tc>
-        <w:tc>
-          <w:tcPr>
-            <w:tcW w:type="dxa" w:w="720"/>
-          </w:tcPr>
-          <w:p/>
-        </w:tc>
-        <w:tc>
-          <w:tcPr>
-            <w:tcW w:type="dxa" w:w="720"/>
-          </w:tcPr>
-          <w:p/>
-        </w:tc>
-        <w:tc>
-          <w:tcPr>
-            <w:tcW w:type="dxa" w:w="720"/>
+            <w:tcW w:type="dxa" w:w="567"/>
+          </w:tcPr>
+          <w:p/>
+        </w:tc>
+        <w:tc>
+          <w:tcPr>
+            <w:tcW w:type="dxa" w:w="567"/>
+          </w:tcPr>
+          <w:p/>
+        </w:tc>
+        <w:tc>
+          <w:tcPr>
+            <w:tcW w:type="dxa" w:w="628"/>
+          </w:tcPr>
+          <w:p/>
+        </w:tc>
+        <w:tc>
+          <w:tcPr>
+            <w:tcW w:type="dxa" w:w="567"/>
+          </w:tcPr>
+          <w:p/>
+        </w:tc>
+        <w:tc>
+          <w:tcPr>
+            <w:tcW w:type="dxa" w:w="567"/>
+          </w:tcPr>
+          <w:p/>
+        </w:tc>
+        <w:tc>
+          <w:tcPr>
+            <w:tcW w:type="dxa" w:w="567"/>
+          </w:tcPr>
+          <w:p/>
+        </w:tc>
+        <w:tc>
+          <w:tcPr>
+            <w:tcW w:type="dxa" w:w="567"/>
+          </w:tcPr>
+          <w:p/>
+        </w:tc>
+        <w:tc>
+          <w:tcPr>
+            <w:tcW w:type="dxa" w:w="893"/>
+          </w:tcPr>
+          <w:p/>
+        </w:tc>
+        <w:tc>
+          <w:tcPr>
+            <w:tcW w:type="dxa" w:w="937"/>
+          </w:tcPr>
+          <w:p/>
+        </w:tc>
+        <w:tc>
+          <w:tcPr>
+            <w:tcW w:type="dxa" w:w="1646"/>
+          </w:tcPr>
+          <w:p/>
+        </w:tc>
+        <w:tc>
+          <w:tcPr>
+            <w:tcW w:type="dxa" w:w="567"/>
+          </w:tcPr>
+          <w:p/>
+        </w:tc>
+        <w:tc>
+          <w:tcPr>
+            <w:tcW w:type="dxa" w:w="567"/>
           </w:tcPr>
           <w:p/>
         </w:tc>
@@ -274,73 +274,73 @@
       <w:tr>
         <w:tc>
           <w:tcPr>
-            <w:tcW w:type="dxa" w:w="720"/>
-          </w:tcPr>
-          <w:p/>
-        </w:tc>
-        <w:tc>
-          <w:tcPr>
-            <w:tcW w:type="dxa" w:w="720"/>
-          </w:tcPr>
-          <w:p/>
-        </w:tc>
-        <w:tc>
-          <w:tcPr>
-            <w:tcW w:type="dxa" w:w="720"/>
-          </w:tcPr>
-          <w:p/>
-        </w:tc>
-        <w:tc>
-          <w:tcPr>
-            <w:tcW w:type="dxa" w:w="720"/>
-          </w:tcPr>
-          <w:p/>
-        </w:tc>
-        <w:tc>
-          <w:tcPr>
-            <w:tcW w:type="dxa" w:w="720"/>
-          </w:tcPr>
-          <w:p/>
-        </w:tc>
-        <w:tc>
-          <w:tcPr>
-            <w:tcW w:type="dxa" w:w="720"/>
-          </w:tcPr>
-          <w:p/>
-        </w:tc>
-        <w:tc>
-          <w:tcPr>
-            <w:tcW w:type="dxa" w:w="720"/>
-          </w:tcPr>
-          <w:p/>
-        </w:tc>
-        <w:tc>
-          <w:tcPr>
-            <w:tcW w:type="dxa" w:w="720"/>
-          </w:tcPr>
-          <w:p/>
-        </w:tc>
-        <w:tc>
-          <w:tcPr>
-            <w:tcW w:type="dxa" w:w="720"/>
-          </w:tcPr>
-          <w:p/>
-        </w:tc>
-        <w:tc>
-          <w:tcPr>
-            <w:tcW w:type="dxa" w:w="720"/>
-          </w:tcPr>
-          <w:p/>
-        </w:tc>
-        <w:tc>
-          <w:tcPr>
-            <w:tcW w:type="dxa" w:w="720"/>
-          </w:tcPr>
-          <w:p/>
-        </w:tc>
-        <w:tc>
-          <w:tcPr>
-            <w:tcW w:type="dxa" w:w="720"/>
+            <w:tcW w:type="dxa" w:w="567"/>
+          </w:tcPr>
+          <w:p/>
+        </w:tc>
+        <w:tc>
+          <w:tcPr>
+            <w:tcW w:type="dxa" w:w="567"/>
+          </w:tcPr>
+          <w:p/>
+        </w:tc>
+        <w:tc>
+          <w:tcPr>
+            <w:tcW w:type="dxa" w:w="628"/>
+          </w:tcPr>
+          <w:p/>
+        </w:tc>
+        <w:tc>
+          <w:tcPr>
+            <w:tcW w:type="dxa" w:w="567"/>
+          </w:tcPr>
+          <w:p/>
+        </w:tc>
+        <w:tc>
+          <w:tcPr>
+            <w:tcW w:type="dxa" w:w="567"/>
+          </w:tcPr>
+          <w:p/>
+        </w:tc>
+        <w:tc>
+          <w:tcPr>
+            <w:tcW w:type="dxa" w:w="567"/>
+          </w:tcPr>
+          <w:p/>
+        </w:tc>
+        <w:tc>
+          <w:tcPr>
+            <w:tcW w:type="dxa" w:w="567"/>
+          </w:tcPr>
+          <w:p/>
+        </w:tc>
+        <w:tc>
+          <w:tcPr>
+            <w:tcW w:type="dxa" w:w="893"/>
+          </w:tcPr>
+          <w:p/>
+        </w:tc>
+        <w:tc>
+          <w:tcPr>
+            <w:tcW w:type="dxa" w:w="937"/>
+          </w:tcPr>
+          <w:p/>
+        </w:tc>
+        <w:tc>
+          <w:tcPr>
+            <w:tcW w:type="dxa" w:w="1646"/>
+          </w:tcPr>
+          <w:p/>
+        </w:tc>
+        <w:tc>
+          <w:tcPr>
+            <w:tcW w:type="dxa" w:w="567"/>
+          </w:tcPr>
+          <w:p/>
+        </w:tc>
+        <w:tc>
+          <w:tcPr>
+            <w:tcW w:type="dxa" w:w="567"/>
           </w:tcPr>
           <w:p/>
         </w:tc>
@@ -348,73 +348,73 @@
       <w:tr>
         <w:tc>
           <w:tcPr>
-            <w:tcW w:type="dxa" w:w="720"/>
-          </w:tcPr>
-          <w:p/>
-        </w:tc>
-        <w:tc>
-          <w:tcPr>
-            <w:tcW w:type="dxa" w:w="720"/>
-          </w:tcPr>
-          <w:p/>
-        </w:tc>
-        <w:tc>
-          <w:tcPr>
-            <w:tcW w:type="dxa" w:w="720"/>
-          </w:tcPr>
-          <w:p/>
-        </w:tc>
-        <w:tc>
-          <w:tcPr>
-            <w:tcW w:type="dxa" w:w="720"/>
-          </w:tcPr>
-          <w:p/>
-        </w:tc>
-        <w:tc>
-          <w:tcPr>
-            <w:tcW w:type="dxa" w:w="720"/>
-          </w:tcPr>
-          <w:p/>
-        </w:tc>
-        <w:tc>
-          <w:tcPr>
-            <w:tcW w:type="dxa" w:w="720"/>
-          </w:tcPr>
-          <w:p/>
-        </w:tc>
-        <w:tc>
-          <w:tcPr>
-            <w:tcW w:type="dxa" w:w="720"/>
-          </w:tcPr>
-          <w:p/>
-        </w:tc>
-        <w:tc>
-          <w:tcPr>
-            <w:tcW w:type="dxa" w:w="720"/>
-          </w:tcPr>
-          <w:p/>
-        </w:tc>
-        <w:tc>
-          <w:tcPr>
-            <w:tcW w:type="dxa" w:w="720"/>
-          </w:tcPr>
-          <w:p/>
-        </w:tc>
-        <w:tc>
-          <w:tcPr>
-            <w:tcW w:type="dxa" w:w="720"/>
-          </w:tcPr>
-          <w:p/>
-        </w:tc>
-        <w:tc>
-          <w:tcPr>
-            <w:tcW w:type="dxa" w:w="720"/>
-          </w:tcPr>
-          <w:p/>
-        </w:tc>
-        <w:tc>
-          <w:tcPr>
-            <w:tcW w:type="dxa" w:w="720"/>
+            <w:tcW w:type="dxa" w:w="567"/>
+          </w:tcPr>
+          <w:p/>
+        </w:tc>
+        <w:tc>
+          <w:tcPr>
+            <w:tcW w:type="dxa" w:w="567"/>
+          </w:tcPr>
+          <w:p/>
+        </w:tc>
+        <w:tc>
+          <w:tcPr>
+            <w:tcW w:type="dxa" w:w="628"/>
+          </w:tcPr>
+          <w:p/>
+        </w:tc>
+        <w:tc>
+          <w:tcPr>
+            <w:tcW w:type="dxa" w:w="567"/>
+          </w:tcPr>
+          <w:p/>
+        </w:tc>
+        <w:tc>
+          <w:tcPr>
+            <w:tcW w:type="dxa" w:w="567"/>
+          </w:tcPr>
+          <w:p/>
+        </w:tc>
+        <w:tc>
+          <w:tcPr>
+            <w:tcW w:type="dxa" w:w="567"/>
+          </w:tcPr>
+          <w:p/>
+        </w:tc>
+        <w:tc>
+          <w:tcPr>
+            <w:tcW w:type="dxa" w:w="567"/>
+          </w:tcPr>
+          <w:p/>
+        </w:tc>
+        <w:tc>
+          <w:tcPr>
+            <w:tcW w:type="dxa" w:w="893"/>
+          </w:tcPr>
+          <w:p/>
+        </w:tc>
+        <w:tc>
+          <w:tcPr>
+            <w:tcW w:type="dxa" w:w="937"/>
+          </w:tcPr>
+          <w:p/>
+        </w:tc>
+        <w:tc>
+          <w:tcPr>
+            <w:tcW w:type="dxa" w:w="1646"/>
+          </w:tcPr>
+          <w:p/>
+        </w:tc>
+        <w:tc>
+          <w:tcPr>
+            <w:tcW w:type="dxa" w:w="567"/>
+          </w:tcPr>
+          <w:p/>
+        </w:tc>
+        <w:tc>
+          <w:tcPr>
+            <w:tcW w:type="dxa" w:w="567"/>
           </w:tcPr>
           <w:p/>
         </w:tc>
@@ -422,73 +422,73 @@
       <w:tr>
         <w:tc>
           <w:tcPr>
-            <w:tcW w:type="dxa" w:w="720"/>
-          </w:tcPr>
-          <w:p/>
-        </w:tc>
-        <w:tc>
-          <w:tcPr>
-            <w:tcW w:type="dxa" w:w="720"/>
-          </w:tcPr>
-          <w:p/>
-        </w:tc>
-        <w:tc>
-          <w:tcPr>
-            <w:tcW w:type="dxa" w:w="720"/>
-          </w:tcPr>
-          <w:p/>
-        </w:tc>
-        <w:tc>
-          <w:tcPr>
-            <w:tcW w:type="dxa" w:w="720"/>
-          </w:tcPr>
-          <w:p/>
-        </w:tc>
-        <w:tc>
-          <w:tcPr>
-            <w:tcW w:type="dxa" w:w="720"/>
-          </w:tcPr>
-          <w:p/>
-        </w:tc>
-        <w:tc>
-          <w:tcPr>
-            <w:tcW w:type="dxa" w:w="720"/>
-          </w:tcPr>
-          <w:p/>
-        </w:tc>
-        <w:tc>
-          <w:tcPr>
-            <w:tcW w:type="dxa" w:w="720"/>
-          </w:tcPr>
-          <w:p/>
-        </w:tc>
-        <w:tc>
-          <w:tcPr>
-            <w:tcW w:type="dxa" w:w="720"/>
-          </w:tcPr>
-          <w:p/>
-        </w:tc>
-        <w:tc>
-          <w:tcPr>
-            <w:tcW w:type="dxa" w:w="720"/>
-          </w:tcPr>
-          <w:p/>
-        </w:tc>
-        <w:tc>
-          <w:tcPr>
-            <w:tcW w:type="dxa" w:w="720"/>
-          </w:tcPr>
-          <w:p/>
-        </w:tc>
-        <w:tc>
-          <w:tcPr>
-            <w:tcW w:type="dxa" w:w="720"/>
-          </w:tcPr>
-          <w:p/>
-        </w:tc>
-        <w:tc>
-          <w:tcPr>
-            <w:tcW w:type="dxa" w:w="720"/>
+            <w:tcW w:type="dxa" w:w="567"/>
+          </w:tcPr>
+          <w:p/>
+        </w:tc>
+        <w:tc>
+          <w:tcPr>
+            <w:tcW w:type="dxa" w:w="567"/>
+          </w:tcPr>
+          <w:p/>
+        </w:tc>
+        <w:tc>
+          <w:tcPr>
+            <w:tcW w:type="dxa" w:w="628"/>
+          </w:tcPr>
+          <w:p/>
+        </w:tc>
+        <w:tc>
+          <w:tcPr>
+            <w:tcW w:type="dxa" w:w="567"/>
+          </w:tcPr>
+          <w:p/>
+        </w:tc>
+        <w:tc>
+          <w:tcPr>
+            <w:tcW w:type="dxa" w:w="567"/>
+          </w:tcPr>
+          <w:p/>
+        </w:tc>
+        <w:tc>
+          <w:tcPr>
+            <w:tcW w:type="dxa" w:w="567"/>
+          </w:tcPr>
+          <w:p/>
+        </w:tc>
+        <w:tc>
+          <w:tcPr>
+            <w:tcW w:type="dxa" w:w="567"/>
+          </w:tcPr>
+          <w:p/>
+        </w:tc>
+        <w:tc>
+          <w:tcPr>
+            <w:tcW w:type="dxa" w:w="893"/>
+          </w:tcPr>
+          <w:p/>
+        </w:tc>
+        <w:tc>
+          <w:tcPr>
+            <w:tcW w:type="dxa" w:w="937"/>
+          </w:tcPr>
+          <w:p/>
+        </w:tc>
+        <w:tc>
+          <w:tcPr>
+            <w:tcW w:type="dxa" w:w="1646"/>
+          </w:tcPr>
+          <w:p/>
+        </w:tc>
+        <w:tc>
+          <w:tcPr>
+            <w:tcW w:type="dxa" w:w="567"/>
+          </w:tcPr>
+          <w:p/>
+        </w:tc>
+        <w:tc>
+          <w:tcPr>
+            <w:tcW w:type="dxa" w:w="567"/>
           </w:tcPr>
           <w:p/>
         </w:tc>
@@ -496,7 +496,7 @@
       <w:tr>
         <w:tc>
           <w:tcPr>
-            <w:tcW w:type="dxa" w:w="720"/>
+            <w:tcW w:type="dxa" w:w="567"/>
           </w:tcPr>
           <w:p>
             <w:r>
@@ -506,7 +506,7 @@
         </w:tc>
         <w:tc>
           <w:tcPr>
-            <w:tcW w:type="dxa" w:w="720"/>
+            <w:tcW w:type="dxa" w:w="567"/>
           </w:tcPr>
           <w:p>
             <w:r>
@@ -516,7 +516,7 @@
         </w:tc>
         <w:tc>
           <w:tcPr>
-            <w:tcW w:type="dxa" w:w="720"/>
+            <w:tcW w:type="dxa" w:w="628"/>
           </w:tcPr>
           <w:p>
             <w:r>
@@ -526,7 +526,7 @@
         </w:tc>
         <w:tc>
           <w:tcPr>
-            <w:tcW w:type="dxa" w:w="720"/>
+            <w:tcW w:type="dxa" w:w="567"/>
           </w:tcPr>
           <w:p>
             <w:r>
@@ -536,7 +536,7 @@
         </w:tc>
         <w:tc>
           <w:tcPr>
-            <w:tcW w:type="dxa" w:w="720"/>
+            <w:tcW w:type="dxa" w:w="567"/>
           </w:tcPr>
           <w:p>
             <w:r>
@@ -546,7 +546,7 @@
         </w:tc>
         <w:tc>
           <w:tcPr>
-            <w:tcW w:type="dxa" w:w="720"/>
+            <w:tcW w:type="dxa" w:w="567"/>
           </w:tcPr>
           <w:p>
             <w:r>
@@ -556,7 +556,7 @@
         </w:tc>
         <w:tc>
           <w:tcPr>
-            <w:tcW w:type="dxa" w:w="720"/>
+            <w:tcW w:type="dxa" w:w="567"/>
           </w:tcPr>
           <w:p>
             <w:r>
@@ -566,7 +566,7 @@
         </w:tc>
         <w:tc>
           <w:tcPr>
-            <w:tcW w:type="dxa" w:w="720"/>
+            <w:tcW w:type="dxa" w:w="893"/>
           </w:tcPr>
           <w:p>
             <w:r>
@@ -576,7 +576,7 @@
         </w:tc>
         <w:tc>
           <w:tcPr>
-            <w:tcW w:type="dxa" w:w="720"/>
+            <w:tcW w:type="dxa" w:w="937"/>
           </w:tcPr>
           <w:p>
             <w:r>
@@ -586,7 +586,7 @@
         </w:tc>
         <w:tc>
           <w:tcPr>
-            <w:tcW w:type="dxa" w:w="720"/>
+            <w:tcW w:type="dxa" w:w="1646"/>
           </w:tcPr>
           <w:p>
             <w:r>
@@ -596,7 +596,7 @@
         </w:tc>
         <w:tc>
           <w:tcPr>
-            <w:tcW w:type="dxa" w:w="720"/>
+            <w:tcW w:type="dxa" w:w="567"/>
           </w:tcPr>
           <w:p>
             <w:r>
@@ -606,7 +606,7 @@
         </w:tc>
         <w:tc>
           <w:tcPr>
-            <w:tcW w:type="dxa" w:w="720"/>
+            <w:tcW w:type="dxa" w:w="567"/>
           </w:tcPr>
           <w:p>
             <w:r>

--- a/app/templates/PLI_M10.docx
+++ b/app/templates/PLI_M10.docx
@@ -12,9 +12,22 @@
         <w:t>Mẫu số 10</w:t>
       </w:r>
     </w:p>
+    <w:p>
+      <w:pPr>
+        <w:spacing w:before="0" w:after="0" w:line="20" w:lineRule="exact"/>
+        <w:rPr>
+          <w:sz w:val="2"/>
+          <w:szCs w:val="2"/>
+        </w:rPr>
+        <w:sectPr>
+          <w:pgSz w:w="12240" w:h="15840"/>
+          <w:pgMar w:top="1440" w:right="1800" w:bottom="1440" w:left="1800"/>
+        </w:sectPr>
+      </w:pPr>
+    </w:p>
     <w:tbl>
       <w:tblPr>
-        <w:tblW w:type="auto" w:w="0"/>
+        <w:tblW w:type="dxa" w:w="14400"/>
         <w:tblLook w:firstColumn="1" w:firstRow="1" w:lastColumn="0" w:lastRow="0" w:noHBand="0" w:noVBand="1" w:val="04A0"/>
         <w:tblBorders>
           <w:top w:val="single" w:sz="4" w:color="000000"/>
@@ -26,23 +39,23 @@
         </w:tblBorders>
       </w:tblPr>
       <w:tblGrid>
-        <w:gridCol w:w="567"/>
-        <w:gridCol w:w="567"/>
-        <w:gridCol w:w="628"/>
-        <w:gridCol w:w="567"/>
-        <w:gridCol w:w="567"/>
-        <w:gridCol w:w="567"/>
-        <w:gridCol w:w="567"/>
-        <w:gridCol w:w="893"/>
-        <w:gridCol w:w="937"/>
-        <w:gridCol w:w="1646"/>
-        <w:gridCol w:w="567"/>
-        <w:gridCol w:w="567"/>
+        <w:gridCol w:w="900"/>
+        <w:gridCol w:w="900"/>
+        <w:gridCol w:w="1136"/>
+        <w:gridCol w:w="900"/>
+        <w:gridCol w:w="900"/>
+        <w:gridCol w:w="900"/>
+        <w:gridCol w:w="900"/>
+        <w:gridCol w:w="1578"/>
+        <w:gridCol w:w="1652"/>
+        <w:gridCol w:w="2834"/>
+        <w:gridCol w:w="900"/>
+        <w:gridCol w:w="900"/>
       </w:tblGrid>
       <w:tr>
         <w:tc>
           <w:tcPr>
-            <w:tcW w:type="dxa" w:w="567"/>
+            <w:tcW w:type="dxa" w:w="900"/>
           </w:tcPr>
           <w:p>
             <w:r>
@@ -55,7 +68,7 @@
         </w:tc>
         <w:tc>
           <w:tcPr>
-            <w:tcW w:type="dxa" w:w="567"/>
+            <w:tcW w:type="dxa" w:w="900"/>
           </w:tcPr>
           <w:p>
             <w:r>
@@ -68,7 +81,7 @@
         </w:tc>
         <w:tc>
           <w:tcPr>
-            <w:tcW w:type="dxa" w:w="628"/>
+            <w:tcW w:type="dxa" w:w="1136"/>
           </w:tcPr>
           <w:p>
             <w:r>
@@ -81,7 +94,7 @@
         </w:tc>
         <w:tc>
           <w:tcPr>
-            <w:tcW w:type="dxa" w:w="567"/>
+            <w:tcW w:type="dxa" w:w="900"/>
           </w:tcPr>
           <w:p>
             <w:r>
@@ -94,7 +107,7 @@
         </w:tc>
         <w:tc>
           <w:tcPr>
-            <w:tcW w:type="dxa" w:w="567"/>
+            <w:tcW w:type="dxa" w:w="900"/>
           </w:tcPr>
           <w:p>
             <w:r>
@@ -107,7 +120,7 @@
         </w:tc>
         <w:tc>
           <w:tcPr>
-            <w:tcW w:type="dxa" w:w="567"/>
+            <w:tcW w:type="dxa" w:w="900"/>
           </w:tcPr>
           <w:p>
             <w:r>
@@ -120,7 +133,7 @@
         </w:tc>
         <w:tc>
           <w:tcPr>
-            <w:tcW w:type="dxa" w:w="567"/>
+            <w:tcW w:type="dxa" w:w="900"/>
           </w:tcPr>
           <w:p>
             <w:r>
@@ -133,7 +146,7 @@
         </w:tc>
         <w:tc>
           <w:tcPr>
-            <w:tcW w:type="dxa" w:w="893"/>
+            <w:tcW w:type="dxa" w:w="1578"/>
           </w:tcPr>
           <w:p>
             <w:r>
@@ -146,7 +159,7 @@
         </w:tc>
         <w:tc>
           <w:tcPr>
-            <w:tcW w:type="dxa" w:w="937"/>
+            <w:tcW w:type="dxa" w:w="1652"/>
           </w:tcPr>
           <w:p>
             <w:r>
@@ -159,7 +172,7 @@
         </w:tc>
         <w:tc>
           <w:tcPr>
-            <w:tcW w:type="dxa" w:w="1646"/>
+            <w:tcW w:type="dxa" w:w="2834"/>
           </w:tcPr>
           <w:p>
             <w:r>
@@ -172,7 +185,7 @@
         </w:tc>
         <w:tc>
           <w:tcPr>
-            <w:tcW w:type="dxa" w:w="567"/>
+            <w:tcW w:type="dxa" w:w="900"/>
           </w:tcPr>
           <w:p>
             <w:r>
@@ -185,7 +198,7 @@
         </w:tc>
         <w:tc>
           <w:tcPr>
-            <w:tcW w:type="dxa" w:w="567"/>
+            <w:tcW w:type="dxa" w:w="900"/>
           </w:tcPr>
           <w:p>
             <w:r>
@@ -200,73 +213,73 @@
       <w:tr>
         <w:tc>
           <w:tcPr>
-            <w:tcW w:type="dxa" w:w="567"/>
-          </w:tcPr>
-          <w:p/>
-        </w:tc>
-        <w:tc>
-          <w:tcPr>
-            <w:tcW w:type="dxa" w:w="567"/>
-          </w:tcPr>
-          <w:p/>
-        </w:tc>
-        <w:tc>
-          <w:tcPr>
-            <w:tcW w:type="dxa" w:w="628"/>
-          </w:tcPr>
-          <w:p/>
-        </w:tc>
-        <w:tc>
-          <w:tcPr>
-            <w:tcW w:type="dxa" w:w="567"/>
-          </w:tcPr>
-          <w:p/>
-        </w:tc>
-        <w:tc>
-          <w:tcPr>
-            <w:tcW w:type="dxa" w:w="567"/>
-          </w:tcPr>
-          <w:p/>
-        </w:tc>
-        <w:tc>
-          <w:tcPr>
-            <w:tcW w:type="dxa" w:w="567"/>
-          </w:tcPr>
-          <w:p/>
-        </w:tc>
-        <w:tc>
-          <w:tcPr>
-            <w:tcW w:type="dxa" w:w="567"/>
-          </w:tcPr>
-          <w:p/>
-        </w:tc>
-        <w:tc>
-          <w:tcPr>
-            <w:tcW w:type="dxa" w:w="893"/>
-          </w:tcPr>
-          <w:p/>
-        </w:tc>
-        <w:tc>
-          <w:tcPr>
-            <w:tcW w:type="dxa" w:w="937"/>
-          </w:tcPr>
-          <w:p/>
-        </w:tc>
-        <w:tc>
-          <w:tcPr>
-            <w:tcW w:type="dxa" w:w="1646"/>
-          </w:tcPr>
-          <w:p/>
-        </w:tc>
-        <w:tc>
-          <w:tcPr>
-            <w:tcW w:type="dxa" w:w="567"/>
-          </w:tcPr>
-          <w:p/>
-        </w:tc>
-        <w:tc>
-          <w:tcPr>
-            <w:tcW w:type="dxa" w:w="567"/>
+            <w:tcW w:type="dxa" w:w="900"/>
+          </w:tcPr>
+          <w:p/>
+        </w:tc>
+        <w:tc>
+          <w:tcPr>
+            <w:tcW w:type="dxa" w:w="900"/>
+          </w:tcPr>
+          <w:p/>
+        </w:tc>
+        <w:tc>
+          <w:tcPr>
+            <w:tcW w:type="dxa" w:w="1136"/>
+          </w:tcPr>
+          <w:p/>
+        </w:tc>
+        <w:tc>
+          <w:tcPr>
+            <w:tcW w:type="dxa" w:w="900"/>
+          </w:tcPr>
+          <w:p/>
+        </w:tc>
+        <w:tc>
+          <w:tcPr>
+            <w:tcW w:type="dxa" w:w="900"/>
+          </w:tcPr>
+          <w:p/>
+        </w:tc>
+        <w:tc>
+          <w:tcPr>
+            <w:tcW w:type="dxa" w:w="900"/>
+          </w:tcPr>
+          <w:p/>
+        </w:tc>
+        <w:tc>
+          <w:tcPr>
+            <w:tcW w:type="dxa" w:w="900"/>
+          </w:tcPr>
+          <w:p/>
+        </w:tc>
+        <w:tc>
+          <w:tcPr>
+            <w:tcW w:type="dxa" w:w="1578"/>
+          </w:tcPr>
+          <w:p/>
+        </w:tc>
+        <w:tc>
+          <w:tcPr>
+            <w:tcW w:type="dxa" w:w="1652"/>
+          </w:tcPr>
+          <w:p/>
+        </w:tc>
+        <w:tc>
+          <w:tcPr>
+            <w:tcW w:type="dxa" w:w="2834"/>
+          </w:tcPr>
+          <w:p/>
+        </w:tc>
+        <w:tc>
+          <w:tcPr>
+            <w:tcW w:type="dxa" w:w="900"/>
+          </w:tcPr>
+          <w:p/>
+        </w:tc>
+        <w:tc>
+          <w:tcPr>
+            <w:tcW w:type="dxa" w:w="900"/>
           </w:tcPr>
           <w:p/>
         </w:tc>
@@ -274,73 +287,73 @@
       <w:tr>
         <w:tc>
           <w:tcPr>
-            <w:tcW w:type="dxa" w:w="567"/>
-          </w:tcPr>
-          <w:p/>
-        </w:tc>
-        <w:tc>
-          <w:tcPr>
-            <w:tcW w:type="dxa" w:w="567"/>
-          </w:tcPr>
-          <w:p/>
-        </w:tc>
-        <w:tc>
-          <w:tcPr>
-            <w:tcW w:type="dxa" w:w="628"/>
-          </w:tcPr>
-          <w:p/>
-        </w:tc>
-        <w:tc>
-          <w:tcPr>
-            <w:tcW w:type="dxa" w:w="567"/>
-          </w:tcPr>
-          <w:p/>
-        </w:tc>
-        <w:tc>
-          <w:tcPr>
-            <w:tcW w:type="dxa" w:w="567"/>
-          </w:tcPr>
-          <w:p/>
-        </w:tc>
-        <w:tc>
-          <w:tcPr>
-            <w:tcW w:type="dxa" w:w="567"/>
-          </w:tcPr>
-          <w:p/>
-        </w:tc>
-        <w:tc>
-          <w:tcPr>
-            <w:tcW w:type="dxa" w:w="567"/>
-          </w:tcPr>
-          <w:p/>
-        </w:tc>
-        <w:tc>
-          <w:tcPr>
-            <w:tcW w:type="dxa" w:w="893"/>
-          </w:tcPr>
-          <w:p/>
-        </w:tc>
-        <w:tc>
-          <w:tcPr>
-            <w:tcW w:type="dxa" w:w="937"/>
-          </w:tcPr>
-          <w:p/>
-        </w:tc>
-        <w:tc>
-          <w:tcPr>
-            <w:tcW w:type="dxa" w:w="1646"/>
-          </w:tcPr>
-          <w:p/>
-        </w:tc>
-        <w:tc>
-          <w:tcPr>
-            <w:tcW w:type="dxa" w:w="567"/>
-          </w:tcPr>
-          <w:p/>
-        </w:tc>
-        <w:tc>
-          <w:tcPr>
-            <w:tcW w:type="dxa" w:w="567"/>
+            <w:tcW w:type="dxa" w:w="900"/>
+          </w:tcPr>
+          <w:p/>
+        </w:tc>
+        <w:tc>
+          <w:tcPr>
+            <w:tcW w:type="dxa" w:w="900"/>
+          </w:tcPr>
+          <w:p/>
+        </w:tc>
+        <w:tc>
+          <w:tcPr>
+            <w:tcW w:type="dxa" w:w="1136"/>
+          </w:tcPr>
+          <w:p/>
+        </w:tc>
+        <w:tc>
+          <w:tcPr>
+            <w:tcW w:type="dxa" w:w="900"/>
+          </w:tcPr>
+          <w:p/>
+        </w:tc>
+        <w:tc>
+          <w:tcPr>
+            <w:tcW w:type="dxa" w:w="900"/>
+          </w:tcPr>
+          <w:p/>
+        </w:tc>
+        <w:tc>
+          <w:tcPr>
+            <w:tcW w:type="dxa" w:w="900"/>
+          </w:tcPr>
+          <w:p/>
+        </w:tc>
+        <w:tc>
+          <w:tcPr>
+            <w:tcW w:type="dxa" w:w="900"/>
+          </w:tcPr>
+          <w:p/>
+        </w:tc>
+        <w:tc>
+          <w:tcPr>
+            <w:tcW w:type="dxa" w:w="1578"/>
+          </w:tcPr>
+          <w:p/>
+        </w:tc>
+        <w:tc>
+          <w:tcPr>
+            <w:tcW w:type="dxa" w:w="1652"/>
+          </w:tcPr>
+          <w:p/>
+        </w:tc>
+        <w:tc>
+          <w:tcPr>
+            <w:tcW w:type="dxa" w:w="2834"/>
+          </w:tcPr>
+          <w:p/>
+        </w:tc>
+        <w:tc>
+          <w:tcPr>
+            <w:tcW w:type="dxa" w:w="900"/>
+          </w:tcPr>
+          <w:p/>
+        </w:tc>
+        <w:tc>
+          <w:tcPr>
+            <w:tcW w:type="dxa" w:w="900"/>
           </w:tcPr>
           <w:p/>
         </w:tc>
@@ -348,73 +361,73 @@
       <w:tr>
         <w:tc>
           <w:tcPr>
-            <w:tcW w:type="dxa" w:w="567"/>
-          </w:tcPr>
-          <w:p/>
-        </w:tc>
-        <w:tc>
-          <w:tcPr>
-            <w:tcW w:type="dxa" w:w="567"/>
-          </w:tcPr>
-          <w:p/>
-        </w:tc>
-        <w:tc>
-          <w:tcPr>
-            <w:tcW w:type="dxa" w:w="628"/>
-          </w:tcPr>
-          <w:p/>
-        </w:tc>
-        <w:tc>
-          <w:tcPr>
-            <w:tcW w:type="dxa" w:w="567"/>
-          </w:tcPr>
-          <w:p/>
-        </w:tc>
-        <w:tc>
-          <w:tcPr>
-            <w:tcW w:type="dxa" w:w="567"/>
-          </w:tcPr>
-          <w:p/>
-        </w:tc>
-        <w:tc>
-          <w:tcPr>
-            <w:tcW w:type="dxa" w:w="567"/>
-          </w:tcPr>
-          <w:p/>
-        </w:tc>
-        <w:tc>
-          <w:tcPr>
-            <w:tcW w:type="dxa" w:w="567"/>
-          </w:tcPr>
-          <w:p/>
-        </w:tc>
-        <w:tc>
-          <w:tcPr>
-            <w:tcW w:type="dxa" w:w="893"/>
-          </w:tcPr>
-          <w:p/>
-        </w:tc>
-        <w:tc>
-          <w:tcPr>
-            <w:tcW w:type="dxa" w:w="937"/>
-          </w:tcPr>
-          <w:p/>
-        </w:tc>
-        <w:tc>
-          <w:tcPr>
-            <w:tcW w:type="dxa" w:w="1646"/>
-          </w:tcPr>
-          <w:p/>
-        </w:tc>
-        <w:tc>
-          <w:tcPr>
-            <w:tcW w:type="dxa" w:w="567"/>
-          </w:tcPr>
-          <w:p/>
-        </w:tc>
-        <w:tc>
-          <w:tcPr>
-            <w:tcW w:type="dxa" w:w="567"/>
+            <w:tcW w:type="dxa" w:w="900"/>
+          </w:tcPr>
+          <w:p/>
+        </w:tc>
+        <w:tc>
+          <w:tcPr>
+            <w:tcW w:type="dxa" w:w="900"/>
+          </w:tcPr>
+          <w:p/>
+        </w:tc>
+        <w:tc>
+          <w:tcPr>
+            <w:tcW w:type="dxa" w:w="1136"/>
+          </w:tcPr>
+          <w:p/>
+        </w:tc>
+        <w:tc>
+          <w:tcPr>
+            <w:tcW w:type="dxa" w:w="900"/>
+          </w:tcPr>
+          <w:p/>
+        </w:tc>
+        <w:tc>
+          <w:tcPr>
+            <w:tcW w:type="dxa" w:w="900"/>
+          </w:tcPr>
+          <w:p/>
+        </w:tc>
+        <w:tc>
+          <w:tcPr>
+            <w:tcW w:type="dxa" w:w="900"/>
+          </w:tcPr>
+          <w:p/>
+        </w:tc>
+        <w:tc>
+          <w:tcPr>
+            <w:tcW w:type="dxa" w:w="900"/>
+          </w:tcPr>
+          <w:p/>
+        </w:tc>
+        <w:tc>
+          <w:tcPr>
+            <w:tcW w:type="dxa" w:w="1578"/>
+          </w:tcPr>
+          <w:p/>
+        </w:tc>
+        <w:tc>
+          <w:tcPr>
+            <w:tcW w:type="dxa" w:w="1652"/>
+          </w:tcPr>
+          <w:p/>
+        </w:tc>
+        <w:tc>
+          <w:tcPr>
+            <w:tcW w:type="dxa" w:w="2834"/>
+          </w:tcPr>
+          <w:p/>
+        </w:tc>
+        <w:tc>
+          <w:tcPr>
+            <w:tcW w:type="dxa" w:w="900"/>
+          </w:tcPr>
+          <w:p/>
+        </w:tc>
+        <w:tc>
+          <w:tcPr>
+            <w:tcW w:type="dxa" w:w="900"/>
           </w:tcPr>
           <w:p/>
         </w:tc>
@@ -422,73 +435,73 @@
       <w:tr>
         <w:tc>
           <w:tcPr>
-            <w:tcW w:type="dxa" w:w="567"/>
-          </w:tcPr>
-          <w:p/>
-        </w:tc>
-        <w:tc>
-          <w:tcPr>
-            <w:tcW w:type="dxa" w:w="567"/>
-          </w:tcPr>
-          <w:p/>
-        </w:tc>
-        <w:tc>
-          <w:tcPr>
-            <w:tcW w:type="dxa" w:w="628"/>
-          </w:tcPr>
-          <w:p/>
-        </w:tc>
-        <w:tc>
-          <w:tcPr>
-            <w:tcW w:type="dxa" w:w="567"/>
-          </w:tcPr>
-          <w:p/>
-        </w:tc>
-        <w:tc>
-          <w:tcPr>
-            <w:tcW w:type="dxa" w:w="567"/>
-          </w:tcPr>
-          <w:p/>
-        </w:tc>
-        <w:tc>
-          <w:tcPr>
-            <w:tcW w:type="dxa" w:w="567"/>
-          </w:tcPr>
-          <w:p/>
-        </w:tc>
-        <w:tc>
-          <w:tcPr>
-            <w:tcW w:type="dxa" w:w="567"/>
-          </w:tcPr>
-          <w:p/>
-        </w:tc>
-        <w:tc>
-          <w:tcPr>
-            <w:tcW w:type="dxa" w:w="893"/>
-          </w:tcPr>
-          <w:p/>
-        </w:tc>
-        <w:tc>
-          <w:tcPr>
-            <w:tcW w:type="dxa" w:w="937"/>
-          </w:tcPr>
-          <w:p/>
-        </w:tc>
-        <w:tc>
-          <w:tcPr>
-            <w:tcW w:type="dxa" w:w="1646"/>
-          </w:tcPr>
-          <w:p/>
-        </w:tc>
-        <w:tc>
-          <w:tcPr>
-            <w:tcW w:type="dxa" w:w="567"/>
-          </w:tcPr>
-          <w:p/>
-        </w:tc>
-        <w:tc>
-          <w:tcPr>
-            <w:tcW w:type="dxa" w:w="567"/>
+            <w:tcW w:type="dxa" w:w="900"/>
+          </w:tcPr>
+          <w:p/>
+        </w:tc>
+        <w:tc>
+          <w:tcPr>
+            <w:tcW w:type="dxa" w:w="900"/>
+          </w:tcPr>
+          <w:p/>
+        </w:tc>
+        <w:tc>
+          <w:tcPr>
+            <w:tcW w:type="dxa" w:w="1136"/>
+          </w:tcPr>
+          <w:p/>
+        </w:tc>
+        <w:tc>
+          <w:tcPr>
+            <w:tcW w:type="dxa" w:w="900"/>
+          </w:tcPr>
+          <w:p/>
+        </w:tc>
+        <w:tc>
+          <w:tcPr>
+            <w:tcW w:type="dxa" w:w="900"/>
+          </w:tcPr>
+          <w:p/>
+        </w:tc>
+        <w:tc>
+          <w:tcPr>
+            <w:tcW w:type="dxa" w:w="900"/>
+          </w:tcPr>
+          <w:p/>
+        </w:tc>
+        <w:tc>
+          <w:tcPr>
+            <w:tcW w:type="dxa" w:w="900"/>
+          </w:tcPr>
+          <w:p/>
+        </w:tc>
+        <w:tc>
+          <w:tcPr>
+            <w:tcW w:type="dxa" w:w="1578"/>
+          </w:tcPr>
+          <w:p/>
+        </w:tc>
+        <w:tc>
+          <w:tcPr>
+            <w:tcW w:type="dxa" w:w="1652"/>
+          </w:tcPr>
+          <w:p/>
+        </w:tc>
+        <w:tc>
+          <w:tcPr>
+            <w:tcW w:type="dxa" w:w="2834"/>
+          </w:tcPr>
+          <w:p/>
+        </w:tc>
+        <w:tc>
+          <w:tcPr>
+            <w:tcW w:type="dxa" w:w="900"/>
+          </w:tcPr>
+          <w:p/>
+        </w:tc>
+        <w:tc>
+          <w:tcPr>
+            <w:tcW w:type="dxa" w:w="900"/>
           </w:tcPr>
           <w:p/>
         </w:tc>
@@ -496,7 +509,7 @@
       <w:tr>
         <w:tc>
           <w:tcPr>
-            <w:tcW w:type="dxa" w:w="567"/>
+            <w:tcW w:type="dxa" w:w="900"/>
           </w:tcPr>
           <w:p>
             <w:r>
@@ -506,7 +519,7 @@
         </w:tc>
         <w:tc>
           <w:tcPr>
-            <w:tcW w:type="dxa" w:w="567"/>
+            <w:tcW w:type="dxa" w:w="900"/>
           </w:tcPr>
           <w:p>
             <w:r>
@@ -516,7 +529,7 @@
         </w:tc>
         <w:tc>
           <w:tcPr>
-            <w:tcW w:type="dxa" w:w="628"/>
+            <w:tcW w:type="dxa" w:w="1136"/>
           </w:tcPr>
           <w:p>
             <w:r>
@@ -526,7 +539,7 @@
         </w:tc>
         <w:tc>
           <w:tcPr>
-            <w:tcW w:type="dxa" w:w="567"/>
+            <w:tcW w:type="dxa" w:w="900"/>
           </w:tcPr>
           <w:p>
             <w:r>
@@ -536,7 +549,7 @@
         </w:tc>
         <w:tc>
           <w:tcPr>
-            <w:tcW w:type="dxa" w:w="567"/>
+            <w:tcW w:type="dxa" w:w="900"/>
           </w:tcPr>
           <w:p>
             <w:r>
@@ -546,7 +559,7 @@
         </w:tc>
         <w:tc>
           <w:tcPr>
-            <w:tcW w:type="dxa" w:w="567"/>
+            <w:tcW w:type="dxa" w:w="900"/>
           </w:tcPr>
           <w:p>
             <w:r>
@@ -556,7 +569,7 @@
         </w:tc>
         <w:tc>
           <w:tcPr>
-            <w:tcW w:type="dxa" w:w="567"/>
+            <w:tcW w:type="dxa" w:w="900"/>
           </w:tcPr>
           <w:p>
             <w:r>
@@ -566,7 +579,7 @@
         </w:tc>
         <w:tc>
           <w:tcPr>
-            <w:tcW w:type="dxa" w:w="893"/>
+            <w:tcW w:type="dxa" w:w="1578"/>
           </w:tcPr>
           <w:p>
             <w:r>
@@ -576,7 +589,7 @@
         </w:tc>
         <w:tc>
           <w:tcPr>
-            <w:tcW w:type="dxa" w:w="937"/>
+            <w:tcW w:type="dxa" w:w="1652"/>
           </w:tcPr>
           <w:p>
             <w:r>
@@ -586,7 +599,7 @@
         </w:tc>
         <w:tc>
           <w:tcPr>
-            <w:tcW w:type="dxa" w:w="1646"/>
+            <w:tcW w:type="dxa" w:w="2834"/>
           </w:tcPr>
           <w:p>
             <w:r>
@@ -596,7 +609,7 @@
         </w:tc>
         <w:tc>
           <w:tcPr>
-            <w:tcW w:type="dxa" w:w="567"/>
+            <w:tcW w:type="dxa" w:w="900"/>
           </w:tcPr>
           <w:p>
             <w:r>
@@ -606,7 +619,7 @@
         </w:tc>
         <w:tc>
           <w:tcPr>
-            <w:tcW w:type="dxa" w:w="567"/>
+            <w:tcW w:type="dxa" w:w="900"/>
           </w:tcPr>
           <w:p>
             <w:r>
@@ -616,6 +629,19 @@
         </w:tc>
       </w:tr>
     </w:tbl>
+    <w:p>
+      <w:pPr>
+        <w:spacing w:before="0" w:after="0" w:line="20" w:lineRule="exact"/>
+        <w:rPr>
+          <w:sz w:val="2"/>
+          <w:szCs w:val="2"/>
+        </w:rPr>
+        <w:sectPr>
+          <w:pgSz w:w="15840" w:h="12240" w:orient="landscape"/>
+          <w:pgMar w:top="1440" w:right="720" w:bottom="1440" w:left="720"/>
+        </w:sectPr>
+      </w:pPr>
+    </w:p>
     <w:p/>
     <w:p>
       <w:pPr>

--- a/app/templates/PLI_M10.docx
+++ b/app/templates/PLI_M10.docx
@@ -11,19 +11,6 @@
       <w:r>
         <w:t>Mẫu số 10</w:t>
       </w:r>
-    </w:p>
-    <w:p>
-      <w:pPr>
-        <w:spacing w:before="0" w:after="0" w:line="20" w:lineRule="exact"/>
-        <w:rPr>
-          <w:sz w:val="2"/>
-          <w:szCs w:val="2"/>
-        </w:rPr>
-        <w:sectPr>
-          <w:pgSz w:w="12240" w:h="15840"/>
-          <w:pgMar w:top="1440" w:right="1800" w:bottom="1440" w:left="1800"/>
-        </w:sectPr>
-      </w:pPr>
     </w:p>
     <w:tbl>
       <w:tblPr>
@@ -633,6 +620,7 @@
       <w:pPr>
         <w:spacing w:before="0" w:after="0" w:line="20" w:lineRule="exact"/>
         <w:rPr>
+          <w:vanish/>
           <w:sz w:val="2"/>
           <w:szCs w:val="2"/>
         </w:rPr>

--- a/app/templates/PLI_M10.docx
+++ b/app/templates/PLI_M10.docx
@@ -26,23 +26,23 @@
         </w:tblBorders>
       </w:tblPr>
       <w:tblGrid>
-        <w:gridCol w:w="900"/>
-        <w:gridCol w:w="900"/>
-        <w:gridCol w:w="1136"/>
-        <w:gridCol w:w="900"/>
-        <w:gridCol w:w="900"/>
-        <w:gridCol w:w="900"/>
-        <w:gridCol w:w="900"/>
-        <w:gridCol w:w="1578"/>
-        <w:gridCol w:w="1652"/>
-        <w:gridCol w:w="2834"/>
-        <w:gridCol w:w="900"/>
-        <w:gridCol w:w="900"/>
+        <w:gridCol w:w="921"/>
+        <w:gridCol w:w="1344"/>
+        <w:gridCol w:w="1109"/>
+        <w:gridCol w:w="948"/>
+        <w:gridCol w:w="1469"/>
+        <w:gridCol w:w="958"/>
+        <w:gridCol w:w="1382"/>
+        <w:gridCol w:w="2147"/>
+        <w:gridCol w:w="1051"/>
+        <w:gridCol w:w="1137"/>
+        <w:gridCol w:w="997"/>
+        <w:gridCol w:w="937"/>
       </w:tblGrid>
       <w:tr>
         <w:tc>
           <w:tcPr>
-            <w:tcW w:type="dxa" w:w="900"/>
+            <w:tcW w:type="dxa" w:w="921"/>
           </w:tcPr>
           <w:p>
             <w:r>
@@ -55,7 +55,7 @@
         </w:tc>
         <w:tc>
           <w:tcPr>
-            <w:tcW w:type="dxa" w:w="900"/>
+            <w:tcW w:type="dxa" w:w="1344"/>
           </w:tcPr>
           <w:p>
             <w:r>
@@ -68,7 +68,7 @@
         </w:tc>
         <w:tc>
           <w:tcPr>
-            <w:tcW w:type="dxa" w:w="1136"/>
+            <w:tcW w:type="dxa" w:w="1109"/>
           </w:tcPr>
           <w:p>
             <w:r>
@@ -81,7 +81,7 @@
         </w:tc>
         <w:tc>
           <w:tcPr>
-            <w:tcW w:type="dxa" w:w="900"/>
+            <w:tcW w:type="dxa" w:w="948"/>
           </w:tcPr>
           <w:p>
             <w:r>
@@ -94,7 +94,7 @@
         </w:tc>
         <w:tc>
           <w:tcPr>
-            <w:tcW w:type="dxa" w:w="900"/>
+            <w:tcW w:type="dxa" w:w="1469"/>
           </w:tcPr>
           <w:p>
             <w:r>
@@ -107,7 +107,7 @@
         </w:tc>
         <w:tc>
           <w:tcPr>
-            <w:tcW w:type="dxa" w:w="900"/>
+            <w:tcW w:type="dxa" w:w="958"/>
           </w:tcPr>
           <w:p>
             <w:r>
@@ -120,7 +120,7 @@
         </w:tc>
         <w:tc>
           <w:tcPr>
-            <w:tcW w:type="dxa" w:w="900"/>
+            <w:tcW w:type="dxa" w:w="1382"/>
           </w:tcPr>
           <w:p>
             <w:r>
@@ -133,7 +133,7 @@
         </w:tc>
         <w:tc>
           <w:tcPr>
-            <w:tcW w:type="dxa" w:w="1578"/>
+            <w:tcW w:type="dxa" w:w="2147"/>
           </w:tcPr>
           <w:p>
             <w:r>
@@ -146,7 +146,7 @@
         </w:tc>
         <w:tc>
           <w:tcPr>
-            <w:tcW w:type="dxa" w:w="1652"/>
+            <w:tcW w:type="dxa" w:w="1051"/>
           </w:tcPr>
           <w:p>
             <w:r>
@@ -159,7 +159,7 @@
         </w:tc>
         <w:tc>
           <w:tcPr>
-            <w:tcW w:type="dxa" w:w="2834"/>
+            <w:tcW w:type="dxa" w:w="1137"/>
           </w:tcPr>
           <w:p>
             <w:r>
@@ -172,7 +172,7 @@
         </w:tc>
         <w:tc>
           <w:tcPr>
-            <w:tcW w:type="dxa" w:w="900"/>
+            <w:tcW w:type="dxa" w:w="997"/>
           </w:tcPr>
           <w:p>
             <w:r>
@@ -185,7 +185,7 @@
         </w:tc>
         <w:tc>
           <w:tcPr>
-            <w:tcW w:type="dxa" w:w="900"/>
+            <w:tcW w:type="dxa" w:w="937"/>
           </w:tcPr>
           <w:p>
             <w:r>
@@ -200,73 +200,73 @@
       <w:tr>
         <w:tc>
           <w:tcPr>
-            <w:tcW w:type="dxa" w:w="900"/>
-          </w:tcPr>
-          <w:p/>
-        </w:tc>
-        <w:tc>
-          <w:tcPr>
-            <w:tcW w:type="dxa" w:w="900"/>
-          </w:tcPr>
-          <w:p/>
-        </w:tc>
-        <w:tc>
-          <w:tcPr>
-            <w:tcW w:type="dxa" w:w="1136"/>
-          </w:tcPr>
-          <w:p/>
-        </w:tc>
-        <w:tc>
-          <w:tcPr>
-            <w:tcW w:type="dxa" w:w="900"/>
-          </w:tcPr>
-          <w:p/>
-        </w:tc>
-        <w:tc>
-          <w:tcPr>
-            <w:tcW w:type="dxa" w:w="900"/>
-          </w:tcPr>
-          <w:p/>
-        </w:tc>
-        <w:tc>
-          <w:tcPr>
-            <w:tcW w:type="dxa" w:w="900"/>
-          </w:tcPr>
-          <w:p/>
-        </w:tc>
-        <w:tc>
-          <w:tcPr>
-            <w:tcW w:type="dxa" w:w="900"/>
-          </w:tcPr>
-          <w:p/>
-        </w:tc>
-        <w:tc>
-          <w:tcPr>
-            <w:tcW w:type="dxa" w:w="1578"/>
-          </w:tcPr>
-          <w:p/>
-        </w:tc>
-        <w:tc>
-          <w:tcPr>
-            <w:tcW w:type="dxa" w:w="1652"/>
-          </w:tcPr>
-          <w:p/>
-        </w:tc>
-        <w:tc>
-          <w:tcPr>
-            <w:tcW w:type="dxa" w:w="2834"/>
-          </w:tcPr>
-          <w:p/>
-        </w:tc>
-        <w:tc>
-          <w:tcPr>
-            <w:tcW w:type="dxa" w:w="900"/>
-          </w:tcPr>
-          <w:p/>
-        </w:tc>
-        <w:tc>
-          <w:tcPr>
-            <w:tcW w:type="dxa" w:w="900"/>
+            <w:tcW w:type="dxa" w:w="921"/>
+          </w:tcPr>
+          <w:p/>
+        </w:tc>
+        <w:tc>
+          <w:tcPr>
+            <w:tcW w:type="dxa" w:w="1344"/>
+          </w:tcPr>
+          <w:p/>
+        </w:tc>
+        <w:tc>
+          <w:tcPr>
+            <w:tcW w:type="dxa" w:w="1109"/>
+          </w:tcPr>
+          <w:p/>
+        </w:tc>
+        <w:tc>
+          <w:tcPr>
+            <w:tcW w:type="dxa" w:w="948"/>
+          </w:tcPr>
+          <w:p/>
+        </w:tc>
+        <w:tc>
+          <w:tcPr>
+            <w:tcW w:type="dxa" w:w="1469"/>
+          </w:tcPr>
+          <w:p/>
+        </w:tc>
+        <w:tc>
+          <w:tcPr>
+            <w:tcW w:type="dxa" w:w="958"/>
+          </w:tcPr>
+          <w:p/>
+        </w:tc>
+        <w:tc>
+          <w:tcPr>
+            <w:tcW w:type="dxa" w:w="1382"/>
+          </w:tcPr>
+          <w:p/>
+        </w:tc>
+        <w:tc>
+          <w:tcPr>
+            <w:tcW w:type="dxa" w:w="2147"/>
+          </w:tcPr>
+          <w:p/>
+        </w:tc>
+        <w:tc>
+          <w:tcPr>
+            <w:tcW w:type="dxa" w:w="1051"/>
+          </w:tcPr>
+          <w:p/>
+        </w:tc>
+        <w:tc>
+          <w:tcPr>
+            <w:tcW w:type="dxa" w:w="1137"/>
+          </w:tcPr>
+          <w:p/>
+        </w:tc>
+        <w:tc>
+          <w:tcPr>
+            <w:tcW w:type="dxa" w:w="997"/>
+          </w:tcPr>
+          <w:p/>
+        </w:tc>
+        <w:tc>
+          <w:tcPr>
+            <w:tcW w:type="dxa" w:w="937"/>
           </w:tcPr>
           <w:p/>
         </w:tc>
@@ -274,73 +274,73 @@
       <w:tr>
         <w:tc>
           <w:tcPr>
-            <w:tcW w:type="dxa" w:w="900"/>
-          </w:tcPr>
-          <w:p/>
-        </w:tc>
-        <w:tc>
-          <w:tcPr>
-            <w:tcW w:type="dxa" w:w="900"/>
-          </w:tcPr>
-          <w:p/>
-        </w:tc>
-        <w:tc>
-          <w:tcPr>
-            <w:tcW w:type="dxa" w:w="1136"/>
-          </w:tcPr>
-          <w:p/>
-        </w:tc>
-        <w:tc>
-          <w:tcPr>
-            <w:tcW w:type="dxa" w:w="900"/>
-          </w:tcPr>
-          <w:p/>
-        </w:tc>
-        <w:tc>
-          <w:tcPr>
-            <w:tcW w:type="dxa" w:w="900"/>
-          </w:tcPr>
-          <w:p/>
-        </w:tc>
-        <w:tc>
-          <w:tcPr>
-            <w:tcW w:type="dxa" w:w="900"/>
-          </w:tcPr>
-          <w:p/>
-        </w:tc>
-        <w:tc>
-          <w:tcPr>
-            <w:tcW w:type="dxa" w:w="900"/>
-          </w:tcPr>
-          <w:p/>
-        </w:tc>
-        <w:tc>
-          <w:tcPr>
-            <w:tcW w:type="dxa" w:w="1578"/>
-          </w:tcPr>
-          <w:p/>
-        </w:tc>
-        <w:tc>
-          <w:tcPr>
-            <w:tcW w:type="dxa" w:w="1652"/>
-          </w:tcPr>
-          <w:p/>
-        </w:tc>
-        <w:tc>
-          <w:tcPr>
-            <w:tcW w:type="dxa" w:w="2834"/>
-          </w:tcPr>
-          <w:p/>
-        </w:tc>
-        <w:tc>
-          <w:tcPr>
-            <w:tcW w:type="dxa" w:w="900"/>
-          </w:tcPr>
-          <w:p/>
-        </w:tc>
-        <w:tc>
-          <w:tcPr>
-            <w:tcW w:type="dxa" w:w="900"/>
+            <w:tcW w:type="dxa" w:w="921"/>
+          </w:tcPr>
+          <w:p/>
+        </w:tc>
+        <w:tc>
+          <w:tcPr>
+            <w:tcW w:type="dxa" w:w="1344"/>
+          </w:tcPr>
+          <w:p/>
+        </w:tc>
+        <w:tc>
+          <w:tcPr>
+            <w:tcW w:type="dxa" w:w="1109"/>
+          </w:tcPr>
+          <w:p/>
+        </w:tc>
+        <w:tc>
+          <w:tcPr>
+            <w:tcW w:type="dxa" w:w="948"/>
+          </w:tcPr>
+          <w:p/>
+        </w:tc>
+        <w:tc>
+          <w:tcPr>
+            <w:tcW w:type="dxa" w:w="1469"/>
+          </w:tcPr>
+          <w:p/>
+        </w:tc>
+        <w:tc>
+          <w:tcPr>
+            <w:tcW w:type="dxa" w:w="958"/>
+          </w:tcPr>
+          <w:p/>
+        </w:tc>
+        <w:tc>
+          <w:tcPr>
+            <w:tcW w:type="dxa" w:w="1382"/>
+          </w:tcPr>
+          <w:p/>
+        </w:tc>
+        <w:tc>
+          <w:tcPr>
+            <w:tcW w:type="dxa" w:w="2147"/>
+          </w:tcPr>
+          <w:p/>
+        </w:tc>
+        <w:tc>
+          <w:tcPr>
+            <w:tcW w:type="dxa" w:w="1051"/>
+          </w:tcPr>
+          <w:p/>
+        </w:tc>
+        <w:tc>
+          <w:tcPr>
+            <w:tcW w:type="dxa" w:w="1137"/>
+          </w:tcPr>
+          <w:p/>
+        </w:tc>
+        <w:tc>
+          <w:tcPr>
+            <w:tcW w:type="dxa" w:w="997"/>
+          </w:tcPr>
+          <w:p/>
+        </w:tc>
+        <w:tc>
+          <w:tcPr>
+            <w:tcW w:type="dxa" w:w="937"/>
           </w:tcPr>
           <w:p/>
         </w:tc>
@@ -348,73 +348,73 @@
       <w:tr>
         <w:tc>
           <w:tcPr>
-            <w:tcW w:type="dxa" w:w="900"/>
-          </w:tcPr>
-          <w:p/>
-        </w:tc>
-        <w:tc>
-          <w:tcPr>
-            <w:tcW w:type="dxa" w:w="900"/>
-          </w:tcPr>
-          <w:p/>
-        </w:tc>
-        <w:tc>
-          <w:tcPr>
-            <w:tcW w:type="dxa" w:w="1136"/>
-          </w:tcPr>
-          <w:p/>
-        </w:tc>
-        <w:tc>
-          <w:tcPr>
-            <w:tcW w:type="dxa" w:w="900"/>
-          </w:tcPr>
-          <w:p/>
-        </w:tc>
-        <w:tc>
-          <w:tcPr>
-            <w:tcW w:type="dxa" w:w="900"/>
-          </w:tcPr>
-          <w:p/>
-        </w:tc>
-        <w:tc>
-          <w:tcPr>
-            <w:tcW w:type="dxa" w:w="900"/>
-          </w:tcPr>
-          <w:p/>
-        </w:tc>
-        <w:tc>
-          <w:tcPr>
-            <w:tcW w:type="dxa" w:w="900"/>
-          </w:tcPr>
-          <w:p/>
-        </w:tc>
-        <w:tc>
-          <w:tcPr>
-            <w:tcW w:type="dxa" w:w="1578"/>
-          </w:tcPr>
-          <w:p/>
-        </w:tc>
-        <w:tc>
-          <w:tcPr>
-            <w:tcW w:type="dxa" w:w="1652"/>
-          </w:tcPr>
-          <w:p/>
-        </w:tc>
-        <w:tc>
-          <w:tcPr>
-            <w:tcW w:type="dxa" w:w="2834"/>
-          </w:tcPr>
-          <w:p/>
-        </w:tc>
-        <w:tc>
-          <w:tcPr>
-            <w:tcW w:type="dxa" w:w="900"/>
-          </w:tcPr>
-          <w:p/>
-        </w:tc>
-        <w:tc>
-          <w:tcPr>
-            <w:tcW w:type="dxa" w:w="900"/>
+            <w:tcW w:type="dxa" w:w="921"/>
+          </w:tcPr>
+          <w:p/>
+        </w:tc>
+        <w:tc>
+          <w:tcPr>
+            <w:tcW w:type="dxa" w:w="1344"/>
+          </w:tcPr>
+          <w:p/>
+        </w:tc>
+        <w:tc>
+          <w:tcPr>
+            <w:tcW w:type="dxa" w:w="1109"/>
+          </w:tcPr>
+          <w:p/>
+        </w:tc>
+        <w:tc>
+          <w:tcPr>
+            <w:tcW w:type="dxa" w:w="948"/>
+          </w:tcPr>
+          <w:p/>
+        </w:tc>
+        <w:tc>
+          <w:tcPr>
+            <w:tcW w:type="dxa" w:w="1469"/>
+          </w:tcPr>
+          <w:p/>
+        </w:tc>
+        <w:tc>
+          <w:tcPr>
+            <w:tcW w:type="dxa" w:w="958"/>
+          </w:tcPr>
+          <w:p/>
+        </w:tc>
+        <w:tc>
+          <w:tcPr>
+            <w:tcW w:type="dxa" w:w="1382"/>
+          </w:tcPr>
+          <w:p/>
+        </w:tc>
+        <w:tc>
+          <w:tcPr>
+            <w:tcW w:type="dxa" w:w="2147"/>
+          </w:tcPr>
+          <w:p/>
+        </w:tc>
+        <w:tc>
+          <w:tcPr>
+            <w:tcW w:type="dxa" w:w="1051"/>
+          </w:tcPr>
+          <w:p/>
+        </w:tc>
+        <w:tc>
+          <w:tcPr>
+            <w:tcW w:type="dxa" w:w="1137"/>
+          </w:tcPr>
+          <w:p/>
+        </w:tc>
+        <w:tc>
+          <w:tcPr>
+            <w:tcW w:type="dxa" w:w="997"/>
+          </w:tcPr>
+          <w:p/>
+        </w:tc>
+        <w:tc>
+          <w:tcPr>
+            <w:tcW w:type="dxa" w:w="937"/>
           </w:tcPr>
           <w:p/>
         </w:tc>
@@ -422,73 +422,73 @@
       <w:tr>
         <w:tc>
           <w:tcPr>
-            <w:tcW w:type="dxa" w:w="900"/>
-          </w:tcPr>
-          <w:p/>
-        </w:tc>
-        <w:tc>
-          <w:tcPr>
-            <w:tcW w:type="dxa" w:w="900"/>
-          </w:tcPr>
-          <w:p/>
-        </w:tc>
-        <w:tc>
-          <w:tcPr>
-            <w:tcW w:type="dxa" w:w="1136"/>
-          </w:tcPr>
-          <w:p/>
-        </w:tc>
-        <w:tc>
-          <w:tcPr>
-            <w:tcW w:type="dxa" w:w="900"/>
-          </w:tcPr>
-          <w:p/>
-        </w:tc>
-        <w:tc>
-          <w:tcPr>
-            <w:tcW w:type="dxa" w:w="900"/>
-          </w:tcPr>
-          <w:p/>
-        </w:tc>
-        <w:tc>
-          <w:tcPr>
-            <w:tcW w:type="dxa" w:w="900"/>
-          </w:tcPr>
-          <w:p/>
-        </w:tc>
-        <w:tc>
-          <w:tcPr>
-            <w:tcW w:type="dxa" w:w="900"/>
-          </w:tcPr>
-          <w:p/>
-        </w:tc>
-        <w:tc>
-          <w:tcPr>
-            <w:tcW w:type="dxa" w:w="1578"/>
-          </w:tcPr>
-          <w:p/>
-        </w:tc>
-        <w:tc>
-          <w:tcPr>
-            <w:tcW w:type="dxa" w:w="1652"/>
-          </w:tcPr>
-          <w:p/>
-        </w:tc>
-        <w:tc>
-          <w:tcPr>
-            <w:tcW w:type="dxa" w:w="2834"/>
-          </w:tcPr>
-          <w:p/>
-        </w:tc>
-        <w:tc>
-          <w:tcPr>
-            <w:tcW w:type="dxa" w:w="900"/>
-          </w:tcPr>
-          <w:p/>
-        </w:tc>
-        <w:tc>
-          <w:tcPr>
-            <w:tcW w:type="dxa" w:w="900"/>
+            <w:tcW w:type="dxa" w:w="921"/>
+          </w:tcPr>
+          <w:p/>
+        </w:tc>
+        <w:tc>
+          <w:tcPr>
+            <w:tcW w:type="dxa" w:w="1344"/>
+          </w:tcPr>
+          <w:p/>
+        </w:tc>
+        <w:tc>
+          <w:tcPr>
+            <w:tcW w:type="dxa" w:w="1109"/>
+          </w:tcPr>
+          <w:p/>
+        </w:tc>
+        <w:tc>
+          <w:tcPr>
+            <w:tcW w:type="dxa" w:w="948"/>
+          </w:tcPr>
+          <w:p/>
+        </w:tc>
+        <w:tc>
+          <w:tcPr>
+            <w:tcW w:type="dxa" w:w="1469"/>
+          </w:tcPr>
+          <w:p/>
+        </w:tc>
+        <w:tc>
+          <w:tcPr>
+            <w:tcW w:type="dxa" w:w="958"/>
+          </w:tcPr>
+          <w:p/>
+        </w:tc>
+        <w:tc>
+          <w:tcPr>
+            <w:tcW w:type="dxa" w:w="1382"/>
+          </w:tcPr>
+          <w:p/>
+        </w:tc>
+        <w:tc>
+          <w:tcPr>
+            <w:tcW w:type="dxa" w:w="2147"/>
+          </w:tcPr>
+          <w:p/>
+        </w:tc>
+        <w:tc>
+          <w:tcPr>
+            <w:tcW w:type="dxa" w:w="1051"/>
+          </w:tcPr>
+          <w:p/>
+        </w:tc>
+        <w:tc>
+          <w:tcPr>
+            <w:tcW w:type="dxa" w:w="1137"/>
+          </w:tcPr>
+          <w:p/>
+        </w:tc>
+        <w:tc>
+          <w:tcPr>
+            <w:tcW w:type="dxa" w:w="997"/>
+          </w:tcPr>
+          <w:p/>
+        </w:tc>
+        <w:tc>
+          <w:tcPr>
+            <w:tcW w:type="dxa" w:w="937"/>
           </w:tcPr>
           <w:p/>
         </w:tc>
@@ -496,7 +496,7 @@
       <w:tr>
         <w:tc>
           <w:tcPr>
-            <w:tcW w:type="dxa" w:w="900"/>
+            <w:tcW w:type="dxa" w:w="921"/>
           </w:tcPr>
           <w:p>
             <w:r>
@@ -506,7 +506,7 @@
         </w:tc>
         <w:tc>
           <w:tcPr>
-            <w:tcW w:type="dxa" w:w="900"/>
+            <w:tcW w:type="dxa" w:w="1344"/>
           </w:tcPr>
           <w:p>
             <w:r>
@@ -516,7 +516,7 @@
         </w:tc>
         <w:tc>
           <w:tcPr>
-            <w:tcW w:type="dxa" w:w="1136"/>
+            <w:tcW w:type="dxa" w:w="1109"/>
           </w:tcPr>
           <w:p>
             <w:r>
@@ -526,7 +526,7 @@
         </w:tc>
         <w:tc>
           <w:tcPr>
-            <w:tcW w:type="dxa" w:w="900"/>
+            <w:tcW w:type="dxa" w:w="948"/>
           </w:tcPr>
           <w:p>
             <w:r>
@@ -536,7 +536,7 @@
         </w:tc>
         <w:tc>
           <w:tcPr>
-            <w:tcW w:type="dxa" w:w="900"/>
+            <w:tcW w:type="dxa" w:w="1469"/>
           </w:tcPr>
           <w:p>
             <w:r>
@@ -546,7 +546,7 @@
         </w:tc>
         <w:tc>
           <w:tcPr>
-            <w:tcW w:type="dxa" w:w="900"/>
+            <w:tcW w:type="dxa" w:w="958"/>
           </w:tcPr>
           <w:p>
             <w:r>
@@ -556,7 +556,7 @@
         </w:tc>
         <w:tc>
           <w:tcPr>
-            <w:tcW w:type="dxa" w:w="900"/>
+            <w:tcW w:type="dxa" w:w="1382"/>
           </w:tcPr>
           <w:p>
             <w:r>
@@ -566,7 +566,7 @@
         </w:tc>
         <w:tc>
           <w:tcPr>
-            <w:tcW w:type="dxa" w:w="1578"/>
+            <w:tcW w:type="dxa" w:w="2147"/>
           </w:tcPr>
           <w:p>
             <w:r>
@@ -576,7 +576,7 @@
         </w:tc>
         <w:tc>
           <w:tcPr>
-            <w:tcW w:type="dxa" w:w="1652"/>
+            <w:tcW w:type="dxa" w:w="1051"/>
           </w:tcPr>
           <w:p>
             <w:r>
@@ -586,7 +586,7 @@
         </w:tc>
         <w:tc>
           <w:tcPr>
-            <w:tcW w:type="dxa" w:w="2834"/>
+            <w:tcW w:type="dxa" w:w="1137"/>
           </w:tcPr>
           <w:p>
             <w:r>
@@ -596,7 +596,7 @@
         </w:tc>
         <w:tc>
           <w:tcPr>
-            <w:tcW w:type="dxa" w:w="900"/>
+            <w:tcW w:type="dxa" w:w="997"/>
           </w:tcPr>
           <w:p>
             <w:r>
@@ -606,7 +606,7 @@
         </w:tc>
         <w:tc>
           <w:tcPr>
-            <w:tcW w:type="dxa" w:w="900"/>
+            <w:tcW w:type="dxa" w:w="937"/>
           </w:tcPr>
           <w:p>
             <w:r>

--- a/app/templates/PLI_M10.docx
+++ b/app/templates/PLI_M10.docx
@@ -26,22 +26,61 @@
         </w:tblBorders>
       </w:tblPr>
       <w:tblGrid>
+        <w:gridCol w:w="909"/>
+        <w:gridCol w:w="1318"/>
+        <w:gridCol w:w="1627"/>
         <w:gridCol w:w="921"/>
-        <w:gridCol w:w="1344"/>
-        <w:gridCol w:w="1109"/>
-        <w:gridCol w:w="948"/>
-        <w:gridCol w:w="1469"/>
-        <w:gridCol w:w="958"/>
-        <w:gridCol w:w="1382"/>
-        <w:gridCol w:w="2147"/>
-        <w:gridCol w:w="1051"/>
-        <w:gridCol w:w="1137"/>
-        <w:gridCol w:w="997"/>
+        <w:gridCol w:w="1442"/>
         <w:gridCol w:w="937"/>
+        <w:gridCol w:w="1335"/>
+        <w:gridCol w:w="2066"/>
+        <w:gridCol w:w="968"/>
+        <w:gridCol w:w="1006"/>
+        <w:gridCol w:w="955"/>
+        <w:gridCol w:w="916"/>
       </w:tblGrid>
       <w:tr>
         <w:tc>
           <w:tcPr>
+            <w:tcW w:type="dxa" w:w="909"/>
+          </w:tcPr>
+          <w:p>
+            <w:r>
+              <w:rPr>
+                <w:b/>
+              </w:rPr>
+              <w:t>STT</w:t>
+            </w:r>
+          </w:p>
+        </w:tc>
+        <w:tc>
+          <w:tcPr>
+            <w:tcW w:type="dxa" w:w="1318"/>
+          </w:tcPr>
+          <w:p>
+            <w:r>
+              <w:rPr>
+                <w:b/>
+              </w:rPr>
+              <w:t>Họ và tên</w:t>
+            </w:r>
+          </w:p>
+        </w:tc>
+        <w:tc>
+          <w:tcPr>
+            <w:tcW w:type="dxa" w:w="1627"/>
+          </w:tcPr>
+          <w:p>
+            <w:r>
+              <w:rPr>
+                <w:b/>
+              </w:rPr>
+              <w:t>Ngày, tháng, năm sinh</w:t>
+            </w:r>
+          </w:p>
+        </w:tc>
+        <w:tc>
+          <w:tcPr>
             <w:tcW w:type="dxa" w:w="921"/>
           </w:tcPr>
           <w:p>
@@ -49,52 +88,13 @@
               <w:rPr>
                 <w:b/>
               </w:rPr>
-              <w:t>STT</w:t>
-            </w:r>
-          </w:p>
-        </w:tc>
-        <w:tc>
-          <w:tcPr>
-            <w:tcW w:type="dxa" w:w="1344"/>
-          </w:tcPr>
-          <w:p>
-            <w:r>
-              <w:rPr>
-                <w:b/>
-              </w:rPr>
-              <w:t>Họ và tên</w:t>
-            </w:r>
-          </w:p>
-        </w:tc>
-        <w:tc>
-          <w:tcPr>
-            <w:tcW w:type="dxa" w:w="1109"/>
-          </w:tcPr>
-          <w:p>
-            <w:r>
-              <w:rPr>
-                <w:b/>
-              </w:rPr>
-              <w:t>Ngày, tháng, năm sinh</w:t>
-            </w:r>
-          </w:p>
-        </w:tc>
-        <w:tc>
-          <w:tcPr>
-            <w:tcW w:type="dxa" w:w="948"/>
-          </w:tcPr>
-          <w:p>
-            <w:r>
-              <w:rPr>
-                <w:b/>
-              </w:rPr>
               <w:t>Giới tính</w:t>
             </w:r>
           </w:p>
         </w:tc>
         <w:tc>
           <w:tcPr>
-            <w:tcW w:type="dxa" w:w="1469"/>
+            <w:tcW w:type="dxa" w:w="1442"/>
           </w:tcPr>
           <w:p>
             <w:r>
@@ -107,7 +107,7 @@
         </w:tc>
         <w:tc>
           <w:tcPr>
-            <w:tcW w:type="dxa" w:w="958"/>
+            <w:tcW w:type="dxa" w:w="937"/>
           </w:tcPr>
           <w:p>
             <w:r>
@@ -120,7 +120,7 @@
         </w:tc>
         <w:tc>
           <w:tcPr>
-            <w:tcW w:type="dxa" w:w="1382"/>
+            <w:tcW w:type="dxa" w:w="1335"/>
           </w:tcPr>
           <w:p>
             <w:r>
@@ -133,7 +133,7 @@
         </w:tc>
         <w:tc>
           <w:tcPr>
-            <w:tcW w:type="dxa" w:w="2147"/>
+            <w:tcW w:type="dxa" w:w="2066"/>
           </w:tcPr>
           <w:p>
             <w:r>
@@ -146,7 +146,7 @@
         </w:tc>
         <w:tc>
           <w:tcPr>
-            <w:tcW w:type="dxa" w:w="1051"/>
+            <w:tcW w:type="dxa" w:w="968"/>
           </w:tcPr>
           <w:p>
             <w:r>
@@ -159,7 +159,7 @@
         </w:tc>
         <w:tc>
           <w:tcPr>
-            <w:tcW w:type="dxa" w:w="1137"/>
+            <w:tcW w:type="dxa" w:w="1006"/>
           </w:tcPr>
           <w:p>
             <w:r>
@@ -172,7 +172,7 @@
         </w:tc>
         <w:tc>
           <w:tcPr>
-            <w:tcW w:type="dxa" w:w="997"/>
+            <w:tcW w:type="dxa" w:w="955"/>
           </w:tcPr>
           <w:p>
             <w:r>
@@ -185,7 +185,7 @@
         </w:tc>
         <w:tc>
           <w:tcPr>
-            <w:tcW w:type="dxa" w:w="937"/>
+            <w:tcW w:type="dxa" w:w="916"/>
           </w:tcPr>
           <w:p>
             <w:r>
@@ -200,73 +200,73 @@
       <w:tr>
         <w:tc>
           <w:tcPr>
+            <w:tcW w:type="dxa" w:w="909"/>
+          </w:tcPr>
+          <w:p/>
+        </w:tc>
+        <w:tc>
+          <w:tcPr>
+            <w:tcW w:type="dxa" w:w="1318"/>
+          </w:tcPr>
+          <w:p/>
+        </w:tc>
+        <w:tc>
+          <w:tcPr>
+            <w:tcW w:type="dxa" w:w="1627"/>
+          </w:tcPr>
+          <w:p/>
+        </w:tc>
+        <w:tc>
+          <w:tcPr>
             <w:tcW w:type="dxa" w:w="921"/>
           </w:tcPr>
           <w:p/>
         </w:tc>
         <w:tc>
           <w:tcPr>
-            <w:tcW w:type="dxa" w:w="1344"/>
-          </w:tcPr>
-          <w:p/>
-        </w:tc>
-        <w:tc>
-          <w:tcPr>
-            <w:tcW w:type="dxa" w:w="1109"/>
-          </w:tcPr>
-          <w:p/>
-        </w:tc>
-        <w:tc>
-          <w:tcPr>
-            <w:tcW w:type="dxa" w:w="948"/>
-          </w:tcPr>
-          <w:p/>
-        </w:tc>
-        <w:tc>
-          <w:tcPr>
-            <w:tcW w:type="dxa" w:w="1469"/>
-          </w:tcPr>
-          <w:p/>
-        </w:tc>
-        <w:tc>
-          <w:tcPr>
-            <w:tcW w:type="dxa" w:w="958"/>
-          </w:tcPr>
-          <w:p/>
-        </w:tc>
-        <w:tc>
-          <w:tcPr>
-            <w:tcW w:type="dxa" w:w="1382"/>
-          </w:tcPr>
-          <w:p/>
-        </w:tc>
-        <w:tc>
-          <w:tcPr>
-            <w:tcW w:type="dxa" w:w="2147"/>
-          </w:tcPr>
-          <w:p/>
-        </w:tc>
-        <w:tc>
-          <w:tcPr>
-            <w:tcW w:type="dxa" w:w="1051"/>
-          </w:tcPr>
-          <w:p/>
-        </w:tc>
-        <w:tc>
-          <w:tcPr>
-            <w:tcW w:type="dxa" w:w="1137"/>
-          </w:tcPr>
-          <w:p/>
-        </w:tc>
-        <w:tc>
-          <w:tcPr>
-            <w:tcW w:type="dxa" w:w="997"/>
+            <w:tcW w:type="dxa" w:w="1442"/>
           </w:tcPr>
           <w:p/>
         </w:tc>
         <w:tc>
           <w:tcPr>
             <w:tcW w:type="dxa" w:w="937"/>
+          </w:tcPr>
+          <w:p/>
+        </w:tc>
+        <w:tc>
+          <w:tcPr>
+            <w:tcW w:type="dxa" w:w="1335"/>
+          </w:tcPr>
+          <w:p/>
+        </w:tc>
+        <w:tc>
+          <w:tcPr>
+            <w:tcW w:type="dxa" w:w="2066"/>
+          </w:tcPr>
+          <w:p/>
+        </w:tc>
+        <w:tc>
+          <w:tcPr>
+            <w:tcW w:type="dxa" w:w="968"/>
+          </w:tcPr>
+          <w:p/>
+        </w:tc>
+        <w:tc>
+          <w:tcPr>
+            <w:tcW w:type="dxa" w:w="1006"/>
+          </w:tcPr>
+          <w:p/>
+        </w:tc>
+        <w:tc>
+          <w:tcPr>
+            <w:tcW w:type="dxa" w:w="955"/>
+          </w:tcPr>
+          <w:p/>
+        </w:tc>
+        <w:tc>
+          <w:tcPr>
+            <w:tcW w:type="dxa" w:w="916"/>
           </w:tcPr>
           <w:p/>
         </w:tc>
@@ -274,73 +274,73 @@
       <w:tr>
         <w:tc>
           <w:tcPr>
+            <w:tcW w:type="dxa" w:w="909"/>
+          </w:tcPr>
+          <w:p/>
+        </w:tc>
+        <w:tc>
+          <w:tcPr>
+            <w:tcW w:type="dxa" w:w="1318"/>
+          </w:tcPr>
+          <w:p/>
+        </w:tc>
+        <w:tc>
+          <w:tcPr>
+            <w:tcW w:type="dxa" w:w="1627"/>
+          </w:tcPr>
+          <w:p/>
+        </w:tc>
+        <w:tc>
+          <w:tcPr>
             <w:tcW w:type="dxa" w:w="921"/>
           </w:tcPr>
           <w:p/>
         </w:tc>
         <w:tc>
           <w:tcPr>
-            <w:tcW w:type="dxa" w:w="1344"/>
-          </w:tcPr>
-          <w:p/>
-        </w:tc>
-        <w:tc>
-          <w:tcPr>
-            <w:tcW w:type="dxa" w:w="1109"/>
-          </w:tcPr>
-          <w:p/>
-        </w:tc>
-        <w:tc>
-          <w:tcPr>
-            <w:tcW w:type="dxa" w:w="948"/>
-          </w:tcPr>
-          <w:p/>
-        </w:tc>
-        <w:tc>
-          <w:tcPr>
-            <w:tcW w:type="dxa" w:w="1469"/>
-          </w:tcPr>
-          <w:p/>
-        </w:tc>
-        <w:tc>
-          <w:tcPr>
-            <w:tcW w:type="dxa" w:w="958"/>
-          </w:tcPr>
-          <w:p/>
-        </w:tc>
-        <w:tc>
-          <w:tcPr>
-            <w:tcW w:type="dxa" w:w="1382"/>
-          </w:tcPr>
-          <w:p/>
-        </w:tc>
-        <w:tc>
-          <w:tcPr>
-            <w:tcW w:type="dxa" w:w="2147"/>
-          </w:tcPr>
-          <w:p/>
-        </w:tc>
-        <w:tc>
-          <w:tcPr>
-            <w:tcW w:type="dxa" w:w="1051"/>
-          </w:tcPr>
-          <w:p/>
-        </w:tc>
-        <w:tc>
-          <w:tcPr>
-            <w:tcW w:type="dxa" w:w="1137"/>
-          </w:tcPr>
-          <w:p/>
-        </w:tc>
-        <w:tc>
-          <w:tcPr>
-            <w:tcW w:type="dxa" w:w="997"/>
+            <w:tcW w:type="dxa" w:w="1442"/>
           </w:tcPr>
           <w:p/>
         </w:tc>
         <w:tc>
           <w:tcPr>
             <w:tcW w:type="dxa" w:w="937"/>
+          </w:tcPr>
+          <w:p/>
+        </w:tc>
+        <w:tc>
+          <w:tcPr>
+            <w:tcW w:type="dxa" w:w="1335"/>
+          </w:tcPr>
+          <w:p/>
+        </w:tc>
+        <w:tc>
+          <w:tcPr>
+            <w:tcW w:type="dxa" w:w="2066"/>
+          </w:tcPr>
+          <w:p/>
+        </w:tc>
+        <w:tc>
+          <w:tcPr>
+            <w:tcW w:type="dxa" w:w="968"/>
+          </w:tcPr>
+          <w:p/>
+        </w:tc>
+        <w:tc>
+          <w:tcPr>
+            <w:tcW w:type="dxa" w:w="1006"/>
+          </w:tcPr>
+          <w:p/>
+        </w:tc>
+        <w:tc>
+          <w:tcPr>
+            <w:tcW w:type="dxa" w:w="955"/>
+          </w:tcPr>
+          <w:p/>
+        </w:tc>
+        <w:tc>
+          <w:tcPr>
+            <w:tcW w:type="dxa" w:w="916"/>
           </w:tcPr>
           <w:p/>
         </w:tc>
@@ -348,73 +348,73 @@
       <w:tr>
         <w:tc>
           <w:tcPr>
+            <w:tcW w:type="dxa" w:w="909"/>
+          </w:tcPr>
+          <w:p/>
+        </w:tc>
+        <w:tc>
+          <w:tcPr>
+            <w:tcW w:type="dxa" w:w="1318"/>
+          </w:tcPr>
+          <w:p/>
+        </w:tc>
+        <w:tc>
+          <w:tcPr>
+            <w:tcW w:type="dxa" w:w="1627"/>
+          </w:tcPr>
+          <w:p/>
+        </w:tc>
+        <w:tc>
+          <w:tcPr>
             <w:tcW w:type="dxa" w:w="921"/>
           </w:tcPr>
           <w:p/>
         </w:tc>
         <w:tc>
           <w:tcPr>
-            <w:tcW w:type="dxa" w:w="1344"/>
-          </w:tcPr>
-          <w:p/>
-        </w:tc>
-        <w:tc>
-          <w:tcPr>
-            <w:tcW w:type="dxa" w:w="1109"/>
-          </w:tcPr>
-          <w:p/>
-        </w:tc>
-        <w:tc>
-          <w:tcPr>
-            <w:tcW w:type="dxa" w:w="948"/>
-          </w:tcPr>
-          <w:p/>
-        </w:tc>
-        <w:tc>
-          <w:tcPr>
-            <w:tcW w:type="dxa" w:w="1469"/>
-          </w:tcPr>
-          <w:p/>
-        </w:tc>
-        <w:tc>
-          <w:tcPr>
-            <w:tcW w:type="dxa" w:w="958"/>
-          </w:tcPr>
-          <w:p/>
-        </w:tc>
-        <w:tc>
-          <w:tcPr>
-            <w:tcW w:type="dxa" w:w="1382"/>
-          </w:tcPr>
-          <w:p/>
-        </w:tc>
-        <w:tc>
-          <w:tcPr>
-            <w:tcW w:type="dxa" w:w="2147"/>
-          </w:tcPr>
-          <w:p/>
-        </w:tc>
-        <w:tc>
-          <w:tcPr>
-            <w:tcW w:type="dxa" w:w="1051"/>
-          </w:tcPr>
-          <w:p/>
-        </w:tc>
-        <w:tc>
-          <w:tcPr>
-            <w:tcW w:type="dxa" w:w="1137"/>
-          </w:tcPr>
-          <w:p/>
-        </w:tc>
-        <w:tc>
-          <w:tcPr>
-            <w:tcW w:type="dxa" w:w="997"/>
+            <w:tcW w:type="dxa" w:w="1442"/>
           </w:tcPr>
           <w:p/>
         </w:tc>
         <w:tc>
           <w:tcPr>
             <w:tcW w:type="dxa" w:w="937"/>
+          </w:tcPr>
+          <w:p/>
+        </w:tc>
+        <w:tc>
+          <w:tcPr>
+            <w:tcW w:type="dxa" w:w="1335"/>
+          </w:tcPr>
+          <w:p/>
+        </w:tc>
+        <w:tc>
+          <w:tcPr>
+            <w:tcW w:type="dxa" w:w="2066"/>
+          </w:tcPr>
+          <w:p/>
+        </w:tc>
+        <w:tc>
+          <w:tcPr>
+            <w:tcW w:type="dxa" w:w="968"/>
+          </w:tcPr>
+          <w:p/>
+        </w:tc>
+        <w:tc>
+          <w:tcPr>
+            <w:tcW w:type="dxa" w:w="1006"/>
+          </w:tcPr>
+          <w:p/>
+        </w:tc>
+        <w:tc>
+          <w:tcPr>
+            <w:tcW w:type="dxa" w:w="955"/>
+          </w:tcPr>
+          <w:p/>
+        </w:tc>
+        <w:tc>
+          <w:tcPr>
+            <w:tcW w:type="dxa" w:w="916"/>
           </w:tcPr>
           <w:p/>
         </w:tc>
@@ -422,73 +422,73 @@
       <w:tr>
         <w:tc>
           <w:tcPr>
+            <w:tcW w:type="dxa" w:w="909"/>
+          </w:tcPr>
+          <w:p/>
+        </w:tc>
+        <w:tc>
+          <w:tcPr>
+            <w:tcW w:type="dxa" w:w="1318"/>
+          </w:tcPr>
+          <w:p/>
+        </w:tc>
+        <w:tc>
+          <w:tcPr>
+            <w:tcW w:type="dxa" w:w="1627"/>
+          </w:tcPr>
+          <w:p/>
+        </w:tc>
+        <w:tc>
+          <w:tcPr>
             <w:tcW w:type="dxa" w:w="921"/>
           </w:tcPr>
           <w:p/>
         </w:tc>
         <w:tc>
           <w:tcPr>
-            <w:tcW w:type="dxa" w:w="1344"/>
-          </w:tcPr>
-          <w:p/>
-        </w:tc>
-        <w:tc>
-          <w:tcPr>
-            <w:tcW w:type="dxa" w:w="1109"/>
-          </w:tcPr>
-          <w:p/>
-        </w:tc>
-        <w:tc>
-          <w:tcPr>
-            <w:tcW w:type="dxa" w:w="948"/>
-          </w:tcPr>
-          <w:p/>
-        </w:tc>
-        <w:tc>
-          <w:tcPr>
-            <w:tcW w:type="dxa" w:w="1469"/>
-          </w:tcPr>
-          <w:p/>
-        </w:tc>
-        <w:tc>
-          <w:tcPr>
-            <w:tcW w:type="dxa" w:w="958"/>
-          </w:tcPr>
-          <w:p/>
-        </w:tc>
-        <w:tc>
-          <w:tcPr>
-            <w:tcW w:type="dxa" w:w="1382"/>
-          </w:tcPr>
-          <w:p/>
-        </w:tc>
-        <w:tc>
-          <w:tcPr>
-            <w:tcW w:type="dxa" w:w="2147"/>
-          </w:tcPr>
-          <w:p/>
-        </w:tc>
-        <w:tc>
-          <w:tcPr>
-            <w:tcW w:type="dxa" w:w="1051"/>
-          </w:tcPr>
-          <w:p/>
-        </w:tc>
-        <w:tc>
-          <w:tcPr>
-            <w:tcW w:type="dxa" w:w="1137"/>
-          </w:tcPr>
-          <w:p/>
-        </w:tc>
-        <w:tc>
-          <w:tcPr>
-            <w:tcW w:type="dxa" w:w="997"/>
+            <w:tcW w:type="dxa" w:w="1442"/>
           </w:tcPr>
           <w:p/>
         </w:tc>
         <w:tc>
           <w:tcPr>
             <w:tcW w:type="dxa" w:w="937"/>
+          </w:tcPr>
+          <w:p/>
+        </w:tc>
+        <w:tc>
+          <w:tcPr>
+            <w:tcW w:type="dxa" w:w="1335"/>
+          </w:tcPr>
+          <w:p/>
+        </w:tc>
+        <w:tc>
+          <w:tcPr>
+            <w:tcW w:type="dxa" w:w="2066"/>
+          </w:tcPr>
+          <w:p/>
+        </w:tc>
+        <w:tc>
+          <w:tcPr>
+            <w:tcW w:type="dxa" w:w="968"/>
+          </w:tcPr>
+          <w:p/>
+        </w:tc>
+        <w:tc>
+          <w:tcPr>
+            <w:tcW w:type="dxa" w:w="1006"/>
+          </w:tcPr>
+          <w:p/>
+        </w:tc>
+        <w:tc>
+          <w:tcPr>
+            <w:tcW w:type="dxa" w:w="955"/>
+          </w:tcPr>
+          <w:p/>
+        </w:tc>
+        <w:tc>
+          <w:tcPr>
+            <w:tcW w:type="dxa" w:w="916"/>
           </w:tcPr>
           <w:p/>
         </w:tc>
@@ -496,47 +496,47 @@
       <w:tr>
         <w:tc>
           <w:tcPr>
+            <w:tcW w:type="dxa" w:w="909"/>
+          </w:tcPr>
+          <w:p>
+            <w:r>
+              <w:t>{#ds_cshhl}{_stt}</w:t>
+            </w:r>
+          </w:p>
+        </w:tc>
+        <w:tc>
+          <w:tcPr>
+            <w:tcW w:type="dxa" w:w="1318"/>
+          </w:tcPr>
+          <w:p>
+            <w:r>
+              <w:t>{ho_ten}</w:t>
+            </w:r>
+          </w:p>
+        </w:tc>
+        <w:tc>
+          <w:tcPr>
+            <w:tcW w:type="dxa" w:w="1627"/>
+          </w:tcPr>
+          <w:p>
+            <w:r>
+              <w:t>{ngay_sinh}</w:t>
+            </w:r>
+          </w:p>
+        </w:tc>
+        <w:tc>
+          <w:tcPr>
             <w:tcW w:type="dxa" w:w="921"/>
           </w:tcPr>
           <w:p>
             <w:r>
-              <w:t>{#ds_cshhl}{_stt}</w:t>
-            </w:r>
-          </w:p>
-        </w:tc>
-        <w:tc>
-          <w:tcPr>
-            <w:tcW w:type="dxa" w:w="1344"/>
-          </w:tcPr>
-          <w:p>
-            <w:r>
-              <w:t>{ho_ten}</w:t>
-            </w:r>
-          </w:p>
-        </w:tc>
-        <w:tc>
-          <w:tcPr>
-            <w:tcW w:type="dxa" w:w="1109"/>
-          </w:tcPr>
-          <w:p>
-            <w:r>
-              <w:t>{ngay_sinh}</w:t>
-            </w:r>
-          </w:p>
-        </w:tc>
-        <w:tc>
-          <w:tcPr>
-            <w:tcW w:type="dxa" w:w="948"/>
-          </w:tcPr>
-          <w:p>
-            <w:r>
               <w:t>{gioi_tinh}</w:t>
             </w:r>
           </w:p>
         </w:tc>
         <w:tc>
           <w:tcPr>
-            <w:tcW w:type="dxa" w:w="1469"/>
+            <w:tcW w:type="dxa" w:w="1442"/>
           </w:tcPr>
           <w:p>
             <w:r>
@@ -546,7 +546,7 @@
         </w:tc>
         <w:tc>
           <w:tcPr>
-            <w:tcW w:type="dxa" w:w="958"/>
+            <w:tcW w:type="dxa" w:w="937"/>
           </w:tcPr>
           <w:p>
             <w:r>
@@ -556,7 +556,7 @@
         </w:tc>
         <w:tc>
           <w:tcPr>
-            <w:tcW w:type="dxa" w:w="1382"/>
+            <w:tcW w:type="dxa" w:w="1335"/>
           </w:tcPr>
           <w:p>
             <w:r>
@@ -566,7 +566,7 @@
         </w:tc>
         <w:tc>
           <w:tcPr>
-            <w:tcW w:type="dxa" w:w="2147"/>
+            <w:tcW w:type="dxa" w:w="2066"/>
           </w:tcPr>
           <w:p>
             <w:r>
@@ -576,7 +576,7 @@
         </w:tc>
         <w:tc>
           <w:tcPr>
-            <w:tcW w:type="dxa" w:w="1051"/>
+            <w:tcW w:type="dxa" w:w="968"/>
           </w:tcPr>
           <w:p>
             <w:r>
@@ -586,7 +586,7 @@
         </w:tc>
         <w:tc>
           <w:tcPr>
-            <w:tcW w:type="dxa" w:w="1137"/>
+            <w:tcW w:type="dxa" w:w="1006"/>
           </w:tcPr>
           <w:p>
             <w:r>
@@ -596,7 +596,7 @@
         </w:tc>
         <w:tc>
           <w:tcPr>
-            <w:tcW w:type="dxa" w:w="997"/>
+            <w:tcW w:type="dxa" w:w="955"/>
           </w:tcPr>
           <w:p>
             <w:r>
@@ -606,7 +606,7 @@
         </w:tc>
         <w:tc>
           <w:tcPr>
-            <w:tcW w:type="dxa" w:w="937"/>
+            <w:tcW w:type="dxa" w:w="916"/>
           </w:tcPr>
           <w:p>
             <w:r>

--- a/app/templates/PLI_M10.docx
+++ b/app/templates/PLI_M10.docx
@@ -12,7 +12,15 @@
         <w:t>Mẫu số 10</w:t>
       </w:r>
     </w:p>
-    <w:tbl>
+    <w:p>
+      <w:r>
+        <w:rPr>
+          <w:b/>
+        </w:rPr>
+        <w:t>DANH SÁCH CHỦ SỞ HỮU HƯỞNG LỢI CỦA DOANH NGHIỆP</w:t>
+      </w:r>
+    </w:p>
+    <w:tbl xmlns:ns0="urn:orca:p1b-temp">
       <w:tblPr>
         <w:tblW w:type="dxa" w:w="14400"/>
         <w:tblLook w:firstColumn="1" w:firstRow="1" w:lastColumn="0" w:lastRow="0" w:noHBand="0" w:noVBand="1" w:val="04A0"/>
@@ -26,23 +34,30 @@
         </w:tblBorders>
       </w:tblPr>
       <w:tblGrid>
-        <w:gridCol w:w="909"/>
-        <w:gridCol w:w="1318"/>
-        <w:gridCol w:w="1627"/>
-        <w:gridCol w:w="921"/>
-        <w:gridCol w:w="1442"/>
-        <w:gridCol w:w="937"/>
-        <w:gridCol w:w="1335"/>
-        <w:gridCol w:w="2066"/>
-        <w:gridCol w:w="968"/>
-        <w:gridCol w:w="1006"/>
-        <w:gridCol w:w="955"/>
-        <w:gridCol w:w="916"/>
+        <w:gridCol w:w="900"/>
+        <w:gridCol w:w="900"/>
+        <w:gridCol w:w="900"/>
+        <w:gridCol w:w="900"/>
+        <w:gridCol w:w="900"/>
+        <w:gridCol w:w="900"/>
+        <w:gridCol w:w="900"/>
+        <w:gridCol w:w="900"/>
+        <w:gridCol w:w="900"/>
+        <w:gridCol w:w="900"/>
+        <w:gridCol w:w="900"/>
+        <w:gridCol w:w="900"/>
+        <w:gridCol w:w="900"/>
+        <w:gridCol w:w="900"/>
+        <w:gridCol w:w="900"/>
+        <w:gridCol w:w="900"/>
+        <w:gridCol w:w="900"/>
+        <w:gridCol w:w="900"/>
       </w:tblGrid>
       <w:tr>
         <w:tc>
           <w:tcPr>
-            <w:tcW w:type="dxa" w:w="909"/>
+            <w:tcW w:type="dxa" w:w="900"/>
+            <w:vMerge w:val="restart"/>
           </w:tcPr>
           <w:p>
             <w:r>
@@ -55,7 +70,8 @@
         </w:tc>
         <w:tc>
           <w:tcPr>
-            <w:tcW w:type="dxa" w:w="1318"/>
+            <w:tcW w:type="dxa" w:w="900"/>
+            <w:vMerge w:val="restart"/>
           </w:tcPr>
           <w:p>
             <w:r>
@@ -68,7 +84,8 @@
         </w:tc>
         <w:tc>
           <w:tcPr>
-            <w:tcW w:type="dxa" w:w="1627"/>
+            <w:tcW w:type="dxa" w:w="900"/>
+            <w:vMerge w:val="restart"/>
           </w:tcPr>
           <w:p>
             <w:r>
@@ -81,7 +98,8 @@
         </w:tc>
         <w:tc>
           <w:tcPr>
-            <w:tcW w:type="dxa" w:w="921"/>
+            <w:tcW w:type="dxa" w:w="900"/>
+            <w:vMerge w:val="restart"/>
           </w:tcPr>
           <w:p>
             <w:r>
@@ -94,7 +112,22 @@
         </w:tc>
         <w:tc>
           <w:tcPr>
-            <w:tcW w:type="dxa" w:w="1442"/>
+            <w:tcW w:type="dxa" w:w="900"/>
+            <w:vMerge w:val="restart"/>
+          </w:tcPr>
+          <w:p>
+            <w:r>
+              <w:rPr>
+                <w:b/>
+              </w:rPr>
+              <w:t>Số, ngày cấp, cơ quan cấp Giấy tờ pháp lý của cá nhân1</w:t>
+            </w:r>
+          </w:p>
+        </w:tc>
+        <w:tc>
+          <w:tcPr>
+            <w:tcW w:type="dxa" w:w="900"/>
+            <w:vMerge w:val="restart"/>
           </w:tcPr>
           <w:p>
             <w:r>
@@ -107,7 +140,8 @@
         </w:tc>
         <w:tc>
           <w:tcPr>
-            <w:tcW w:type="dxa" w:w="937"/>
+            <w:tcW w:type="dxa" w:w="900"/>
+            <w:vMerge w:val="restart"/>
           </w:tcPr>
           <w:p>
             <w:r>
@@ -120,7 +154,8 @@
         </w:tc>
         <w:tc>
           <w:tcPr>
-            <w:tcW w:type="dxa" w:w="1335"/>
+            <w:tcW w:type="dxa" w:w="900"/>
+            <w:vMerge w:val="restart"/>
           </w:tcPr>
           <w:p>
             <w:r>
@@ -133,66 +168,29 @@
         </w:tc>
         <w:tc>
           <w:tcPr>
-            <w:tcW w:type="dxa" w:w="2066"/>
-          </w:tcPr>
-          <w:p>
-            <w:r>
-              <w:rPr>
-                <w:b/>
-              </w:rPr>
-              <w:t>Giấy tờ pháp lý của cá nhân</w:t>
-            </w:r>
-          </w:p>
-        </w:tc>
-        <w:tc>
-          <w:tcPr>
-            <w:tcW w:type="dxa" w:w="968"/>
-          </w:tcPr>
-          <w:p>
-            <w:r>
-              <w:rPr>
-                <w:b/>
-              </w:rPr>
-              <w:t>Tỷ lệ sở hữu vốn điều lệ (%)</w:t>
-            </w:r>
-          </w:p>
-        </w:tc>
-        <w:tc>
-          <w:tcPr>
-            <w:tcW w:type="dxa" w:w="1006"/>
-          </w:tcPr>
-          <w:p>
-            <w:r>
-              <w:rPr>
-                <w:b/>
-              </w:rPr>
-              <w:t>Tỷ lệ sở hữu cổ phần có quyền biểu quyết (%)</w:t>
-            </w:r>
-          </w:p>
-        </w:tc>
-        <w:tc>
-          <w:tcPr>
-            <w:tcW w:type="dxa" w:w="955"/>
-          </w:tcPr>
-          <w:p>
-            <w:r>
-              <w:rPr>
-                <w:b/>
-              </w:rPr>
-              <w:t>Quyền chi phối</w:t>
-            </w:r>
-          </w:p>
-        </w:tc>
-        <w:tc>
-          <w:tcPr>
-            <w:tcW w:type="dxa" w:w="916"/>
-          </w:tcPr>
-          <w:p>
-            <w:r>
-              <w:rPr>
-                <w:b/>
-              </w:rPr>
-              <w:t>Ghi chú</w:t>
+            <w:tcW w:type="dxa" w:w="8100"/>
+            <w:gridSpan w:val="9"/>
+          </w:tcPr>
+          <w:p>
+            <w:r>
+              <w:rPr>
+                <w:b/>
+              </w:rPr>
+              <w:t>Chủ sở hữu hưởng lợi của doanh nghiệp2</w:t>
+            </w:r>
+          </w:p>
+        </w:tc>
+        <w:tc>
+          <w:tcPr>
+            <w:tcW w:type="dxa" w:w="900"/>
+            <w:vMerge w:val="restart"/>
+          </w:tcPr>
+          <w:p>
+            <w:r>
+              <w:rPr>
+                <w:b/>
+              </w:rPr>
+              <w:t>Người quản lý doanh nghiệp3</w:t>
             </w:r>
           </w:p>
         </w:tc>
@@ -200,73 +198,134 @@
       <w:tr>
         <w:tc>
           <w:tcPr>
-            <w:tcW w:type="dxa" w:w="909"/>
-          </w:tcPr>
-          <w:p/>
-        </w:tc>
-        <w:tc>
-          <w:tcPr>
-            <w:tcW w:type="dxa" w:w="1318"/>
-          </w:tcPr>
-          <w:p/>
-        </w:tc>
-        <w:tc>
-          <w:tcPr>
-            <w:tcW w:type="dxa" w:w="1627"/>
-          </w:tcPr>
-          <w:p/>
-        </w:tc>
-        <w:tc>
-          <w:tcPr>
-            <w:tcW w:type="dxa" w:w="921"/>
-          </w:tcPr>
-          <w:p/>
-        </w:tc>
-        <w:tc>
-          <w:tcPr>
-            <w:tcW w:type="dxa" w:w="1442"/>
-          </w:tcPr>
-          <w:p/>
-        </w:tc>
-        <w:tc>
-          <w:tcPr>
-            <w:tcW w:type="dxa" w:w="937"/>
-          </w:tcPr>
-          <w:p/>
-        </w:tc>
-        <w:tc>
-          <w:tcPr>
-            <w:tcW w:type="dxa" w:w="1335"/>
-          </w:tcPr>
-          <w:p/>
-        </w:tc>
-        <w:tc>
-          <w:tcPr>
-            <w:tcW w:type="dxa" w:w="2066"/>
-          </w:tcPr>
-          <w:p/>
-        </w:tc>
-        <w:tc>
-          <w:tcPr>
-            <w:tcW w:type="dxa" w:w="968"/>
-          </w:tcPr>
-          <w:p/>
-        </w:tc>
-        <w:tc>
-          <w:tcPr>
-            <w:tcW w:type="dxa" w:w="1006"/>
-          </w:tcPr>
-          <w:p/>
-        </w:tc>
-        <w:tc>
-          <w:tcPr>
-            <w:tcW w:type="dxa" w:w="955"/>
-          </w:tcPr>
-          <w:p/>
-        </w:tc>
-        <w:tc>
-          <w:tcPr>
-            <w:tcW w:type="dxa" w:w="916"/>
+            <w:tcW w:type="dxa" w:w="900"/>
+            <w:vMerge/>
+          </w:tcPr>
+          <w:p/>
+        </w:tc>
+        <w:tc>
+          <w:tcPr>
+            <w:tcW w:type="dxa" w:w="900"/>
+            <w:vMerge/>
+          </w:tcPr>
+          <w:p/>
+        </w:tc>
+        <w:tc>
+          <w:tcPr>
+            <w:tcW w:type="dxa" w:w="900"/>
+            <w:vMerge/>
+          </w:tcPr>
+          <w:p/>
+        </w:tc>
+        <w:tc>
+          <w:tcPr>
+            <w:tcW w:type="dxa" w:w="900"/>
+            <w:vMerge/>
+          </w:tcPr>
+          <w:p/>
+        </w:tc>
+        <w:tc>
+          <w:tcPr>
+            <w:tcW w:type="dxa" w:w="900"/>
+            <w:vMerge/>
+          </w:tcPr>
+          <w:p/>
+        </w:tc>
+        <w:tc>
+          <w:tcPr>
+            <w:tcW w:type="dxa" w:w="900"/>
+            <w:vMerge/>
+          </w:tcPr>
+          <w:p/>
+        </w:tc>
+        <w:tc>
+          <w:tcPr>
+            <w:tcW w:type="dxa" w:w="900"/>
+            <w:vMerge/>
+          </w:tcPr>
+          <w:p/>
+        </w:tc>
+        <w:tc>
+          <w:tcPr>
+            <w:tcW w:type="dxa" w:w="900"/>
+            <w:vMerge/>
+          </w:tcPr>
+          <w:p/>
+        </w:tc>
+        <w:tc>
+          <w:tcPr>
+            <w:tcW w:type="dxa" w:w="2700"/>
+            <w:gridSpan w:val="3"/>
+          </w:tcPr>
+          <w:p>
+            <w:r>
+              <w:rPr>
+                <w:b/>
+              </w:rPr>
+              <w:t>Tỷ lệ sở hữu vốn điều lệ4</w:t>
+            </w:r>
+          </w:p>
+        </w:tc>
+        <w:tc>
+          <w:tcPr>
+            <w:tcW w:type="dxa" w:w="2700"/>
+            <w:gridSpan w:val="3"/>
+          </w:tcPr>
+          <w:p>
+            <w:r>
+              <w:rPr>
+                <w:b/>
+              </w:rPr>
+              <w:t>Tỷ lệ sở hữu cổ phần có quyền biểu quyết5</w:t>
+            </w:r>
+          </w:p>
+        </w:tc>
+        <w:tc>
+          <w:tcPr>
+            <w:tcW w:type="dxa" w:w="900"/>
+            <w:vMerge w:val="restart"/>
+          </w:tcPr>
+          <w:p>
+            <w:r>
+              <w:rPr>
+                <w:b/>
+              </w:rPr>
+              <w:t>Thành viên hợp danh6</w:t>
+            </w:r>
+          </w:p>
+        </w:tc>
+        <w:tc>
+          <w:tcPr>
+            <w:tcW w:type="dxa" w:w="900"/>
+            <w:vMerge w:val="restart"/>
+          </w:tcPr>
+          <w:p>
+            <w:r>
+              <w:rPr>
+                <w:b/>
+              </w:rPr>
+              <w:t>Nhóm cá nhân có quan hệ gia đình/hợp đồng7</w:t>
+            </w:r>
+          </w:p>
+        </w:tc>
+        <w:tc>
+          <w:tcPr>
+            <w:tcW w:type="dxa" w:w="900"/>
+            <w:vMerge w:val="restart"/>
+          </w:tcPr>
+          <w:p>
+            <w:r>
+              <w:rPr>
+                <w:b/>
+              </w:rPr>
+              <w:t>Kiểm soát doanh nghiệp8</w:t>
+            </w:r>
+          </w:p>
+        </w:tc>
+        <w:tc>
+          <w:tcPr>
+            <w:tcW w:type="dxa" w:w="900"/>
+            <w:vMerge/>
           </w:tcPr>
           <w:p/>
         </w:tc>
@@ -274,73 +333,163 @@
       <w:tr>
         <w:tc>
           <w:tcPr>
-            <w:tcW w:type="dxa" w:w="909"/>
-          </w:tcPr>
-          <w:p/>
-        </w:tc>
-        <w:tc>
-          <w:tcPr>
-            <w:tcW w:type="dxa" w:w="1318"/>
-          </w:tcPr>
-          <w:p/>
-        </w:tc>
-        <w:tc>
-          <w:tcPr>
-            <w:tcW w:type="dxa" w:w="1627"/>
-          </w:tcPr>
-          <w:p/>
-        </w:tc>
-        <w:tc>
-          <w:tcPr>
-            <w:tcW w:type="dxa" w:w="921"/>
-          </w:tcPr>
-          <w:p/>
-        </w:tc>
-        <w:tc>
-          <w:tcPr>
-            <w:tcW w:type="dxa" w:w="1442"/>
-          </w:tcPr>
-          <w:p/>
-        </w:tc>
-        <w:tc>
-          <w:tcPr>
-            <w:tcW w:type="dxa" w:w="937"/>
-          </w:tcPr>
-          <w:p/>
-        </w:tc>
-        <w:tc>
-          <w:tcPr>
-            <w:tcW w:type="dxa" w:w="1335"/>
-          </w:tcPr>
-          <w:p/>
-        </w:tc>
-        <w:tc>
-          <w:tcPr>
-            <w:tcW w:type="dxa" w:w="2066"/>
-          </w:tcPr>
-          <w:p/>
-        </w:tc>
-        <w:tc>
-          <w:tcPr>
-            <w:tcW w:type="dxa" w:w="968"/>
-          </w:tcPr>
-          <w:p/>
-        </w:tc>
-        <w:tc>
-          <w:tcPr>
-            <w:tcW w:type="dxa" w:w="1006"/>
-          </w:tcPr>
-          <w:p/>
-        </w:tc>
-        <w:tc>
-          <w:tcPr>
-            <w:tcW w:type="dxa" w:w="955"/>
-          </w:tcPr>
-          <w:p/>
-        </w:tc>
-        <w:tc>
-          <w:tcPr>
-            <w:tcW w:type="dxa" w:w="916"/>
+            <w:tcW w:type="dxa" w:w="900"/>
+            <w:vMerge/>
+          </w:tcPr>
+          <w:p/>
+        </w:tc>
+        <w:tc>
+          <w:tcPr>
+            <w:tcW w:type="dxa" w:w="900"/>
+            <w:vMerge/>
+          </w:tcPr>
+          <w:p/>
+        </w:tc>
+        <w:tc>
+          <w:tcPr>
+            <w:tcW w:type="dxa" w:w="900"/>
+            <w:vMerge/>
+          </w:tcPr>
+          <w:p/>
+        </w:tc>
+        <w:tc>
+          <w:tcPr>
+            <w:tcW w:type="dxa" w:w="900"/>
+            <w:vMerge/>
+          </w:tcPr>
+          <w:p/>
+        </w:tc>
+        <w:tc>
+          <w:tcPr>
+            <w:tcW w:type="dxa" w:w="900"/>
+            <w:vMerge/>
+          </w:tcPr>
+          <w:p/>
+        </w:tc>
+        <w:tc>
+          <w:tcPr>
+            <w:tcW w:type="dxa" w:w="900"/>
+            <w:vMerge/>
+          </w:tcPr>
+          <w:p/>
+        </w:tc>
+        <w:tc>
+          <w:tcPr>
+            <w:tcW w:type="dxa" w:w="900"/>
+            <w:vMerge/>
+          </w:tcPr>
+          <w:p/>
+        </w:tc>
+        <w:tc>
+          <w:tcPr>
+            <w:tcW w:type="dxa" w:w="900"/>
+            <w:vMerge/>
+          </w:tcPr>
+          <w:p/>
+        </w:tc>
+        <w:tc>
+          <w:tcPr>
+            <w:tcW w:type="dxa" w:w="900"/>
+          </w:tcPr>
+          <w:p>
+            <w:r>
+              <w:rPr>
+                <w:b/>
+              </w:rPr>
+              <w:t>Trực tiếp</w:t>
+            </w:r>
+          </w:p>
+        </w:tc>
+        <w:tc>
+          <w:tcPr>
+            <w:tcW w:type="dxa" w:w="900"/>
+          </w:tcPr>
+          <w:p>
+            <w:r>
+              <w:rPr>
+                <w:b/>
+              </w:rPr>
+              <w:t>Gián tiếp</w:t>
+            </w:r>
+          </w:p>
+        </w:tc>
+        <w:tc>
+          <w:tcPr>
+            <w:tcW w:type="dxa" w:w="900"/>
+          </w:tcPr>
+          <w:p>
+            <w:r>
+              <w:rPr>
+                <w:b/>
+              </w:rPr>
+              <w:t>Tổng</w:t>
+            </w:r>
+          </w:p>
+        </w:tc>
+        <w:tc>
+          <w:tcPr>
+            <w:tcW w:type="dxa" w:w="900"/>
+          </w:tcPr>
+          <w:p>
+            <w:r>
+              <w:rPr>
+                <w:b/>
+              </w:rPr>
+              <w:t>Trực tiếp</w:t>
+            </w:r>
+          </w:p>
+        </w:tc>
+        <w:tc>
+          <w:tcPr>
+            <w:tcW w:type="dxa" w:w="900"/>
+          </w:tcPr>
+          <w:p>
+            <w:r>
+              <w:rPr>
+                <w:b/>
+              </w:rPr>
+              <w:t>Gián tiếp</w:t>
+            </w:r>
+          </w:p>
+        </w:tc>
+        <w:tc>
+          <w:tcPr>
+            <w:tcW w:type="dxa" w:w="900"/>
+          </w:tcPr>
+          <w:p>
+            <w:r>
+              <w:rPr>
+                <w:b/>
+              </w:rPr>
+              <w:t>Tổng</w:t>
+            </w:r>
+          </w:p>
+        </w:tc>
+        <w:tc>
+          <w:tcPr>
+            <w:tcW w:type="dxa" w:w="900"/>
+            <w:vMerge/>
+          </w:tcPr>
+          <w:p/>
+        </w:tc>
+        <w:tc>
+          <w:tcPr>
+            <w:tcW w:type="dxa" w:w="900"/>
+            <w:vMerge/>
+          </w:tcPr>
+          <w:p/>
+        </w:tc>
+        <w:tc>
+          <w:tcPr>
+            <w:tcW w:type="dxa" w:w="900"/>
+            <w:vMerge/>
+          </w:tcPr>
+          <w:p/>
+        </w:tc>
+        <w:tc>
+          <w:tcPr>
+            <w:tcW w:type="dxa" w:w="900"/>
+            <w:vMerge/>
           </w:tcPr>
           <w:p/>
         </w:tc>
@@ -348,147 +497,345 @@
       <w:tr>
         <w:tc>
           <w:tcPr>
-            <w:tcW w:type="dxa" w:w="909"/>
-          </w:tcPr>
-          <w:p/>
-        </w:tc>
-        <w:tc>
-          <w:tcPr>
-            <w:tcW w:type="dxa" w:w="1318"/>
-          </w:tcPr>
-          <w:p/>
-        </w:tc>
-        <w:tc>
-          <w:tcPr>
-            <w:tcW w:type="dxa" w:w="1627"/>
-          </w:tcPr>
-          <w:p/>
-        </w:tc>
-        <w:tc>
-          <w:tcPr>
-            <w:tcW w:type="dxa" w:w="921"/>
-          </w:tcPr>
-          <w:p/>
-        </w:tc>
-        <w:tc>
-          <w:tcPr>
-            <w:tcW w:type="dxa" w:w="1442"/>
-          </w:tcPr>
-          <w:p/>
-        </w:tc>
-        <w:tc>
-          <w:tcPr>
-            <w:tcW w:type="dxa" w:w="937"/>
-          </w:tcPr>
-          <w:p/>
-        </w:tc>
-        <w:tc>
-          <w:tcPr>
-            <w:tcW w:type="dxa" w:w="1335"/>
-          </w:tcPr>
-          <w:p/>
-        </w:tc>
-        <w:tc>
-          <w:tcPr>
-            <w:tcW w:type="dxa" w:w="2066"/>
-          </w:tcPr>
-          <w:p/>
-        </w:tc>
-        <w:tc>
-          <w:tcPr>
-            <w:tcW w:type="dxa" w:w="968"/>
-          </w:tcPr>
-          <w:p/>
-        </w:tc>
-        <w:tc>
-          <w:tcPr>
-            <w:tcW w:type="dxa" w:w="1006"/>
-          </w:tcPr>
-          <w:p/>
-        </w:tc>
-        <w:tc>
-          <w:tcPr>
-            <w:tcW w:type="dxa" w:w="955"/>
-          </w:tcPr>
-          <w:p/>
-        </w:tc>
-        <w:tc>
-          <w:tcPr>
-            <w:tcW w:type="dxa" w:w="916"/>
-          </w:tcPr>
-          <w:p/>
+            <w:tcW w:type="dxa" w:w="900"/>
+          </w:tcPr>
+          <w:p>
+            <w:r>
+              <w:rPr>
+                <w:b/>
+              </w:rPr>
+              <w:t>1</w:t>
+            </w:r>
+          </w:p>
+        </w:tc>
+        <w:tc>
+          <w:tcPr>
+            <w:tcW w:type="dxa" w:w="900"/>
+          </w:tcPr>
+          <w:p>
+            <w:r>
+              <w:rPr>
+                <w:b/>
+              </w:rPr>
+              <w:t>2</w:t>
+            </w:r>
+          </w:p>
+        </w:tc>
+        <w:tc>
+          <w:tcPr>
+            <w:tcW w:type="dxa" w:w="900"/>
+          </w:tcPr>
+          <w:p>
+            <w:r>
+              <w:rPr>
+                <w:b/>
+              </w:rPr>
+              <w:t>3</w:t>
+            </w:r>
+          </w:p>
+        </w:tc>
+        <w:tc>
+          <w:tcPr>
+            <w:tcW w:type="dxa" w:w="900"/>
+          </w:tcPr>
+          <w:p>
+            <w:r>
+              <w:rPr>
+                <w:b/>
+              </w:rPr>
+              <w:t>4</w:t>
+            </w:r>
+          </w:p>
+        </w:tc>
+        <w:tc>
+          <w:tcPr>
+            <w:tcW w:type="dxa" w:w="900"/>
+          </w:tcPr>
+          <w:p>
+            <w:r>
+              <w:rPr>
+                <w:b/>
+              </w:rPr>
+              <w:t>5</w:t>
+            </w:r>
+          </w:p>
+        </w:tc>
+        <w:tc>
+          <w:tcPr>
+            <w:tcW w:type="dxa" w:w="900"/>
+          </w:tcPr>
+          <w:p>
+            <w:r>
+              <w:rPr>
+                <w:b/>
+              </w:rPr>
+              <w:t>6</w:t>
+            </w:r>
+          </w:p>
+        </w:tc>
+        <w:tc>
+          <w:tcPr>
+            <w:tcW w:type="dxa" w:w="900"/>
+          </w:tcPr>
+          <w:p>
+            <w:r>
+              <w:rPr>
+                <w:b/>
+              </w:rPr>
+              <w:t>7</w:t>
+            </w:r>
+          </w:p>
+        </w:tc>
+        <w:tc>
+          <w:tcPr>
+            <w:tcW w:type="dxa" w:w="900"/>
+          </w:tcPr>
+          <w:p>
+            <w:r>
+              <w:rPr>
+                <w:b/>
+              </w:rPr>
+              <w:t>8</w:t>
+            </w:r>
+          </w:p>
+        </w:tc>
+        <w:tc>
+          <w:tcPr>
+            <w:tcW w:type="dxa" w:w="900"/>
+          </w:tcPr>
+          <w:p>
+            <w:r>
+              <w:rPr>
+                <w:b/>
+              </w:rPr>
+              <w:t>9</w:t>
+            </w:r>
+          </w:p>
+        </w:tc>
+        <w:tc>
+          <w:tcPr>
+            <w:tcW w:type="dxa" w:w="900"/>
+          </w:tcPr>
+          <w:p>
+            <w:r>
+              <w:rPr>
+                <w:b/>
+              </w:rPr>
+              <w:t>10</w:t>
+            </w:r>
+          </w:p>
+        </w:tc>
+        <w:tc>
+          <w:tcPr>
+            <w:tcW w:type="dxa" w:w="900"/>
+          </w:tcPr>
+          <w:p>
+            <w:r>
+              <w:rPr>
+                <w:b/>
+              </w:rPr>
+              <w:t>11=9+10</w:t>
+            </w:r>
+          </w:p>
+        </w:tc>
+        <w:tc>
+          <w:tcPr>
+            <w:tcW w:type="dxa" w:w="900"/>
+          </w:tcPr>
+          <w:p>
+            <w:r>
+              <w:rPr>
+                <w:b/>
+              </w:rPr>
+              <w:t>12</w:t>
+            </w:r>
+          </w:p>
+        </w:tc>
+        <w:tc>
+          <w:tcPr>
+            <w:tcW w:type="dxa" w:w="900"/>
+          </w:tcPr>
+          <w:p>
+            <w:r>
+              <w:rPr>
+                <w:b/>
+              </w:rPr>
+              <w:t>13</w:t>
+            </w:r>
+          </w:p>
+        </w:tc>
+        <w:tc>
+          <w:tcPr>
+            <w:tcW w:type="dxa" w:w="900"/>
+          </w:tcPr>
+          <w:p>
+            <w:r>
+              <w:rPr>
+                <w:b/>
+              </w:rPr>
+              <w:t>14=12+13</w:t>
+            </w:r>
+          </w:p>
+        </w:tc>
+        <w:tc>
+          <w:tcPr>
+            <w:tcW w:type="dxa" w:w="900"/>
+          </w:tcPr>
+          <w:p>
+            <w:r>
+              <w:rPr>
+                <w:b/>
+              </w:rPr>
+              <w:t>15</w:t>
+            </w:r>
+          </w:p>
+        </w:tc>
+        <w:tc>
+          <w:tcPr>
+            <w:tcW w:type="dxa" w:w="900"/>
+          </w:tcPr>
+          <w:p>
+            <w:r>
+              <w:rPr>
+                <w:b/>
+              </w:rPr>
+              <w:t>16</w:t>
+            </w:r>
+          </w:p>
+        </w:tc>
+        <w:tc>
+          <w:tcPr>
+            <w:tcW w:type="dxa" w:w="900"/>
+          </w:tcPr>
+          <w:p>
+            <w:r>
+              <w:rPr>
+                <w:b/>
+              </w:rPr>
+              <w:t>17</w:t>
+            </w:r>
+          </w:p>
+        </w:tc>
+        <w:tc>
+          <w:tcPr>
+            <w:tcW w:type="dxa" w:w="900"/>
+          </w:tcPr>
+          <w:p>
+            <w:r>
+              <w:rPr>
+                <w:b/>
+              </w:rPr>
+              <w:t>18</w:t>
+            </w:r>
+          </w:p>
         </w:tc>
       </w:tr>
       <w:tr>
         <w:tc>
           <w:tcPr>
-            <w:tcW w:type="dxa" w:w="909"/>
-          </w:tcPr>
-          <w:p/>
-        </w:tc>
-        <w:tc>
-          <w:tcPr>
-            <w:tcW w:type="dxa" w:w="1318"/>
-          </w:tcPr>
-          <w:p/>
-        </w:tc>
-        <w:tc>
-          <w:tcPr>
-            <w:tcW w:type="dxa" w:w="1627"/>
-          </w:tcPr>
-          <w:p/>
-        </w:tc>
-        <w:tc>
-          <w:tcPr>
-            <w:tcW w:type="dxa" w:w="921"/>
-          </w:tcPr>
-          <w:p/>
-        </w:tc>
-        <w:tc>
-          <w:tcPr>
-            <w:tcW w:type="dxa" w:w="1442"/>
-          </w:tcPr>
-          <w:p/>
-        </w:tc>
-        <w:tc>
-          <w:tcPr>
-            <w:tcW w:type="dxa" w:w="937"/>
-          </w:tcPr>
-          <w:p/>
-        </w:tc>
-        <w:tc>
-          <w:tcPr>
-            <w:tcW w:type="dxa" w:w="1335"/>
-          </w:tcPr>
-          <w:p/>
-        </w:tc>
-        <w:tc>
-          <w:tcPr>
-            <w:tcW w:type="dxa" w:w="2066"/>
-          </w:tcPr>
-          <w:p/>
-        </w:tc>
-        <w:tc>
-          <w:tcPr>
-            <w:tcW w:type="dxa" w:w="968"/>
-          </w:tcPr>
-          <w:p/>
-        </w:tc>
-        <w:tc>
-          <w:tcPr>
-            <w:tcW w:type="dxa" w:w="1006"/>
-          </w:tcPr>
-          <w:p/>
-        </w:tc>
-        <w:tc>
-          <w:tcPr>
-            <w:tcW w:type="dxa" w:w="955"/>
-          </w:tcPr>
-          <w:p/>
-        </w:tc>
-        <w:tc>
-          <w:tcPr>
-            <w:tcW w:type="dxa" w:w="916"/>
+            <w:tcW w:type="dxa" w:w="900"/>
+          </w:tcPr>
+          <w:p/>
+        </w:tc>
+        <w:tc>
+          <w:tcPr>
+            <w:tcW w:type="dxa" w:w="900"/>
+          </w:tcPr>
+          <w:p/>
+        </w:tc>
+        <w:tc>
+          <w:tcPr>
+            <w:tcW w:type="dxa" w:w="900"/>
+          </w:tcPr>
+          <w:p/>
+        </w:tc>
+        <w:tc>
+          <w:tcPr>
+            <w:tcW w:type="dxa" w:w="900"/>
+          </w:tcPr>
+          <w:p/>
+        </w:tc>
+        <w:tc>
+          <w:tcPr>
+            <w:tcW w:type="dxa" w:w="900"/>
+          </w:tcPr>
+          <w:p/>
+        </w:tc>
+        <w:tc>
+          <w:tcPr>
+            <w:tcW w:type="dxa" w:w="900"/>
+          </w:tcPr>
+          <w:p/>
+        </w:tc>
+        <w:tc>
+          <w:tcPr>
+            <w:tcW w:type="dxa" w:w="900"/>
+          </w:tcPr>
+          <w:p/>
+        </w:tc>
+        <w:tc>
+          <w:tcPr>
+            <w:tcW w:type="dxa" w:w="900"/>
+          </w:tcPr>
+          <w:p/>
+        </w:tc>
+        <w:tc>
+          <w:tcPr>
+            <w:tcW w:type="dxa" w:w="900"/>
+          </w:tcPr>
+          <w:p/>
+        </w:tc>
+        <w:tc>
+          <w:tcPr>
+            <w:tcW w:type="dxa" w:w="900"/>
+          </w:tcPr>
+          <w:p/>
+        </w:tc>
+        <w:tc>
+          <w:tcPr>
+            <w:tcW w:type="dxa" w:w="900"/>
+          </w:tcPr>
+          <w:p/>
+        </w:tc>
+        <w:tc>
+          <w:tcPr>
+            <w:tcW w:type="dxa" w:w="900"/>
+          </w:tcPr>
+          <w:p/>
+        </w:tc>
+        <w:tc>
+          <w:tcPr>
+            <w:tcW w:type="dxa" w:w="900"/>
+          </w:tcPr>
+          <w:p/>
+        </w:tc>
+        <w:tc>
+          <w:tcPr>
+            <w:tcW w:type="dxa" w:w="900"/>
+          </w:tcPr>
+          <w:p/>
+        </w:tc>
+        <w:tc>
+          <w:tcPr>
+            <w:tcW w:type="dxa" w:w="900"/>
+          </w:tcPr>
+          <w:p/>
+        </w:tc>
+        <w:tc>
+          <w:tcPr>
+            <w:tcW w:type="dxa" w:w="900"/>
+          </w:tcPr>
+          <w:p/>
+        </w:tc>
+        <w:tc>
+          <w:tcPr>
+            <w:tcW w:type="dxa" w:w="900"/>
+          </w:tcPr>
+          <w:p/>
+        </w:tc>
+        <w:tc>
+          <w:tcPr>
+            <w:tcW w:type="dxa" w:w="900"/>
           </w:tcPr>
           <w:p/>
         </w:tc>
@@ -496,121 +843,675 @@
       <w:tr>
         <w:tc>
           <w:tcPr>
-            <w:tcW w:type="dxa" w:w="909"/>
-          </w:tcPr>
-          <w:p>
-            <w:r>
+            <w:tcW w:type="dxa" w:w="900"/>
+          </w:tcPr>
+          <w:p/>
+        </w:tc>
+        <w:tc>
+          <w:tcPr>
+            <w:tcW w:type="dxa" w:w="900"/>
+          </w:tcPr>
+          <w:p/>
+        </w:tc>
+        <w:tc>
+          <w:tcPr>
+            <w:tcW w:type="dxa" w:w="900"/>
+          </w:tcPr>
+          <w:p/>
+        </w:tc>
+        <w:tc>
+          <w:tcPr>
+            <w:tcW w:type="dxa" w:w="900"/>
+          </w:tcPr>
+          <w:p/>
+        </w:tc>
+        <w:tc>
+          <w:tcPr>
+            <w:tcW w:type="dxa" w:w="900"/>
+          </w:tcPr>
+          <w:p/>
+        </w:tc>
+        <w:tc>
+          <w:tcPr>
+            <w:tcW w:type="dxa" w:w="900"/>
+          </w:tcPr>
+          <w:p/>
+        </w:tc>
+        <w:tc>
+          <w:tcPr>
+            <w:tcW w:type="dxa" w:w="900"/>
+          </w:tcPr>
+          <w:p/>
+        </w:tc>
+        <w:tc>
+          <w:tcPr>
+            <w:tcW w:type="dxa" w:w="900"/>
+          </w:tcPr>
+          <w:p/>
+        </w:tc>
+        <w:tc>
+          <w:tcPr>
+            <w:tcW w:type="dxa" w:w="900"/>
+          </w:tcPr>
+          <w:p/>
+        </w:tc>
+        <w:tc>
+          <w:tcPr>
+            <w:tcW w:type="dxa" w:w="900"/>
+          </w:tcPr>
+          <w:p/>
+        </w:tc>
+        <w:tc>
+          <w:tcPr>
+            <w:tcW w:type="dxa" w:w="900"/>
+          </w:tcPr>
+          <w:p/>
+        </w:tc>
+        <w:tc>
+          <w:tcPr>
+            <w:tcW w:type="dxa" w:w="900"/>
+          </w:tcPr>
+          <w:p/>
+        </w:tc>
+        <w:tc>
+          <w:tcPr>
+            <w:tcW w:type="dxa" w:w="900"/>
+          </w:tcPr>
+          <w:p/>
+        </w:tc>
+        <w:tc>
+          <w:tcPr>
+            <w:tcW w:type="dxa" w:w="900"/>
+          </w:tcPr>
+          <w:p/>
+        </w:tc>
+        <w:tc>
+          <w:tcPr>
+            <w:tcW w:type="dxa" w:w="900"/>
+          </w:tcPr>
+          <w:p/>
+        </w:tc>
+        <w:tc>
+          <w:tcPr>
+            <w:tcW w:type="dxa" w:w="900"/>
+          </w:tcPr>
+          <w:p/>
+        </w:tc>
+        <w:tc>
+          <w:tcPr>
+            <w:tcW w:type="dxa" w:w="900"/>
+          </w:tcPr>
+          <w:p/>
+        </w:tc>
+        <w:tc>
+          <w:tcPr>
+            <w:tcW w:type="dxa" w:w="900"/>
+          </w:tcPr>
+          <w:p/>
+        </w:tc>
+      </w:tr>
+      <w:tr>
+        <w:tc>
+          <w:tcPr>
+            <w:tcW w:type="dxa" w:w="900"/>
+          </w:tcPr>
+          <w:p/>
+        </w:tc>
+        <w:tc>
+          <w:tcPr>
+            <w:tcW w:type="dxa" w:w="900"/>
+          </w:tcPr>
+          <w:p/>
+        </w:tc>
+        <w:tc>
+          <w:tcPr>
+            <w:tcW w:type="dxa" w:w="900"/>
+          </w:tcPr>
+          <w:p/>
+        </w:tc>
+        <w:tc>
+          <w:tcPr>
+            <w:tcW w:type="dxa" w:w="900"/>
+          </w:tcPr>
+          <w:p/>
+        </w:tc>
+        <w:tc>
+          <w:tcPr>
+            <w:tcW w:type="dxa" w:w="900"/>
+          </w:tcPr>
+          <w:p/>
+        </w:tc>
+        <w:tc>
+          <w:tcPr>
+            <w:tcW w:type="dxa" w:w="900"/>
+          </w:tcPr>
+          <w:p/>
+        </w:tc>
+        <w:tc>
+          <w:tcPr>
+            <w:tcW w:type="dxa" w:w="900"/>
+          </w:tcPr>
+          <w:p/>
+        </w:tc>
+        <w:tc>
+          <w:tcPr>
+            <w:tcW w:type="dxa" w:w="900"/>
+          </w:tcPr>
+          <w:p/>
+        </w:tc>
+        <w:tc>
+          <w:tcPr>
+            <w:tcW w:type="dxa" w:w="900"/>
+          </w:tcPr>
+          <w:p/>
+        </w:tc>
+        <w:tc>
+          <w:tcPr>
+            <w:tcW w:type="dxa" w:w="900"/>
+          </w:tcPr>
+          <w:p/>
+        </w:tc>
+        <w:tc>
+          <w:tcPr>
+            <w:tcW w:type="dxa" w:w="900"/>
+          </w:tcPr>
+          <w:p/>
+        </w:tc>
+        <w:tc>
+          <w:tcPr>
+            <w:tcW w:type="dxa" w:w="900"/>
+          </w:tcPr>
+          <w:p/>
+        </w:tc>
+        <w:tc>
+          <w:tcPr>
+            <w:tcW w:type="dxa" w:w="900"/>
+          </w:tcPr>
+          <w:p/>
+        </w:tc>
+        <w:tc>
+          <w:tcPr>
+            <w:tcW w:type="dxa" w:w="900"/>
+          </w:tcPr>
+          <w:p/>
+        </w:tc>
+        <w:tc>
+          <w:tcPr>
+            <w:tcW w:type="dxa" w:w="900"/>
+          </w:tcPr>
+          <w:p/>
+        </w:tc>
+        <w:tc>
+          <w:tcPr>
+            <w:tcW w:type="dxa" w:w="900"/>
+          </w:tcPr>
+          <w:p/>
+        </w:tc>
+        <w:tc>
+          <w:tcPr>
+            <w:tcW w:type="dxa" w:w="900"/>
+          </w:tcPr>
+          <w:p/>
+        </w:tc>
+        <w:tc>
+          <w:tcPr>
+            <w:tcW w:type="dxa" w:w="900"/>
+          </w:tcPr>
+          <w:p/>
+        </w:tc>
+      </w:tr>
+      <w:tr>
+        <w:tc>
+          <w:tcPr>
+            <w:tcW w:type="dxa" w:w="900"/>
+          </w:tcPr>
+          <w:p/>
+        </w:tc>
+        <w:tc>
+          <w:tcPr>
+            <w:tcW w:type="dxa" w:w="900"/>
+          </w:tcPr>
+          <w:p/>
+        </w:tc>
+        <w:tc>
+          <w:tcPr>
+            <w:tcW w:type="dxa" w:w="900"/>
+          </w:tcPr>
+          <w:p/>
+        </w:tc>
+        <w:tc>
+          <w:tcPr>
+            <w:tcW w:type="dxa" w:w="900"/>
+          </w:tcPr>
+          <w:p/>
+        </w:tc>
+        <w:tc>
+          <w:tcPr>
+            <w:tcW w:type="dxa" w:w="900"/>
+          </w:tcPr>
+          <w:p/>
+        </w:tc>
+        <w:tc>
+          <w:tcPr>
+            <w:tcW w:type="dxa" w:w="900"/>
+          </w:tcPr>
+          <w:p/>
+        </w:tc>
+        <w:tc>
+          <w:tcPr>
+            <w:tcW w:type="dxa" w:w="900"/>
+          </w:tcPr>
+          <w:p/>
+        </w:tc>
+        <w:tc>
+          <w:tcPr>
+            <w:tcW w:type="dxa" w:w="900"/>
+          </w:tcPr>
+          <w:p/>
+        </w:tc>
+        <w:tc>
+          <w:tcPr>
+            <w:tcW w:type="dxa" w:w="900"/>
+          </w:tcPr>
+          <w:p/>
+        </w:tc>
+        <w:tc>
+          <w:tcPr>
+            <w:tcW w:type="dxa" w:w="900"/>
+          </w:tcPr>
+          <w:p/>
+        </w:tc>
+        <w:tc>
+          <w:tcPr>
+            <w:tcW w:type="dxa" w:w="900"/>
+          </w:tcPr>
+          <w:p/>
+        </w:tc>
+        <w:tc>
+          <w:tcPr>
+            <w:tcW w:type="dxa" w:w="900"/>
+          </w:tcPr>
+          <w:p/>
+        </w:tc>
+        <w:tc>
+          <w:tcPr>
+            <w:tcW w:type="dxa" w:w="900"/>
+          </w:tcPr>
+          <w:p/>
+        </w:tc>
+        <w:tc>
+          <w:tcPr>
+            <w:tcW w:type="dxa" w:w="900"/>
+          </w:tcPr>
+          <w:p/>
+        </w:tc>
+        <w:tc>
+          <w:tcPr>
+            <w:tcW w:type="dxa" w:w="900"/>
+          </w:tcPr>
+          <w:p/>
+        </w:tc>
+        <w:tc>
+          <w:tcPr>
+            <w:tcW w:type="dxa" w:w="900"/>
+          </w:tcPr>
+          <w:p/>
+        </w:tc>
+        <w:tc>
+          <w:tcPr>
+            <w:tcW w:type="dxa" w:w="900"/>
+          </w:tcPr>
+          <w:p/>
+        </w:tc>
+        <w:tc>
+          <w:tcPr>
+            <w:tcW w:type="dxa" w:w="900"/>
+          </w:tcPr>
+          <w:p/>
+        </w:tc>
+      </w:tr>
+      <w:tr>
+        <w:tc>
+          <w:tcPr>
+            <w:tcW w:type="dxa" w:w="900"/>
+          </w:tcPr>
+          <w:p/>
+        </w:tc>
+        <w:tc>
+          <w:tcPr>
+            <w:tcW w:type="dxa" w:w="900"/>
+          </w:tcPr>
+          <w:p/>
+        </w:tc>
+        <w:tc>
+          <w:tcPr>
+            <w:tcW w:type="dxa" w:w="900"/>
+          </w:tcPr>
+          <w:p/>
+        </w:tc>
+        <w:tc>
+          <w:tcPr>
+            <w:tcW w:type="dxa" w:w="900"/>
+          </w:tcPr>
+          <w:p/>
+        </w:tc>
+        <w:tc>
+          <w:tcPr>
+            <w:tcW w:type="dxa" w:w="900"/>
+          </w:tcPr>
+          <w:p/>
+        </w:tc>
+        <w:tc>
+          <w:tcPr>
+            <w:tcW w:type="dxa" w:w="900"/>
+          </w:tcPr>
+          <w:p/>
+        </w:tc>
+        <w:tc>
+          <w:tcPr>
+            <w:tcW w:type="dxa" w:w="900"/>
+          </w:tcPr>
+          <w:p/>
+        </w:tc>
+        <w:tc>
+          <w:tcPr>
+            <w:tcW w:type="dxa" w:w="900"/>
+          </w:tcPr>
+          <w:p/>
+        </w:tc>
+        <w:tc>
+          <w:tcPr>
+            <w:tcW w:type="dxa" w:w="900"/>
+          </w:tcPr>
+          <w:p/>
+        </w:tc>
+        <w:tc>
+          <w:tcPr>
+            <w:tcW w:type="dxa" w:w="900"/>
+          </w:tcPr>
+          <w:p/>
+        </w:tc>
+        <w:tc>
+          <w:tcPr>
+            <w:tcW w:type="dxa" w:w="900"/>
+          </w:tcPr>
+          <w:p/>
+        </w:tc>
+        <w:tc>
+          <w:tcPr>
+            <w:tcW w:type="dxa" w:w="900"/>
+          </w:tcPr>
+          <w:p/>
+        </w:tc>
+        <w:tc>
+          <w:tcPr>
+            <w:tcW w:type="dxa" w:w="900"/>
+          </w:tcPr>
+          <w:p/>
+        </w:tc>
+        <w:tc>
+          <w:tcPr>
+            <w:tcW w:type="dxa" w:w="900"/>
+          </w:tcPr>
+          <w:p/>
+        </w:tc>
+        <w:tc>
+          <w:tcPr>
+            <w:tcW w:type="dxa" w:w="900"/>
+          </w:tcPr>
+          <w:p/>
+        </w:tc>
+        <w:tc>
+          <w:tcPr>
+            <w:tcW w:type="dxa" w:w="900"/>
+          </w:tcPr>
+          <w:p/>
+        </w:tc>
+        <w:tc>
+          <w:tcPr>
+            <w:tcW w:type="dxa" w:w="900"/>
+          </w:tcPr>
+          <w:p/>
+        </w:tc>
+        <w:tc>
+          <w:tcPr>
+            <w:tcW w:type="dxa" w:w="900"/>
+          </w:tcPr>
+          <w:p/>
+        </w:tc>
+      </w:tr>
+      <w:tr>
+        <w:tc>
+          <w:tcPr>
+            <w:tcW w:type="dxa" w:w="900"/>
+          </w:tcPr>
+          <w:p>
+            <w:r>
+              <w:rPr>
+                <w:b w:val="0"/>
+              </w:rPr>
               <w:t>{#ds_cshhl}{_stt}</w:t>
             </w:r>
           </w:p>
         </w:tc>
         <w:tc>
           <w:tcPr>
-            <w:tcW w:type="dxa" w:w="1318"/>
-          </w:tcPr>
-          <w:p>
-            <w:r>
+            <w:tcW w:type="dxa" w:w="900"/>
+          </w:tcPr>
+          <w:p>
+            <w:r>
+              <w:rPr>
+                <w:b w:val="0"/>
+              </w:rPr>
               <w:t>{ho_ten}</w:t>
             </w:r>
           </w:p>
         </w:tc>
         <w:tc>
           <w:tcPr>
-            <w:tcW w:type="dxa" w:w="1627"/>
-          </w:tcPr>
-          <w:p>
-            <w:r>
+            <w:tcW w:type="dxa" w:w="900"/>
+          </w:tcPr>
+          <w:p>
+            <w:r>
+              <w:rPr>
+                <w:b w:val="0"/>
+              </w:rPr>
               <w:t>{ngay_sinh}</w:t>
             </w:r>
           </w:p>
         </w:tc>
         <w:tc>
           <w:tcPr>
-            <w:tcW w:type="dxa" w:w="921"/>
-          </w:tcPr>
-          <w:p>
-            <w:r>
+            <w:tcW w:type="dxa" w:w="900"/>
+          </w:tcPr>
+          <w:p>
+            <w:r>
+              <w:rPr>
+                <w:b w:val="0"/>
+              </w:rPr>
               <w:t>{gioi_tinh}</w:t>
             </w:r>
           </w:p>
         </w:tc>
         <w:tc>
           <w:tcPr>
-            <w:tcW w:type="dxa" w:w="1442"/>
-          </w:tcPr>
-          <w:p>
-            <w:r>
+            <w:tcW w:type="dxa" w:w="900"/>
+          </w:tcPr>
+          <w:p>
+            <w:r>
+              <w:rPr>
+                <w:b w:val="0"/>
+              </w:rPr>
+              <w:t>{so_giay_to}</w:t>
+            </w:r>
+          </w:p>
+        </w:tc>
+        <w:tc>
+          <w:tcPr>
+            <w:tcW w:type="dxa" w:w="900"/>
+          </w:tcPr>
+          <w:p>
+            <w:r>
+              <w:rPr>
+                <w:b w:val="0"/>
+              </w:rPr>
               <w:t>{quoc_tich}</w:t>
             </w:r>
           </w:p>
         </w:tc>
         <w:tc>
           <w:tcPr>
-            <w:tcW w:type="dxa" w:w="937"/>
-          </w:tcPr>
-          <w:p>
-            <w:r>
+            <w:tcW w:type="dxa" w:w="900"/>
+          </w:tcPr>
+          <w:p>
+            <w:r>
+              <w:rPr>
+                <w:b w:val="0"/>
+              </w:rPr>
               <w:t>{dan_toc}</w:t>
             </w:r>
           </w:p>
         </w:tc>
         <w:tc>
           <w:tcPr>
-            <w:tcW w:type="dxa" w:w="1335"/>
-          </w:tcPr>
-          <w:p>
-            <w:r>
+            <w:tcW w:type="dxa" w:w="900"/>
+          </w:tcPr>
+          <w:p>
+            <w:r>
+              <w:rPr>
+                <w:b w:val="0"/>
+              </w:rPr>
               <w:t>{dia_chi}</w:t>
             </w:r>
           </w:p>
         </w:tc>
         <w:tc>
           <w:tcPr>
-            <w:tcW w:type="dxa" w:w="2066"/>
-          </w:tcPr>
-          <w:p>
-            <w:r>
-              <w:t>{so_giay_to}</w:t>
-            </w:r>
-          </w:p>
-        </w:tc>
-        <w:tc>
-          <w:tcPr>
-            <w:tcW w:type="dxa" w:w="968"/>
-          </w:tcPr>
-          <w:p>
-            <w:r>
-              <w:t>{ty_le}</w:t>
-            </w:r>
-          </w:p>
-        </w:tc>
-        <w:tc>
-          <w:tcPr>
-            <w:tcW w:type="dxa" w:w="1006"/>
-          </w:tcPr>
-          <w:p>
-            <w:r>
-              <w:t>{ty_le_co_phan}</w:t>
-            </w:r>
-          </w:p>
-        </w:tc>
-        <w:tc>
-          <w:tcPr>
-            <w:tcW w:type="dxa" w:w="955"/>
-          </w:tcPr>
-          <w:p>
-            <w:r>
-              <w:t>{quyen_chi_phoi}</w:t>
-            </w:r>
-          </w:p>
-        </w:tc>
-        <w:tc>
-          <w:tcPr>
-            <w:tcW w:type="dxa" w:w="916"/>
-          </w:tcPr>
-          <w:p>
-            <w:r>
-              <w:t>{ghi_chu}{/ds_cshhl}</w:t>
+            <w:tcW w:type="dxa" w:w="900"/>
+          </w:tcPr>
+          <w:p>
+            <w:r>
+              <w:rPr>
+                <w:b w:val="0"/>
+              </w:rPr>
+              <w:t>{ty_le_von_dieule_truc_tiep}</w:t>
+            </w:r>
+          </w:p>
+        </w:tc>
+        <w:tc>
+          <w:tcPr>
+            <w:tcW w:type="dxa" w:w="900"/>
+          </w:tcPr>
+          <w:p>
+            <w:r>
+              <w:rPr>
+                <w:b w:val="0"/>
+              </w:rPr>
+              <w:t>{ty_le_von_dieule_gian_tiep}</w:t>
+            </w:r>
+          </w:p>
+        </w:tc>
+        <w:tc>
+          <w:tcPr>
+            <w:tcW w:type="dxa" w:w="900"/>
+          </w:tcPr>
+          <w:p>
+            <w:r>
+              <w:rPr>
+                <w:b w:val="0"/>
+              </w:rPr>
+              <w:t>{ty_le_von_dieule_tong}</w:t>
+            </w:r>
+          </w:p>
+        </w:tc>
+        <w:tc>
+          <w:tcPr>
+            <w:tcW w:type="dxa" w:w="900"/>
+          </w:tcPr>
+          <w:p>
+            <w:r>
+              <w:rPr>
+                <w:b w:val="0"/>
+              </w:rPr>
+              <w:t>{ty_le_co_phan_truc_tiep}</w:t>
+            </w:r>
+          </w:p>
+        </w:tc>
+        <w:tc>
+          <w:tcPr>
+            <w:tcW w:type="dxa" w:w="900"/>
+          </w:tcPr>
+          <w:p>
+            <w:r>
+              <w:rPr>
+                <w:b w:val="0"/>
+              </w:rPr>
+              <w:t>{ty_le_co_phan_gian_tiep}</w:t>
+            </w:r>
+          </w:p>
+        </w:tc>
+        <w:tc>
+          <w:tcPr>
+            <w:tcW w:type="dxa" w:w="900"/>
+          </w:tcPr>
+          <w:p>
+            <w:r>
+              <w:rPr>
+                <w:b w:val="0"/>
+              </w:rPr>
+              <w:t>{ty_le_co_phan_tong}</w:t>
+            </w:r>
+          </w:p>
+        </w:tc>
+        <w:tc>
+          <w:tcPr>
+            <w:tcW w:type="dxa" w:w="900"/>
+          </w:tcPr>
+          <w:p>
+            <w:r>
+              <w:rPr>
+                <w:b w:val="0"/>
+              </w:rPr>
+              <w:t>{thanh_vien_hop_danh}</w:t>
+            </w:r>
+          </w:p>
+        </w:tc>
+        <w:tc>
+          <w:tcPr>
+            <w:tcW w:type="dxa" w:w="900"/>
+          </w:tcPr>
+          <w:p>
+            <w:r>
+              <w:rPr>
+                <w:b w:val="0"/>
+              </w:rPr>
+              <w:t>{nhom_ca_nhan_quan_he}</w:t>
+            </w:r>
+          </w:p>
+        </w:tc>
+        <w:tc>
+          <w:tcPr>
+            <w:tcW w:type="dxa" w:w="900"/>
+          </w:tcPr>
+          <w:p>
+            <w:r>
+              <w:rPr>
+                <w:b w:val="0"/>
+              </w:rPr>
+              <w:t>{kiem_soat_doanh_nghiep}</w:t>
+            </w:r>
+          </w:p>
+        </w:tc>
+        <w:tc>
+          <w:tcPr>
+            <w:tcW w:type="dxa" w:w="900"/>
+          </w:tcPr>
+          <w:p>
+            <w:r>
+              <w:rPr>
+                <w:b w:val="0"/>
+              </w:rPr>
+              <w:t>{nguoi_quan_ly_doanh_nghiep}{/ds_cshhl}</w:t>
             </w:r>
           </w:p>
         </w:tc>
@@ -642,7 +1543,7 @@
           <w:sz-cs w:val="24"/>
           <w:vertAlign w:val="superscript"/>
         </w:rPr>
-        <w:t xml:space="preserve">15</w:t>
+        <w:t>{dia_diem_ky}, ngày {ngay_ky_vb} tháng {thang_ky_vb} năm {nam_ky_vb}</w:t>
       </w:r>
       <w:r>
         <w:rPr>
@@ -650,7 +1551,31 @@
           <w:sz w:val="24"/>
           <w:sz-cs w:val="24"/>
         </w:rPr>
-        <w:t xml:space="preserve"> - Người đại diện theo pháp luật của doanh nghiệp ký trực tiếp vào phần này. </w:t>
+      </w:r>
+    </w:p>
+    <w:p>
+      <w:pPr>
+        <w:spacing w:before="120"/>
+      </w:pPr>
+      <w:r>
+        <w:rPr>
+          <w:rFonts w:ascii="Arial" w:hAnsi="Arial" w:cs="Arial"/>
+          <w:sz w:val="24"/>
+          <w:sz-cs w:val="24"/>
+          <w:vertAlign w:val="superscript"/>
+        </w:rPr>
+        <w:t>NGƯỜI ĐẠI DIỆN THEO PHÁP LUẬT/ CHỦ TỊCH CÔNG TY/CHỦ TỊCH HỘI ĐỒNG THÀNH VIÊN/</w:t>
+        <w:br/>
+        <w:t>CHỦ TỊCH HỘI ĐỒNG QUẢN TRỊ CỦA CÔNG TY</w:t>
+        <w:br/>
+        <w:t>(Ký và ghi họ tên)9</w:t>
+      </w:r>
+      <w:r>
+        <w:rPr>
+          <w:rFonts w:ascii="Arial" w:hAnsi="Arial" w:cs="Arial"/>
+          <w:sz w:val="24"/>
+          <w:sz-cs w:val="24"/>
+        </w:rPr>
       </w:r>
     </w:p>
     <w:p>
@@ -663,7 +1588,124 @@
           <w:sz w:val="24"/>
           <w:sz-cs w:val="24"/>
         </w:rPr>
-        <w:t xml:space="preserve">- Trường hợp đăng ký chuyển đổi loại hình doanh nghiệp đồng thời đăng ký thay đổi người đại diện theo pháp luật thì Chủ tịch công ty/Chủ tịch Hội đồng thành viên của công ty sau chuyển đổi ký trực tiếp vào phần này.</w:t>
+        <w:t>1 Nếu cột số 5 kê khai Số định danh cá nhân thì không phải kê khai các cột số 6, 7.</w:t>
+      </w:r>
+    </w:p>
+    <w:p>
+      <w:pPr>
+        <w:spacing w:before="120"/>
+      </w:pPr>
+      <w:r>
+        <w:rPr>
+          <w:rFonts w:ascii="Arial" w:hAnsi="Arial" w:cs="Arial"/>
+          <w:sz w:val="24"/>
+          <w:sz-cs w:val="24"/>
+        </w:rPr>
+        <w:t>2 Chủ sở hữu hưởng lợi của doanh nghiệp được xác định theo quy định tại Điều 3 Nghị định số 296/2026/NĐ-CP.</w:t>
+      </w:r>
+    </w:p>
+    <w:p>
+      <w:pPr>
+        <w:spacing w:before="120"/>
+      </w:pPr>
+      <w:r>
+        <w:rPr>
+          <w:rFonts w:ascii="Arial" w:hAnsi="Arial" w:cs="Arial"/>
+          <w:sz w:val="24"/>
+          <w:sz-cs w:val="24"/>
+        </w:rPr>
+        <w:t>3 Trường hợp không có cá nhân đáp ứng tiêu chí tại khoản 1, khoản 2 Điều 17 Nghị định số 168/2025/NĐ-CP được sửa đổi, bổ sung tại Điều 3 Nghị định số 296/2026/NĐ-CP, doanh nghiệp xác định một cá nhân là người quản lý doanh nghiệp có quyền hạn lớn nhất để hành động thay mặt cho doanh nghiệp. Doanh nghiệp kê khai người quản lý doanh nghiệp thì doanh nghiệp ghi rõ chức danh quản lý tại doanh nghiệp tương ứng tại cột này.</w:t>
+      </w:r>
+    </w:p>
+    <w:p>
+      <w:pPr>
+        <w:spacing w:before="120"/>
+      </w:pPr>
+      <w:r>
+        <w:rPr>
+          <w:rFonts w:ascii="Arial" w:hAnsi="Arial" w:cs="Arial"/>
+          <w:sz w:val="24"/>
+          <w:sz-cs w:val="24"/>
+        </w:rPr>
+        <w:t>4 Cá nhân trực tiếp hoặc gián tiếp hoặc vừa trực tiếp và gián tiếp sở hữu từ 25% vốn điều lệ trở lên của doanh nghiệp. Nhóm cá nhân có mối quan hệ gia đình theo quy định tại khoản 22 Điều 4 Luật Doanh nghiệp hoặc hợp đồng cùng nhau sở hữu trực tiếp hoặc gián tiếp hoặc vừa trực tiếp và gián tiếp từ 25% trở lên vốn điều lệ của doanh nghiệp, nhóm cá nhân kê khai tỷ lệ sở hữu tại công ty. Cột này áp dụng đối với cá nhân/nhóm cá nhân kê khai tỷ lệ sở hữu vốn điều lệ tại công ty TNHH một thành viên, công ty TNHH hai thành viên trở lên và công ty hợp danh.</w:t>
+      </w:r>
+    </w:p>
+    <w:p>
+      <w:pPr>
+        <w:spacing w:before="120"/>
+      </w:pPr>
+      <w:r>
+        <w:rPr>
+          <w:rFonts w:ascii="Arial" w:hAnsi="Arial" w:cs="Arial"/>
+          <w:sz w:val="24"/>
+          <w:sz-cs w:val="24"/>
+        </w:rPr>
+        <w:t>5 Tỷ lệ sở hữu cổ phần có quyền biểu quyết = Số cổ phần có quyền biểu quyết/tổng số cổ phần có quyền biểu quyết của công ty cổ phần. Cá nhân trực tiếp hoặc gián tiếp hoặc vừa trực tiếp và gián tiếp sở hữu từ 25% tổng số cổ phần có quyền biểu quyết trở lên của doanh nghiệp. Nhóm cá nhân có mối quan hệ gia đình theo quy định tại khoản 22 Điều 4 Luật Doanh nghiệp hoặc hợp đồng cùng nhau sở hữu trực tiếp hoặc gián tiếp hoặc vừa trực tiếp và gián tiếp từ 25% trở lên tổng số cổ phần có quyền biểu quyết của doanh nghiệp, nhóm cá nhân kê khai tỷ lệ sở hữu tại công ty cổ phần. Cột này áp dụng đối với cá nhân/nhóm cá nhân kê khai tỷ lệ sở hữu cổ phần có quyền biểu quyết tại công ty cổ phần.</w:t>
+      </w:r>
+    </w:p>
+    <w:p>
+      <w:pPr>
+        <w:spacing w:before="120"/>
+      </w:pPr>
+      <w:r>
+        <w:rPr>
+          <w:rFonts w:ascii="Arial" w:hAnsi="Arial" w:cs="Arial"/>
+          <w:sz w:val="24"/>
+          <w:sz-cs w:val="24"/>
+        </w:rPr>
+        <w:t>6 Tích dấu X nếu chủ sở hữu hưởng lợi là thành viên hợp danh.</w:t>
+      </w:r>
+    </w:p>
+    <w:p>
+      <w:pPr>
+        <w:spacing w:before="120"/>
+      </w:pPr>
+      <w:r>
+        <w:rPr>
+          <w:rFonts w:ascii="Arial" w:hAnsi="Arial" w:cs="Arial"/>
+          <w:sz w:val="24"/>
+          <w:sz-cs w:val="24"/>
+        </w:rPr>
+        <w:t>7 Nhóm cá nhân có mối quan hệ gia đình theo quy định tại khoản 22 Điều 4 Luật Doanh nghiệp hoặc hợp đồng cùng nhau sở hữu trực tiếp hoặc gián tiếp hoặc vừa trực tiếp và gián tiếp từ 25% vốn điều lệ hoặc từ 25% trở lên tổng số cổ phần có quyền biểu quyết của doanh nghiệp. Doanh nghiệp ghi rõ mối quan hệ thuộc nhóm cá nhân có quan hệ gia đình hoặc nhóm cá nhân có quan hệ hợp đồng tại cột số 16 và kê khai tỷ lệ sở hữu tại công ty tại cột số 9, 10, 11 hoặc 12, 13, 14.</w:t>
+      </w:r>
+    </w:p>
+    <w:p>
+      <w:pPr>
+        <w:spacing w:before="120"/>
+      </w:pPr>
+      <w:r>
+        <w:rPr>
+          <w:rFonts w:ascii="Arial" w:hAnsi="Arial" w:cs="Arial"/>
+          <w:sz w:val="24"/>
+          <w:sz-cs w:val="24"/>
+        </w:rPr>
+        <w:t>8 Cá nhân kiểm soát ghi một hoặc nhiều các quyền sau: Quyền bổ nhiệm, miễn nhiệm hoặc bãi nhiệm đa số hoặc tất cả thành viên hoặc chủ tịch hội đồng thành viên, Giám đốc, Tổng giám đốc; sửa đổi, bổ sung điều lệ của doanh nghiệp; thay đổi cơ cấu tổ chức; quyết định chính sách tài chính, đầu tư và hoạt động của doanh nghiệp; tổ chức lại, giải thể doanh nghiệp.</w:t>
+      </w:r>
+    </w:p>
+    <w:p>
+      <w:pPr>
+        <w:spacing w:before="120"/>
+      </w:pPr>
+      <w:r>
+        <w:rPr>
+          <w:rFonts w:ascii="Arial" w:hAnsi="Arial" w:cs="Arial"/>
+          <w:sz w:val="24"/>
+          <w:sz-cs w:val="24"/>
+        </w:rPr>
+        <w:t>9 - Người đại diện theo pháp luật của doanh nghiệp/Chủ tịch công ty/Chủ tịch Hội đồng thành viên của công ty/Chủ tịch Hội đồng quản trị ký trực tiếp và ghi rõ họ tên theo quy định.</w:t>
+      </w:r>
+    </w:p>
+    <w:p>
+      <w:pPr>
+        <w:spacing w:before="120"/>
+      </w:pPr>
+      <w:r>
+        <w:rPr>
+          <w:rFonts w:ascii="Arial" w:hAnsi="Arial" w:cs="Arial"/>
+          <w:sz w:val="24"/>
+          <w:sz-cs w:val="24"/>
+        </w:rPr>
+        <w:t>- Trường hợp Tòa án hoặc Trọng tài chỉ định người thực hiện thủ tục đăng ký doanh nghiệp thì người được chỉ định ký trực tiếp vào phần này.</w:t>
       </w:r>
     </w:p>
     <w:p>

--- a/app/templates/PLI_M10.docx
+++ b/app/templates/PLI_M10.docx
@@ -34,29 +34,29 @@
         </w:tblBorders>
       </w:tblPr>
       <w:tblGrid>
-        <w:gridCol w:w="900"/>
-        <w:gridCol w:w="900"/>
-        <w:gridCol w:w="900"/>
-        <w:gridCol w:w="900"/>
-        <w:gridCol w:w="900"/>
-        <w:gridCol w:w="900"/>
-        <w:gridCol w:w="900"/>
-        <w:gridCol w:w="900"/>
-        <w:gridCol w:w="900"/>
-        <w:gridCol w:w="900"/>
-        <w:gridCol w:w="900"/>
-        <w:gridCol w:w="900"/>
-        <w:gridCol w:w="900"/>
-        <w:gridCol w:w="900"/>
-        <w:gridCol w:w="900"/>
-        <w:gridCol w:w="900"/>
-        <w:gridCol w:w="900"/>
-        <w:gridCol w:w="900"/>
+        <w:gridCol w:w="645"/>
+        <w:gridCol w:w="811"/>
+        <w:gridCol w:w="920"/>
+        <w:gridCol w:w="615"/>
+        <w:gridCol w:w="1089"/>
+        <w:gridCol w:w="860"/>
+        <w:gridCol w:w="664"/>
+        <w:gridCol w:w="811"/>
+        <w:gridCol w:w="747"/>
+        <w:gridCol w:w="747"/>
+        <w:gridCol w:w="982"/>
+        <w:gridCol w:w="747"/>
+        <w:gridCol w:w="747"/>
+        <w:gridCol w:w="982"/>
+        <w:gridCol w:w="747"/>
+        <w:gridCol w:w="792"/>
+        <w:gridCol w:w="747"/>
+        <w:gridCol w:w="747"/>
       </w:tblGrid>
       <w:tr>
         <w:tc>
           <w:tcPr>
-            <w:tcW w:type="dxa" w:w="900"/>
+            <w:tcW w:type="dxa" w:w="645"/>
             <w:vMerge w:val="restart"/>
           </w:tcPr>
           <w:p>
@@ -70,7 +70,7 @@
         </w:tc>
         <w:tc>
           <w:tcPr>
-            <w:tcW w:type="dxa" w:w="900"/>
+            <w:tcW w:type="dxa" w:w="811"/>
             <w:vMerge w:val="restart"/>
           </w:tcPr>
           <w:p>
@@ -84,7 +84,7 @@
         </w:tc>
         <w:tc>
           <w:tcPr>
-            <w:tcW w:type="dxa" w:w="900"/>
+            <w:tcW w:type="dxa" w:w="920"/>
             <w:vMerge w:val="restart"/>
           </w:tcPr>
           <w:p>
@@ -98,7 +98,7 @@
         </w:tc>
         <w:tc>
           <w:tcPr>
-            <w:tcW w:type="dxa" w:w="900"/>
+            <w:tcW w:type="dxa" w:w="615"/>
             <w:vMerge w:val="restart"/>
           </w:tcPr>
           <w:p>
@@ -112,7 +112,7 @@
         </w:tc>
         <w:tc>
           <w:tcPr>
-            <w:tcW w:type="dxa" w:w="900"/>
+            <w:tcW w:type="dxa" w:w="1089"/>
             <w:vMerge w:val="restart"/>
           </w:tcPr>
           <w:p>
@@ -126,7 +126,7 @@
         </w:tc>
         <w:tc>
           <w:tcPr>
-            <w:tcW w:type="dxa" w:w="900"/>
+            <w:tcW w:type="dxa" w:w="860"/>
             <w:vMerge w:val="restart"/>
           </w:tcPr>
           <w:p>
@@ -140,7 +140,7 @@
         </w:tc>
         <w:tc>
           <w:tcPr>
-            <w:tcW w:type="dxa" w:w="900"/>
+            <w:tcW w:type="dxa" w:w="664"/>
             <w:vMerge w:val="restart"/>
           </w:tcPr>
           <w:p>
@@ -154,7 +154,7 @@
         </w:tc>
         <w:tc>
           <w:tcPr>
-            <w:tcW w:type="dxa" w:w="900"/>
+            <w:tcW w:type="dxa" w:w="811"/>
             <w:vMerge w:val="restart"/>
           </w:tcPr>
           <w:p>
@@ -168,7 +168,7 @@
         </w:tc>
         <w:tc>
           <w:tcPr>
-            <w:tcW w:type="dxa" w:w="8100"/>
+            <w:tcW w:type="dxa" w:w="7238"/>
             <w:gridSpan w:val="9"/>
           </w:tcPr>
           <w:p>
@@ -182,7 +182,7 @@
         </w:tc>
         <w:tc>
           <w:tcPr>
-            <w:tcW w:type="dxa" w:w="900"/>
+            <w:tcW w:type="dxa" w:w="747"/>
             <w:vMerge w:val="restart"/>
           </w:tcPr>
           <w:p>
@@ -198,63 +198,63 @@
       <w:tr>
         <w:tc>
           <w:tcPr>
-            <w:tcW w:type="dxa" w:w="900"/>
+            <w:tcW w:type="dxa" w:w="645"/>
             <w:vMerge/>
           </w:tcPr>
           <w:p/>
         </w:tc>
         <w:tc>
           <w:tcPr>
-            <w:tcW w:type="dxa" w:w="900"/>
+            <w:tcW w:type="dxa" w:w="811"/>
             <w:vMerge/>
           </w:tcPr>
           <w:p/>
         </w:tc>
         <w:tc>
           <w:tcPr>
-            <w:tcW w:type="dxa" w:w="900"/>
+            <w:tcW w:type="dxa" w:w="920"/>
             <w:vMerge/>
           </w:tcPr>
           <w:p/>
         </w:tc>
         <w:tc>
           <w:tcPr>
-            <w:tcW w:type="dxa" w:w="900"/>
+            <w:tcW w:type="dxa" w:w="615"/>
             <w:vMerge/>
           </w:tcPr>
           <w:p/>
         </w:tc>
         <w:tc>
           <w:tcPr>
-            <w:tcW w:type="dxa" w:w="900"/>
+            <w:tcW w:type="dxa" w:w="1089"/>
             <w:vMerge/>
           </w:tcPr>
           <w:p/>
         </w:tc>
         <w:tc>
           <w:tcPr>
-            <w:tcW w:type="dxa" w:w="900"/>
+            <w:tcW w:type="dxa" w:w="860"/>
             <w:vMerge/>
           </w:tcPr>
           <w:p/>
         </w:tc>
         <w:tc>
           <w:tcPr>
-            <w:tcW w:type="dxa" w:w="900"/>
+            <w:tcW w:type="dxa" w:w="664"/>
             <w:vMerge/>
           </w:tcPr>
           <w:p/>
         </w:tc>
         <w:tc>
           <w:tcPr>
-            <w:tcW w:type="dxa" w:w="900"/>
+            <w:tcW w:type="dxa" w:w="811"/>
             <w:vMerge/>
           </w:tcPr>
           <w:p/>
         </w:tc>
         <w:tc>
           <w:tcPr>
-            <w:tcW w:type="dxa" w:w="2700"/>
+            <w:tcW w:type="dxa" w:w="2476"/>
             <w:gridSpan w:val="3"/>
           </w:tcPr>
           <w:p>
@@ -268,7 +268,7 @@
         </w:tc>
         <w:tc>
           <w:tcPr>
-            <w:tcW w:type="dxa" w:w="2700"/>
+            <w:tcW w:type="dxa" w:w="2476"/>
             <w:gridSpan w:val="3"/>
           </w:tcPr>
           <w:p>
@@ -282,7 +282,7 @@
         </w:tc>
         <w:tc>
           <w:tcPr>
-            <w:tcW w:type="dxa" w:w="900"/>
+            <w:tcW w:type="dxa" w:w="747"/>
             <w:vMerge w:val="restart"/>
           </w:tcPr>
           <w:p>
@@ -296,7 +296,7 @@
         </w:tc>
         <w:tc>
           <w:tcPr>
-            <w:tcW w:type="dxa" w:w="900"/>
+            <w:tcW w:type="dxa" w:w="792"/>
             <w:vMerge w:val="restart"/>
           </w:tcPr>
           <w:p>
@@ -310,7 +310,7 @@
         </w:tc>
         <w:tc>
           <w:tcPr>
-            <w:tcW w:type="dxa" w:w="900"/>
+            <w:tcW w:type="dxa" w:w="747"/>
             <w:vMerge w:val="restart"/>
           </w:tcPr>
           <w:p>
@@ -324,7 +324,7 @@
         </w:tc>
         <w:tc>
           <w:tcPr>
-            <w:tcW w:type="dxa" w:w="900"/>
+            <w:tcW w:type="dxa" w:w="747"/>
             <w:vMerge/>
           </w:tcPr>
           <w:p/>
@@ -333,63 +333,63 @@
       <w:tr>
         <w:tc>
           <w:tcPr>
-            <w:tcW w:type="dxa" w:w="900"/>
+            <w:tcW w:type="dxa" w:w="645"/>
             <w:vMerge/>
           </w:tcPr>
           <w:p/>
         </w:tc>
         <w:tc>
           <w:tcPr>
-            <w:tcW w:type="dxa" w:w="900"/>
+            <w:tcW w:type="dxa" w:w="811"/>
             <w:vMerge/>
           </w:tcPr>
           <w:p/>
         </w:tc>
         <w:tc>
           <w:tcPr>
-            <w:tcW w:type="dxa" w:w="900"/>
+            <w:tcW w:type="dxa" w:w="920"/>
             <w:vMerge/>
           </w:tcPr>
           <w:p/>
         </w:tc>
         <w:tc>
           <w:tcPr>
-            <w:tcW w:type="dxa" w:w="900"/>
+            <w:tcW w:type="dxa" w:w="615"/>
             <w:vMerge/>
           </w:tcPr>
           <w:p/>
         </w:tc>
         <w:tc>
           <w:tcPr>
-            <w:tcW w:type="dxa" w:w="900"/>
+            <w:tcW w:type="dxa" w:w="1089"/>
             <w:vMerge/>
           </w:tcPr>
           <w:p/>
         </w:tc>
         <w:tc>
           <w:tcPr>
-            <w:tcW w:type="dxa" w:w="900"/>
+            <w:tcW w:type="dxa" w:w="860"/>
             <w:vMerge/>
           </w:tcPr>
           <w:p/>
         </w:tc>
         <w:tc>
           <w:tcPr>
-            <w:tcW w:type="dxa" w:w="900"/>
+            <w:tcW w:type="dxa" w:w="664"/>
             <w:vMerge/>
           </w:tcPr>
           <w:p/>
         </w:tc>
         <w:tc>
           <w:tcPr>
-            <w:tcW w:type="dxa" w:w="900"/>
+            <w:tcW w:type="dxa" w:w="811"/>
             <w:vMerge/>
           </w:tcPr>
           <w:p/>
         </w:tc>
         <w:tc>
           <w:tcPr>
-            <w:tcW w:type="dxa" w:w="900"/>
+            <w:tcW w:type="dxa" w:w="747"/>
           </w:tcPr>
           <w:p>
             <w:r>
@@ -402,7 +402,7 @@
         </w:tc>
         <w:tc>
           <w:tcPr>
-            <w:tcW w:type="dxa" w:w="900"/>
+            <w:tcW w:type="dxa" w:w="747"/>
           </w:tcPr>
           <w:p>
             <w:r>
@@ -415,7 +415,7 @@
         </w:tc>
         <w:tc>
           <w:tcPr>
-            <w:tcW w:type="dxa" w:w="900"/>
+            <w:tcW w:type="dxa" w:w="982"/>
           </w:tcPr>
           <w:p>
             <w:r>
@@ -428,7 +428,7 @@
         </w:tc>
         <w:tc>
           <w:tcPr>
-            <w:tcW w:type="dxa" w:w="900"/>
+            <w:tcW w:type="dxa" w:w="747"/>
           </w:tcPr>
           <w:p>
             <w:r>
@@ -441,7 +441,7 @@
         </w:tc>
         <w:tc>
           <w:tcPr>
-            <w:tcW w:type="dxa" w:w="900"/>
+            <w:tcW w:type="dxa" w:w="747"/>
           </w:tcPr>
           <w:p>
             <w:r>
@@ -454,7 +454,7 @@
         </w:tc>
         <w:tc>
           <w:tcPr>
-            <w:tcW w:type="dxa" w:w="900"/>
+            <w:tcW w:type="dxa" w:w="982"/>
           </w:tcPr>
           <w:p>
             <w:r>
@@ -467,28 +467,28 @@
         </w:tc>
         <w:tc>
           <w:tcPr>
-            <w:tcW w:type="dxa" w:w="900"/>
+            <w:tcW w:type="dxa" w:w="747"/>
             <w:vMerge/>
           </w:tcPr>
           <w:p/>
         </w:tc>
         <w:tc>
           <w:tcPr>
-            <w:tcW w:type="dxa" w:w="900"/>
+            <w:tcW w:type="dxa" w:w="792"/>
             <w:vMerge/>
           </w:tcPr>
           <w:p/>
         </w:tc>
         <w:tc>
           <w:tcPr>
-            <w:tcW w:type="dxa" w:w="900"/>
+            <w:tcW w:type="dxa" w:w="747"/>
             <w:vMerge/>
           </w:tcPr>
           <w:p/>
         </w:tc>
         <w:tc>
           <w:tcPr>
-            <w:tcW w:type="dxa" w:w="900"/>
+            <w:tcW w:type="dxa" w:w="747"/>
             <w:vMerge/>
           </w:tcPr>
           <w:p/>
@@ -497,7 +497,7 @@
       <w:tr>
         <w:tc>
           <w:tcPr>
-            <w:tcW w:type="dxa" w:w="900"/>
+            <w:tcW w:type="dxa" w:w="645"/>
           </w:tcPr>
           <w:p>
             <w:r>
@@ -510,7 +510,7 @@
         </w:tc>
         <w:tc>
           <w:tcPr>
-            <w:tcW w:type="dxa" w:w="900"/>
+            <w:tcW w:type="dxa" w:w="811"/>
           </w:tcPr>
           <w:p>
             <w:r>
@@ -523,7 +523,7 @@
         </w:tc>
         <w:tc>
           <w:tcPr>
-            <w:tcW w:type="dxa" w:w="900"/>
+            <w:tcW w:type="dxa" w:w="920"/>
           </w:tcPr>
           <w:p>
             <w:r>
@@ -536,7 +536,7 @@
         </w:tc>
         <w:tc>
           <w:tcPr>
-            <w:tcW w:type="dxa" w:w="900"/>
+            <w:tcW w:type="dxa" w:w="615"/>
           </w:tcPr>
           <w:p>
             <w:r>
@@ -549,7 +549,7 @@
         </w:tc>
         <w:tc>
           <w:tcPr>
-            <w:tcW w:type="dxa" w:w="900"/>
+            <w:tcW w:type="dxa" w:w="1089"/>
           </w:tcPr>
           <w:p>
             <w:r>
@@ -562,7 +562,7 @@
         </w:tc>
         <w:tc>
           <w:tcPr>
-            <w:tcW w:type="dxa" w:w="900"/>
+            <w:tcW w:type="dxa" w:w="860"/>
           </w:tcPr>
           <w:p>
             <w:r>
@@ -575,7 +575,7 @@
         </w:tc>
         <w:tc>
           <w:tcPr>
-            <w:tcW w:type="dxa" w:w="900"/>
+            <w:tcW w:type="dxa" w:w="664"/>
           </w:tcPr>
           <w:p>
             <w:r>
@@ -588,7 +588,7 @@
         </w:tc>
         <w:tc>
           <w:tcPr>
-            <w:tcW w:type="dxa" w:w="900"/>
+            <w:tcW w:type="dxa" w:w="811"/>
           </w:tcPr>
           <w:p>
             <w:r>
@@ -601,7 +601,7 @@
         </w:tc>
         <w:tc>
           <w:tcPr>
-            <w:tcW w:type="dxa" w:w="900"/>
+            <w:tcW w:type="dxa" w:w="747"/>
           </w:tcPr>
           <w:p>
             <w:r>
@@ -614,7 +614,7 @@
         </w:tc>
         <w:tc>
           <w:tcPr>
-            <w:tcW w:type="dxa" w:w="900"/>
+            <w:tcW w:type="dxa" w:w="747"/>
           </w:tcPr>
           <w:p>
             <w:r>
@@ -627,7 +627,7 @@
         </w:tc>
         <w:tc>
           <w:tcPr>
-            <w:tcW w:type="dxa" w:w="900"/>
+            <w:tcW w:type="dxa" w:w="982"/>
           </w:tcPr>
           <w:p>
             <w:r>
@@ -640,7 +640,7 @@
         </w:tc>
         <w:tc>
           <w:tcPr>
-            <w:tcW w:type="dxa" w:w="900"/>
+            <w:tcW w:type="dxa" w:w="747"/>
           </w:tcPr>
           <w:p>
             <w:r>
@@ -653,7 +653,7 @@
         </w:tc>
         <w:tc>
           <w:tcPr>
-            <w:tcW w:type="dxa" w:w="900"/>
+            <w:tcW w:type="dxa" w:w="747"/>
           </w:tcPr>
           <w:p>
             <w:r>
@@ -666,7 +666,7 @@
         </w:tc>
         <w:tc>
           <w:tcPr>
-            <w:tcW w:type="dxa" w:w="900"/>
+            <w:tcW w:type="dxa" w:w="982"/>
           </w:tcPr>
           <w:p>
             <w:r>
@@ -679,7 +679,7 @@
         </w:tc>
         <w:tc>
           <w:tcPr>
-            <w:tcW w:type="dxa" w:w="900"/>
+            <w:tcW w:type="dxa" w:w="747"/>
           </w:tcPr>
           <w:p>
             <w:r>
@@ -692,7 +692,7 @@
         </w:tc>
         <w:tc>
           <w:tcPr>
-            <w:tcW w:type="dxa" w:w="900"/>
+            <w:tcW w:type="dxa" w:w="792"/>
           </w:tcPr>
           <w:p>
             <w:r>
@@ -705,7 +705,7 @@
         </w:tc>
         <w:tc>
           <w:tcPr>
-            <w:tcW w:type="dxa" w:w="900"/>
+            <w:tcW w:type="dxa" w:w="747"/>
           </w:tcPr>
           <w:p>
             <w:r>
@@ -718,7 +718,7 @@
         </w:tc>
         <w:tc>
           <w:tcPr>
-            <w:tcW w:type="dxa" w:w="900"/>
+            <w:tcW w:type="dxa" w:w="747"/>
           </w:tcPr>
           <w:p>
             <w:r>
@@ -733,109 +733,109 @@
       <w:tr>
         <w:tc>
           <w:tcPr>
-            <w:tcW w:type="dxa" w:w="900"/>
-          </w:tcPr>
-          <w:p/>
-        </w:tc>
-        <w:tc>
-          <w:tcPr>
-            <w:tcW w:type="dxa" w:w="900"/>
-          </w:tcPr>
-          <w:p/>
-        </w:tc>
-        <w:tc>
-          <w:tcPr>
-            <w:tcW w:type="dxa" w:w="900"/>
-          </w:tcPr>
-          <w:p/>
-        </w:tc>
-        <w:tc>
-          <w:tcPr>
-            <w:tcW w:type="dxa" w:w="900"/>
-          </w:tcPr>
-          <w:p/>
-        </w:tc>
-        <w:tc>
-          <w:tcPr>
-            <w:tcW w:type="dxa" w:w="900"/>
-          </w:tcPr>
-          <w:p/>
-        </w:tc>
-        <w:tc>
-          <w:tcPr>
-            <w:tcW w:type="dxa" w:w="900"/>
-          </w:tcPr>
-          <w:p/>
-        </w:tc>
-        <w:tc>
-          <w:tcPr>
-            <w:tcW w:type="dxa" w:w="900"/>
-          </w:tcPr>
-          <w:p/>
-        </w:tc>
-        <w:tc>
-          <w:tcPr>
-            <w:tcW w:type="dxa" w:w="900"/>
-          </w:tcPr>
-          <w:p/>
-        </w:tc>
-        <w:tc>
-          <w:tcPr>
-            <w:tcW w:type="dxa" w:w="900"/>
-          </w:tcPr>
-          <w:p/>
-        </w:tc>
-        <w:tc>
-          <w:tcPr>
-            <w:tcW w:type="dxa" w:w="900"/>
-          </w:tcPr>
-          <w:p/>
-        </w:tc>
-        <w:tc>
-          <w:tcPr>
-            <w:tcW w:type="dxa" w:w="900"/>
-          </w:tcPr>
-          <w:p/>
-        </w:tc>
-        <w:tc>
-          <w:tcPr>
-            <w:tcW w:type="dxa" w:w="900"/>
-          </w:tcPr>
-          <w:p/>
-        </w:tc>
-        <w:tc>
-          <w:tcPr>
-            <w:tcW w:type="dxa" w:w="900"/>
-          </w:tcPr>
-          <w:p/>
-        </w:tc>
-        <w:tc>
-          <w:tcPr>
-            <w:tcW w:type="dxa" w:w="900"/>
-          </w:tcPr>
-          <w:p/>
-        </w:tc>
-        <w:tc>
-          <w:tcPr>
-            <w:tcW w:type="dxa" w:w="900"/>
-          </w:tcPr>
-          <w:p/>
-        </w:tc>
-        <w:tc>
-          <w:tcPr>
-            <w:tcW w:type="dxa" w:w="900"/>
-          </w:tcPr>
-          <w:p/>
-        </w:tc>
-        <w:tc>
-          <w:tcPr>
-            <w:tcW w:type="dxa" w:w="900"/>
-          </w:tcPr>
-          <w:p/>
-        </w:tc>
-        <w:tc>
-          <w:tcPr>
-            <w:tcW w:type="dxa" w:w="900"/>
+            <w:tcW w:type="dxa" w:w="645"/>
+          </w:tcPr>
+          <w:p/>
+        </w:tc>
+        <w:tc>
+          <w:tcPr>
+            <w:tcW w:type="dxa" w:w="811"/>
+          </w:tcPr>
+          <w:p/>
+        </w:tc>
+        <w:tc>
+          <w:tcPr>
+            <w:tcW w:type="dxa" w:w="920"/>
+          </w:tcPr>
+          <w:p/>
+        </w:tc>
+        <w:tc>
+          <w:tcPr>
+            <w:tcW w:type="dxa" w:w="615"/>
+          </w:tcPr>
+          <w:p/>
+        </w:tc>
+        <w:tc>
+          <w:tcPr>
+            <w:tcW w:type="dxa" w:w="1089"/>
+          </w:tcPr>
+          <w:p/>
+        </w:tc>
+        <w:tc>
+          <w:tcPr>
+            <w:tcW w:type="dxa" w:w="860"/>
+          </w:tcPr>
+          <w:p/>
+        </w:tc>
+        <w:tc>
+          <w:tcPr>
+            <w:tcW w:type="dxa" w:w="664"/>
+          </w:tcPr>
+          <w:p/>
+        </w:tc>
+        <w:tc>
+          <w:tcPr>
+            <w:tcW w:type="dxa" w:w="811"/>
+          </w:tcPr>
+          <w:p/>
+        </w:tc>
+        <w:tc>
+          <w:tcPr>
+            <w:tcW w:type="dxa" w:w="747"/>
+          </w:tcPr>
+          <w:p/>
+        </w:tc>
+        <w:tc>
+          <w:tcPr>
+            <w:tcW w:type="dxa" w:w="747"/>
+          </w:tcPr>
+          <w:p/>
+        </w:tc>
+        <w:tc>
+          <w:tcPr>
+            <w:tcW w:type="dxa" w:w="982"/>
+          </w:tcPr>
+          <w:p/>
+        </w:tc>
+        <w:tc>
+          <w:tcPr>
+            <w:tcW w:type="dxa" w:w="747"/>
+          </w:tcPr>
+          <w:p/>
+        </w:tc>
+        <w:tc>
+          <w:tcPr>
+            <w:tcW w:type="dxa" w:w="747"/>
+          </w:tcPr>
+          <w:p/>
+        </w:tc>
+        <w:tc>
+          <w:tcPr>
+            <w:tcW w:type="dxa" w:w="982"/>
+          </w:tcPr>
+          <w:p/>
+        </w:tc>
+        <w:tc>
+          <w:tcPr>
+            <w:tcW w:type="dxa" w:w="747"/>
+          </w:tcPr>
+          <w:p/>
+        </w:tc>
+        <w:tc>
+          <w:tcPr>
+            <w:tcW w:type="dxa" w:w="792"/>
+          </w:tcPr>
+          <w:p/>
+        </w:tc>
+        <w:tc>
+          <w:tcPr>
+            <w:tcW w:type="dxa" w:w="747"/>
+          </w:tcPr>
+          <w:p/>
+        </w:tc>
+        <w:tc>
+          <w:tcPr>
+            <w:tcW w:type="dxa" w:w="747"/>
           </w:tcPr>
           <w:p/>
         </w:tc>
@@ -843,109 +843,109 @@
       <w:tr>
         <w:tc>
           <w:tcPr>
-            <w:tcW w:type="dxa" w:w="900"/>
-          </w:tcPr>
-          <w:p/>
-        </w:tc>
-        <w:tc>
-          <w:tcPr>
-            <w:tcW w:type="dxa" w:w="900"/>
-          </w:tcPr>
-          <w:p/>
-        </w:tc>
-        <w:tc>
-          <w:tcPr>
-            <w:tcW w:type="dxa" w:w="900"/>
-          </w:tcPr>
-          <w:p/>
-        </w:tc>
-        <w:tc>
-          <w:tcPr>
-            <w:tcW w:type="dxa" w:w="900"/>
-          </w:tcPr>
-          <w:p/>
-        </w:tc>
-        <w:tc>
-          <w:tcPr>
-            <w:tcW w:type="dxa" w:w="900"/>
-          </w:tcPr>
-          <w:p/>
-        </w:tc>
-        <w:tc>
-          <w:tcPr>
-            <w:tcW w:type="dxa" w:w="900"/>
-          </w:tcPr>
-          <w:p/>
-        </w:tc>
-        <w:tc>
-          <w:tcPr>
-            <w:tcW w:type="dxa" w:w="900"/>
-          </w:tcPr>
-          <w:p/>
-        </w:tc>
-        <w:tc>
-          <w:tcPr>
-            <w:tcW w:type="dxa" w:w="900"/>
-          </w:tcPr>
-          <w:p/>
-        </w:tc>
-        <w:tc>
-          <w:tcPr>
-            <w:tcW w:type="dxa" w:w="900"/>
-          </w:tcPr>
-          <w:p/>
-        </w:tc>
-        <w:tc>
-          <w:tcPr>
-            <w:tcW w:type="dxa" w:w="900"/>
-          </w:tcPr>
-          <w:p/>
-        </w:tc>
-        <w:tc>
-          <w:tcPr>
-            <w:tcW w:type="dxa" w:w="900"/>
-          </w:tcPr>
-          <w:p/>
-        </w:tc>
-        <w:tc>
-          <w:tcPr>
-            <w:tcW w:type="dxa" w:w="900"/>
-          </w:tcPr>
-          <w:p/>
-        </w:tc>
-        <w:tc>
-          <w:tcPr>
-            <w:tcW w:type="dxa" w:w="900"/>
-          </w:tcPr>
-          <w:p/>
-        </w:tc>
-        <w:tc>
-          <w:tcPr>
-            <w:tcW w:type="dxa" w:w="900"/>
-          </w:tcPr>
-          <w:p/>
-        </w:tc>
-        <w:tc>
-          <w:tcPr>
-            <w:tcW w:type="dxa" w:w="900"/>
-          </w:tcPr>
-          <w:p/>
-        </w:tc>
-        <w:tc>
-          <w:tcPr>
-            <w:tcW w:type="dxa" w:w="900"/>
-          </w:tcPr>
-          <w:p/>
-        </w:tc>
-        <w:tc>
-          <w:tcPr>
-            <w:tcW w:type="dxa" w:w="900"/>
-          </w:tcPr>
-          <w:p/>
-        </w:tc>
-        <w:tc>
-          <w:tcPr>
-            <w:tcW w:type="dxa" w:w="900"/>
+            <w:tcW w:type="dxa" w:w="645"/>
+          </w:tcPr>
+          <w:p/>
+        </w:tc>
+        <w:tc>
+          <w:tcPr>
+            <w:tcW w:type="dxa" w:w="811"/>
+          </w:tcPr>
+          <w:p/>
+        </w:tc>
+        <w:tc>
+          <w:tcPr>
+            <w:tcW w:type="dxa" w:w="920"/>
+          </w:tcPr>
+          <w:p/>
+        </w:tc>
+        <w:tc>
+          <w:tcPr>
+            <w:tcW w:type="dxa" w:w="615"/>
+          </w:tcPr>
+          <w:p/>
+        </w:tc>
+        <w:tc>
+          <w:tcPr>
+            <w:tcW w:type="dxa" w:w="1089"/>
+          </w:tcPr>
+          <w:p/>
+        </w:tc>
+        <w:tc>
+          <w:tcPr>
+            <w:tcW w:type="dxa" w:w="860"/>
+          </w:tcPr>
+          <w:p/>
+        </w:tc>
+        <w:tc>
+          <w:tcPr>
+            <w:tcW w:type="dxa" w:w="664"/>
+          </w:tcPr>
+          <w:p/>
+        </w:tc>
+        <w:tc>
+          <w:tcPr>
+            <w:tcW w:type="dxa" w:w="811"/>
+          </w:tcPr>
+          <w:p/>
+        </w:tc>
+        <w:tc>
+          <w:tcPr>
+            <w:tcW w:type="dxa" w:w="747"/>
+          </w:tcPr>
+          <w:p/>
+        </w:tc>
+        <w:tc>
+          <w:tcPr>
+            <w:tcW w:type="dxa" w:w="747"/>
+          </w:tcPr>
+          <w:p/>
+        </w:tc>
+        <w:tc>
+          <w:tcPr>
+            <w:tcW w:type="dxa" w:w="982"/>
+          </w:tcPr>
+          <w:p/>
+        </w:tc>
+        <w:tc>
+          <w:tcPr>
+            <w:tcW w:type="dxa" w:w="747"/>
+          </w:tcPr>
+          <w:p/>
+        </w:tc>
+        <w:tc>
+          <w:tcPr>
+            <w:tcW w:type="dxa" w:w="747"/>
+          </w:tcPr>
+          <w:p/>
+        </w:tc>
+        <w:tc>
+          <w:tcPr>
+            <w:tcW w:type="dxa" w:w="982"/>
+          </w:tcPr>
+          <w:p/>
+        </w:tc>
+        <w:tc>
+          <w:tcPr>
+            <w:tcW w:type="dxa" w:w="747"/>
+          </w:tcPr>
+          <w:p/>
+        </w:tc>
+        <w:tc>
+          <w:tcPr>
+            <w:tcW w:type="dxa" w:w="792"/>
+          </w:tcPr>
+          <w:p/>
+        </w:tc>
+        <w:tc>
+          <w:tcPr>
+            <w:tcW w:type="dxa" w:w="747"/>
+          </w:tcPr>
+          <w:p/>
+        </w:tc>
+        <w:tc>
+          <w:tcPr>
+            <w:tcW w:type="dxa" w:w="747"/>
           </w:tcPr>
           <w:p/>
         </w:tc>
@@ -953,109 +953,109 @@
       <w:tr>
         <w:tc>
           <w:tcPr>
-            <w:tcW w:type="dxa" w:w="900"/>
-          </w:tcPr>
-          <w:p/>
-        </w:tc>
-        <w:tc>
-          <w:tcPr>
-            <w:tcW w:type="dxa" w:w="900"/>
-          </w:tcPr>
-          <w:p/>
-        </w:tc>
-        <w:tc>
-          <w:tcPr>
-            <w:tcW w:type="dxa" w:w="900"/>
-          </w:tcPr>
-          <w:p/>
-        </w:tc>
-        <w:tc>
-          <w:tcPr>
-            <w:tcW w:type="dxa" w:w="900"/>
-          </w:tcPr>
-          <w:p/>
-        </w:tc>
-        <w:tc>
-          <w:tcPr>
-            <w:tcW w:type="dxa" w:w="900"/>
-          </w:tcPr>
-          <w:p/>
-        </w:tc>
-        <w:tc>
-          <w:tcPr>
-            <w:tcW w:type="dxa" w:w="900"/>
-          </w:tcPr>
-          <w:p/>
-        </w:tc>
-        <w:tc>
-          <w:tcPr>
-            <w:tcW w:type="dxa" w:w="900"/>
-          </w:tcPr>
-          <w:p/>
-        </w:tc>
-        <w:tc>
-          <w:tcPr>
-            <w:tcW w:type="dxa" w:w="900"/>
-          </w:tcPr>
-          <w:p/>
-        </w:tc>
-        <w:tc>
-          <w:tcPr>
-            <w:tcW w:type="dxa" w:w="900"/>
-          </w:tcPr>
-          <w:p/>
-        </w:tc>
-        <w:tc>
-          <w:tcPr>
-            <w:tcW w:type="dxa" w:w="900"/>
-          </w:tcPr>
-          <w:p/>
-        </w:tc>
-        <w:tc>
-          <w:tcPr>
-            <w:tcW w:type="dxa" w:w="900"/>
-          </w:tcPr>
-          <w:p/>
-        </w:tc>
-        <w:tc>
-          <w:tcPr>
-            <w:tcW w:type="dxa" w:w="900"/>
-          </w:tcPr>
-          <w:p/>
-        </w:tc>
-        <w:tc>
-          <w:tcPr>
-            <w:tcW w:type="dxa" w:w="900"/>
-          </w:tcPr>
-          <w:p/>
-        </w:tc>
-        <w:tc>
-          <w:tcPr>
-            <w:tcW w:type="dxa" w:w="900"/>
-          </w:tcPr>
-          <w:p/>
-        </w:tc>
-        <w:tc>
-          <w:tcPr>
-            <w:tcW w:type="dxa" w:w="900"/>
-          </w:tcPr>
-          <w:p/>
-        </w:tc>
-        <w:tc>
-          <w:tcPr>
-            <w:tcW w:type="dxa" w:w="900"/>
-          </w:tcPr>
-          <w:p/>
-        </w:tc>
-        <w:tc>
-          <w:tcPr>
-            <w:tcW w:type="dxa" w:w="900"/>
-          </w:tcPr>
-          <w:p/>
-        </w:tc>
-        <w:tc>
-          <w:tcPr>
-            <w:tcW w:type="dxa" w:w="900"/>
+            <w:tcW w:type="dxa" w:w="645"/>
+          </w:tcPr>
+          <w:p/>
+        </w:tc>
+        <w:tc>
+          <w:tcPr>
+            <w:tcW w:type="dxa" w:w="811"/>
+          </w:tcPr>
+          <w:p/>
+        </w:tc>
+        <w:tc>
+          <w:tcPr>
+            <w:tcW w:type="dxa" w:w="920"/>
+          </w:tcPr>
+          <w:p/>
+        </w:tc>
+        <w:tc>
+          <w:tcPr>
+            <w:tcW w:type="dxa" w:w="615"/>
+          </w:tcPr>
+          <w:p/>
+        </w:tc>
+        <w:tc>
+          <w:tcPr>
+            <w:tcW w:type="dxa" w:w="1089"/>
+          </w:tcPr>
+          <w:p/>
+        </w:tc>
+        <w:tc>
+          <w:tcPr>
+            <w:tcW w:type="dxa" w:w="860"/>
+          </w:tcPr>
+          <w:p/>
+        </w:tc>
+        <w:tc>
+          <w:tcPr>
+            <w:tcW w:type="dxa" w:w="664"/>
+          </w:tcPr>
+          <w:p/>
+        </w:tc>
+        <w:tc>
+          <w:tcPr>
+            <w:tcW w:type="dxa" w:w="811"/>
+          </w:tcPr>
+          <w:p/>
+        </w:tc>
+        <w:tc>
+          <w:tcPr>
+            <w:tcW w:type="dxa" w:w="747"/>
+          </w:tcPr>
+          <w:p/>
+        </w:tc>
+        <w:tc>
+          <w:tcPr>
+            <w:tcW w:type="dxa" w:w="747"/>
+          </w:tcPr>
+          <w:p/>
+        </w:tc>
+        <w:tc>
+          <w:tcPr>
+            <w:tcW w:type="dxa" w:w="982"/>
+          </w:tcPr>
+          <w:p/>
+        </w:tc>
+        <w:tc>
+          <w:tcPr>
+            <w:tcW w:type="dxa" w:w="747"/>
+          </w:tcPr>
+          <w:p/>
+        </w:tc>
+        <w:tc>
+          <w:tcPr>
+            <w:tcW w:type="dxa" w:w="747"/>
+          </w:tcPr>
+          <w:p/>
+        </w:tc>
+        <w:tc>
+          <w:tcPr>
+            <w:tcW w:type="dxa" w:w="982"/>
+          </w:tcPr>
+          <w:p/>
+        </w:tc>
+        <w:tc>
+          <w:tcPr>
+            <w:tcW w:type="dxa" w:w="747"/>
+          </w:tcPr>
+          <w:p/>
+        </w:tc>
+        <w:tc>
+          <w:tcPr>
+            <w:tcW w:type="dxa" w:w="792"/>
+          </w:tcPr>
+          <w:p/>
+        </w:tc>
+        <w:tc>
+          <w:tcPr>
+            <w:tcW w:type="dxa" w:w="747"/>
+          </w:tcPr>
+          <w:p/>
+        </w:tc>
+        <w:tc>
+          <w:tcPr>
+            <w:tcW w:type="dxa" w:w="747"/>
           </w:tcPr>
           <w:p/>
         </w:tc>
@@ -1063,109 +1063,109 @@
       <w:tr>
         <w:tc>
           <w:tcPr>
-            <w:tcW w:type="dxa" w:w="900"/>
-          </w:tcPr>
-          <w:p/>
-        </w:tc>
-        <w:tc>
-          <w:tcPr>
-            <w:tcW w:type="dxa" w:w="900"/>
-          </w:tcPr>
-          <w:p/>
-        </w:tc>
-        <w:tc>
-          <w:tcPr>
-            <w:tcW w:type="dxa" w:w="900"/>
-          </w:tcPr>
-          <w:p/>
-        </w:tc>
-        <w:tc>
-          <w:tcPr>
-            <w:tcW w:type="dxa" w:w="900"/>
-          </w:tcPr>
-          <w:p/>
-        </w:tc>
-        <w:tc>
-          <w:tcPr>
-            <w:tcW w:type="dxa" w:w="900"/>
-          </w:tcPr>
-          <w:p/>
-        </w:tc>
-        <w:tc>
-          <w:tcPr>
-            <w:tcW w:type="dxa" w:w="900"/>
-          </w:tcPr>
-          <w:p/>
-        </w:tc>
-        <w:tc>
-          <w:tcPr>
-            <w:tcW w:type="dxa" w:w="900"/>
-          </w:tcPr>
-          <w:p/>
-        </w:tc>
-        <w:tc>
-          <w:tcPr>
-            <w:tcW w:type="dxa" w:w="900"/>
-          </w:tcPr>
-          <w:p/>
-        </w:tc>
-        <w:tc>
-          <w:tcPr>
-            <w:tcW w:type="dxa" w:w="900"/>
-          </w:tcPr>
-          <w:p/>
-        </w:tc>
-        <w:tc>
-          <w:tcPr>
-            <w:tcW w:type="dxa" w:w="900"/>
-          </w:tcPr>
-          <w:p/>
-        </w:tc>
-        <w:tc>
-          <w:tcPr>
-            <w:tcW w:type="dxa" w:w="900"/>
-          </w:tcPr>
-          <w:p/>
-        </w:tc>
-        <w:tc>
-          <w:tcPr>
-            <w:tcW w:type="dxa" w:w="900"/>
-          </w:tcPr>
-          <w:p/>
-        </w:tc>
-        <w:tc>
-          <w:tcPr>
-            <w:tcW w:type="dxa" w:w="900"/>
-          </w:tcPr>
-          <w:p/>
-        </w:tc>
-        <w:tc>
-          <w:tcPr>
-            <w:tcW w:type="dxa" w:w="900"/>
-          </w:tcPr>
-          <w:p/>
-        </w:tc>
-        <w:tc>
-          <w:tcPr>
-            <w:tcW w:type="dxa" w:w="900"/>
-          </w:tcPr>
-          <w:p/>
-        </w:tc>
-        <w:tc>
-          <w:tcPr>
-            <w:tcW w:type="dxa" w:w="900"/>
-          </w:tcPr>
-          <w:p/>
-        </w:tc>
-        <w:tc>
-          <w:tcPr>
-            <w:tcW w:type="dxa" w:w="900"/>
-          </w:tcPr>
-          <w:p/>
-        </w:tc>
-        <w:tc>
-          <w:tcPr>
-            <w:tcW w:type="dxa" w:w="900"/>
+            <w:tcW w:type="dxa" w:w="645"/>
+          </w:tcPr>
+          <w:p/>
+        </w:tc>
+        <w:tc>
+          <w:tcPr>
+            <w:tcW w:type="dxa" w:w="811"/>
+          </w:tcPr>
+          <w:p/>
+        </w:tc>
+        <w:tc>
+          <w:tcPr>
+            <w:tcW w:type="dxa" w:w="920"/>
+          </w:tcPr>
+          <w:p/>
+        </w:tc>
+        <w:tc>
+          <w:tcPr>
+            <w:tcW w:type="dxa" w:w="615"/>
+          </w:tcPr>
+          <w:p/>
+        </w:tc>
+        <w:tc>
+          <w:tcPr>
+            <w:tcW w:type="dxa" w:w="1089"/>
+          </w:tcPr>
+          <w:p/>
+        </w:tc>
+        <w:tc>
+          <w:tcPr>
+            <w:tcW w:type="dxa" w:w="860"/>
+          </w:tcPr>
+          <w:p/>
+        </w:tc>
+        <w:tc>
+          <w:tcPr>
+            <w:tcW w:type="dxa" w:w="664"/>
+          </w:tcPr>
+          <w:p/>
+        </w:tc>
+        <w:tc>
+          <w:tcPr>
+            <w:tcW w:type="dxa" w:w="811"/>
+          </w:tcPr>
+          <w:p/>
+        </w:tc>
+        <w:tc>
+          <w:tcPr>
+            <w:tcW w:type="dxa" w:w="747"/>
+          </w:tcPr>
+          <w:p/>
+        </w:tc>
+        <w:tc>
+          <w:tcPr>
+            <w:tcW w:type="dxa" w:w="747"/>
+          </w:tcPr>
+          <w:p/>
+        </w:tc>
+        <w:tc>
+          <w:tcPr>
+            <w:tcW w:type="dxa" w:w="982"/>
+          </w:tcPr>
+          <w:p/>
+        </w:tc>
+        <w:tc>
+          <w:tcPr>
+            <w:tcW w:type="dxa" w:w="747"/>
+          </w:tcPr>
+          <w:p/>
+        </w:tc>
+        <w:tc>
+          <w:tcPr>
+            <w:tcW w:type="dxa" w:w="747"/>
+          </w:tcPr>
+          <w:p/>
+        </w:tc>
+        <w:tc>
+          <w:tcPr>
+            <w:tcW w:type="dxa" w:w="982"/>
+          </w:tcPr>
+          <w:p/>
+        </w:tc>
+        <w:tc>
+          <w:tcPr>
+            <w:tcW w:type="dxa" w:w="747"/>
+          </w:tcPr>
+          <w:p/>
+        </w:tc>
+        <w:tc>
+          <w:tcPr>
+            <w:tcW w:type="dxa" w:w="792"/>
+          </w:tcPr>
+          <w:p/>
+        </w:tc>
+        <w:tc>
+          <w:tcPr>
+            <w:tcW w:type="dxa" w:w="747"/>
+          </w:tcPr>
+          <w:p/>
+        </w:tc>
+        <w:tc>
+          <w:tcPr>
+            <w:tcW w:type="dxa" w:w="747"/>
           </w:tcPr>
           <w:p/>
         </w:tc>
@@ -1173,109 +1173,109 @@
       <w:tr>
         <w:tc>
           <w:tcPr>
-            <w:tcW w:type="dxa" w:w="900"/>
-          </w:tcPr>
-          <w:p/>
-        </w:tc>
-        <w:tc>
-          <w:tcPr>
-            <w:tcW w:type="dxa" w:w="900"/>
-          </w:tcPr>
-          <w:p/>
-        </w:tc>
-        <w:tc>
-          <w:tcPr>
-            <w:tcW w:type="dxa" w:w="900"/>
-          </w:tcPr>
-          <w:p/>
-        </w:tc>
-        <w:tc>
-          <w:tcPr>
-            <w:tcW w:type="dxa" w:w="900"/>
-          </w:tcPr>
-          <w:p/>
-        </w:tc>
-        <w:tc>
-          <w:tcPr>
-            <w:tcW w:type="dxa" w:w="900"/>
-          </w:tcPr>
-          <w:p/>
-        </w:tc>
-        <w:tc>
-          <w:tcPr>
-            <w:tcW w:type="dxa" w:w="900"/>
-          </w:tcPr>
-          <w:p/>
-        </w:tc>
-        <w:tc>
-          <w:tcPr>
-            <w:tcW w:type="dxa" w:w="900"/>
-          </w:tcPr>
-          <w:p/>
-        </w:tc>
-        <w:tc>
-          <w:tcPr>
-            <w:tcW w:type="dxa" w:w="900"/>
-          </w:tcPr>
-          <w:p/>
-        </w:tc>
-        <w:tc>
-          <w:tcPr>
-            <w:tcW w:type="dxa" w:w="900"/>
-          </w:tcPr>
-          <w:p/>
-        </w:tc>
-        <w:tc>
-          <w:tcPr>
-            <w:tcW w:type="dxa" w:w="900"/>
-          </w:tcPr>
-          <w:p/>
-        </w:tc>
-        <w:tc>
-          <w:tcPr>
-            <w:tcW w:type="dxa" w:w="900"/>
-          </w:tcPr>
-          <w:p/>
-        </w:tc>
-        <w:tc>
-          <w:tcPr>
-            <w:tcW w:type="dxa" w:w="900"/>
-          </w:tcPr>
-          <w:p/>
-        </w:tc>
-        <w:tc>
-          <w:tcPr>
-            <w:tcW w:type="dxa" w:w="900"/>
-          </w:tcPr>
-          <w:p/>
-        </w:tc>
-        <w:tc>
-          <w:tcPr>
-            <w:tcW w:type="dxa" w:w="900"/>
-          </w:tcPr>
-          <w:p/>
-        </w:tc>
-        <w:tc>
-          <w:tcPr>
-            <w:tcW w:type="dxa" w:w="900"/>
-          </w:tcPr>
-          <w:p/>
-        </w:tc>
-        <w:tc>
-          <w:tcPr>
-            <w:tcW w:type="dxa" w:w="900"/>
-          </w:tcPr>
-          <w:p/>
-        </w:tc>
-        <w:tc>
-          <w:tcPr>
-            <w:tcW w:type="dxa" w:w="900"/>
-          </w:tcPr>
-          <w:p/>
-        </w:tc>
-        <w:tc>
-          <w:tcPr>
-            <w:tcW w:type="dxa" w:w="900"/>
+            <w:tcW w:type="dxa" w:w="645"/>
+          </w:tcPr>
+          <w:p/>
+        </w:tc>
+        <w:tc>
+          <w:tcPr>
+            <w:tcW w:type="dxa" w:w="811"/>
+          </w:tcPr>
+          <w:p/>
+        </w:tc>
+        <w:tc>
+          <w:tcPr>
+            <w:tcW w:type="dxa" w:w="920"/>
+          </w:tcPr>
+          <w:p/>
+        </w:tc>
+        <w:tc>
+          <w:tcPr>
+            <w:tcW w:type="dxa" w:w="615"/>
+          </w:tcPr>
+          <w:p/>
+        </w:tc>
+        <w:tc>
+          <w:tcPr>
+            <w:tcW w:type="dxa" w:w="1089"/>
+          </w:tcPr>
+          <w:p/>
+        </w:tc>
+        <w:tc>
+          <w:tcPr>
+            <w:tcW w:type="dxa" w:w="860"/>
+          </w:tcPr>
+          <w:p/>
+        </w:tc>
+        <w:tc>
+          <w:tcPr>
+            <w:tcW w:type="dxa" w:w="664"/>
+          </w:tcPr>
+          <w:p/>
+        </w:tc>
+        <w:tc>
+          <w:tcPr>
+            <w:tcW w:type="dxa" w:w="811"/>
+          </w:tcPr>
+          <w:p/>
+        </w:tc>
+        <w:tc>
+          <w:tcPr>
+            <w:tcW w:type="dxa" w:w="747"/>
+          </w:tcPr>
+          <w:p/>
+        </w:tc>
+        <w:tc>
+          <w:tcPr>
+            <w:tcW w:type="dxa" w:w="747"/>
+          </w:tcPr>
+          <w:p/>
+        </w:tc>
+        <w:tc>
+          <w:tcPr>
+            <w:tcW w:type="dxa" w:w="982"/>
+          </w:tcPr>
+          <w:p/>
+        </w:tc>
+        <w:tc>
+          <w:tcPr>
+            <w:tcW w:type="dxa" w:w="747"/>
+          </w:tcPr>
+          <w:p/>
+        </w:tc>
+        <w:tc>
+          <w:tcPr>
+            <w:tcW w:type="dxa" w:w="747"/>
+          </w:tcPr>
+          <w:p/>
+        </w:tc>
+        <w:tc>
+          <w:tcPr>
+            <w:tcW w:type="dxa" w:w="982"/>
+          </w:tcPr>
+          <w:p/>
+        </w:tc>
+        <w:tc>
+          <w:tcPr>
+            <w:tcW w:type="dxa" w:w="747"/>
+          </w:tcPr>
+          <w:p/>
+        </w:tc>
+        <w:tc>
+          <w:tcPr>
+            <w:tcW w:type="dxa" w:w="792"/>
+          </w:tcPr>
+          <w:p/>
+        </w:tc>
+        <w:tc>
+          <w:tcPr>
+            <w:tcW w:type="dxa" w:w="747"/>
+          </w:tcPr>
+          <w:p/>
+        </w:tc>
+        <w:tc>
+          <w:tcPr>
+            <w:tcW w:type="dxa" w:w="747"/>
           </w:tcPr>
           <w:p/>
         </w:tc>
@@ -1283,7 +1283,7 @@
       <w:tr>
         <w:tc>
           <w:tcPr>
-            <w:tcW w:type="dxa" w:w="900"/>
+            <w:tcW w:type="dxa" w:w="645"/>
           </w:tcPr>
           <w:p>
             <w:r>
@@ -1296,7 +1296,7 @@
         </w:tc>
         <w:tc>
           <w:tcPr>
-            <w:tcW w:type="dxa" w:w="900"/>
+            <w:tcW w:type="dxa" w:w="811"/>
           </w:tcPr>
           <w:p>
             <w:r>
@@ -1309,7 +1309,7 @@
         </w:tc>
         <w:tc>
           <w:tcPr>
-            <w:tcW w:type="dxa" w:w="900"/>
+            <w:tcW w:type="dxa" w:w="920"/>
           </w:tcPr>
           <w:p>
             <w:r>
@@ -1322,7 +1322,7 @@
         </w:tc>
         <w:tc>
           <w:tcPr>
-            <w:tcW w:type="dxa" w:w="900"/>
+            <w:tcW w:type="dxa" w:w="615"/>
           </w:tcPr>
           <w:p>
             <w:r>
@@ -1335,7 +1335,7 @@
         </w:tc>
         <w:tc>
           <w:tcPr>
-            <w:tcW w:type="dxa" w:w="900"/>
+            <w:tcW w:type="dxa" w:w="1089"/>
           </w:tcPr>
           <w:p>
             <w:r>
@@ -1348,7 +1348,7 @@
         </w:tc>
         <w:tc>
           <w:tcPr>
-            <w:tcW w:type="dxa" w:w="900"/>
+            <w:tcW w:type="dxa" w:w="860"/>
           </w:tcPr>
           <w:p>
             <w:r>
@@ -1361,7 +1361,7 @@
         </w:tc>
         <w:tc>
           <w:tcPr>
-            <w:tcW w:type="dxa" w:w="900"/>
+            <w:tcW w:type="dxa" w:w="664"/>
           </w:tcPr>
           <w:p>
             <w:r>
@@ -1374,7 +1374,7 @@
         </w:tc>
         <w:tc>
           <w:tcPr>
-            <w:tcW w:type="dxa" w:w="900"/>
+            <w:tcW w:type="dxa" w:w="811"/>
           </w:tcPr>
           <w:p>
             <w:r>
@@ -1387,7 +1387,7 @@
         </w:tc>
         <w:tc>
           <w:tcPr>
-            <w:tcW w:type="dxa" w:w="900"/>
+            <w:tcW w:type="dxa" w:w="747"/>
           </w:tcPr>
           <w:p>
             <w:r>
@@ -1400,7 +1400,7 @@
         </w:tc>
         <w:tc>
           <w:tcPr>
-            <w:tcW w:type="dxa" w:w="900"/>
+            <w:tcW w:type="dxa" w:w="747"/>
           </w:tcPr>
           <w:p>
             <w:r>
@@ -1413,7 +1413,7 @@
         </w:tc>
         <w:tc>
           <w:tcPr>
-            <w:tcW w:type="dxa" w:w="900"/>
+            <w:tcW w:type="dxa" w:w="982"/>
           </w:tcPr>
           <w:p>
             <w:r>
@@ -1426,7 +1426,7 @@
         </w:tc>
         <w:tc>
           <w:tcPr>
-            <w:tcW w:type="dxa" w:w="900"/>
+            <w:tcW w:type="dxa" w:w="747"/>
           </w:tcPr>
           <w:p>
             <w:r>
@@ -1439,7 +1439,7 @@
         </w:tc>
         <w:tc>
           <w:tcPr>
-            <w:tcW w:type="dxa" w:w="900"/>
+            <w:tcW w:type="dxa" w:w="747"/>
           </w:tcPr>
           <w:p>
             <w:r>
@@ -1452,7 +1452,7 @@
         </w:tc>
         <w:tc>
           <w:tcPr>
-            <w:tcW w:type="dxa" w:w="900"/>
+            <w:tcW w:type="dxa" w:w="982"/>
           </w:tcPr>
           <w:p>
             <w:r>
@@ -1465,7 +1465,7 @@
         </w:tc>
         <w:tc>
           <w:tcPr>
-            <w:tcW w:type="dxa" w:w="900"/>
+            <w:tcW w:type="dxa" w:w="747"/>
           </w:tcPr>
           <w:p>
             <w:r>
@@ -1478,7 +1478,7 @@
         </w:tc>
         <w:tc>
           <w:tcPr>
-            <w:tcW w:type="dxa" w:w="900"/>
+            <w:tcW w:type="dxa" w:w="792"/>
           </w:tcPr>
           <w:p>
             <w:r>
@@ -1491,7 +1491,7 @@
         </w:tc>
         <w:tc>
           <w:tcPr>
-            <w:tcW w:type="dxa" w:w="900"/>
+            <w:tcW w:type="dxa" w:w="747"/>
           </w:tcPr>
           <w:p>
             <w:r>
@@ -1504,7 +1504,7 @@
         </w:tc>
         <w:tc>
           <w:tcPr>
-            <w:tcW w:type="dxa" w:w="900"/>
+            <w:tcW w:type="dxa" w:w="747"/>
           </w:tcPr>
           <w:p>
             <w:r>

--- a/app/templates/PLI_M10.docx
+++ b/app/templates/PLI_M10.docx
@@ -34,29 +34,29 @@
         </w:tblBorders>
       </w:tblPr>
       <w:tblGrid>
-        <w:gridCol w:w="645"/>
-        <w:gridCol w:w="811"/>
-        <w:gridCol w:w="920"/>
-        <w:gridCol w:w="615"/>
-        <w:gridCol w:w="1089"/>
-        <w:gridCol w:w="860"/>
-        <w:gridCol w:w="664"/>
-        <w:gridCol w:w="811"/>
-        <w:gridCol w:w="747"/>
-        <w:gridCol w:w="747"/>
-        <w:gridCol w:w="982"/>
-        <w:gridCol w:w="747"/>
-        <w:gridCol w:w="747"/>
-        <w:gridCol w:w="982"/>
-        <w:gridCol w:w="747"/>
-        <w:gridCol w:w="792"/>
-        <w:gridCol w:w="747"/>
-        <w:gridCol w:w="747"/>
+        <w:gridCol w:w="656"/>
+        <w:gridCol w:w="835"/>
+        <w:gridCol w:w="953"/>
+        <w:gridCol w:w="624"/>
+        <w:gridCol w:w="1134"/>
+        <w:gridCol w:w="888"/>
+        <w:gridCol w:w="677"/>
+        <w:gridCol w:w="835"/>
+        <w:gridCol w:w="766"/>
+        <w:gridCol w:w="766"/>
+        <w:gridCol w:w="783"/>
+        <w:gridCol w:w="766"/>
+        <w:gridCol w:w="766"/>
+        <w:gridCol w:w="840"/>
+        <w:gridCol w:w="766"/>
+        <w:gridCol w:w="815"/>
+        <w:gridCol w:w="765"/>
+        <w:gridCol w:w="765"/>
       </w:tblGrid>
       <w:tr>
         <w:tc>
           <w:tcPr>
-            <w:tcW w:type="dxa" w:w="645"/>
+            <w:tcW w:type="dxa" w:w="656"/>
             <w:vMerge w:val="restart"/>
           </w:tcPr>
           <w:p>
@@ -70,7 +70,7 @@
         </w:tc>
         <w:tc>
           <w:tcPr>
-            <w:tcW w:type="dxa" w:w="811"/>
+            <w:tcW w:type="dxa" w:w="835"/>
             <w:vMerge w:val="restart"/>
           </w:tcPr>
           <w:p>
@@ -84,7 +84,7 @@
         </w:tc>
         <w:tc>
           <w:tcPr>
-            <w:tcW w:type="dxa" w:w="920"/>
+            <w:tcW w:type="dxa" w:w="953"/>
             <w:vMerge w:val="restart"/>
           </w:tcPr>
           <w:p>
@@ -98,7 +98,7 @@
         </w:tc>
         <w:tc>
           <w:tcPr>
-            <w:tcW w:type="dxa" w:w="615"/>
+            <w:tcW w:type="dxa" w:w="624"/>
             <w:vMerge w:val="restart"/>
           </w:tcPr>
           <w:p>
@@ -112,7 +112,7 @@
         </w:tc>
         <w:tc>
           <w:tcPr>
-            <w:tcW w:type="dxa" w:w="1089"/>
+            <w:tcW w:type="dxa" w:w="1134"/>
             <w:vMerge w:val="restart"/>
           </w:tcPr>
           <w:p>
@@ -126,7 +126,7 @@
         </w:tc>
         <w:tc>
           <w:tcPr>
-            <w:tcW w:type="dxa" w:w="860"/>
+            <w:tcW w:type="dxa" w:w="888"/>
             <w:vMerge w:val="restart"/>
           </w:tcPr>
           <w:p>
@@ -140,7 +140,7 @@
         </w:tc>
         <w:tc>
           <w:tcPr>
-            <w:tcW w:type="dxa" w:w="664"/>
+            <w:tcW w:type="dxa" w:w="677"/>
             <w:vMerge w:val="restart"/>
           </w:tcPr>
           <w:p>
@@ -154,7 +154,7 @@
         </w:tc>
         <w:tc>
           <w:tcPr>
-            <w:tcW w:type="dxa" w:w="811"/>
+            <w:tcW w:type="dxa" w:w="835"/>
             <w:vMerge w:val="restart"/>
           </w:tcPr>
           <w:p>
@@ -168,7 +168,7 @@
         </w:tc>
         <w:tc>
           <w:tcPr>
-            <w:tcW w:type="dxa" w:w="7238"/>
+            <w:tcW w:type="dxa" w:w="7033"/>
             <w:gridSpan w:val="9"/>
           </w:tcPr>
           <w:p>
@@ -182,7 +182,7 @@
         </w:tc>
         <w:tc>
           <w:tcPr>
-            <w:tcW w:type="dxa" w:w="747"/>
+            <w:tcW w:type="dxa" w:w="765"/>
             <w:vMerge w:val="restart"/>
           </w:tcPr>
           <w:p>
@@ -198,63 +198,63 @@
       <w:tr>
         <w:tc>
           <w:tcPr>
-            <w:tcW w:type="dxa" w:w="645"/>
+            <w:tcW w:type="dxa" w:w="656"/>
             <w:vMerge/>
           </w:tcPr>
           <w:p/>
         </w:tc>
         <w:tc>
           <w:tcPr>
-            <w:tcW w:type="dxa" w:w="811"/>
+            <w:tcW w:type="dxa" w:w="835"/>
             <w:vMerge/>
           </w:tcPr>
           <w:p/>
         </w:tc>
         <w:tc>
           <w:tcPr>
-            <w:tcW w:type="dxa" w:w="920"/>
+            <w:tcW w:type="dxa" w:w="953"/>
             <w:vMerge/>
           </w:tcPr>
           <w:p/>
         </w:tc>
         <w:tc>
           <w:tcPr>
-            <w:tcW w:type="dxa" w:w="615"/>
+            <w:tcW w:type="dxa" w:w="624"/>
             <w:vMerge/>
           </w:tcPr>
           <w:p/>
         </w:tc>
         <w:tc>
           <w:tcPr>
-            <w:tcW w:type="dxa" w:w="1089"/>
+            <w:tcW w:type="dxa" w:w="1134"/>
             <w:vMerge/>
           </w:tcPr>
           <w:p/>
         </w:tc>
         <w:tc>
           <w:tcPr>
-            <w:tcW w:type="dxa" w:w="860"/>
+            <w:tcW w:type="dxa" w:w="888"/>
             <w:vMerge/>
           </w:tcPr>
           <w:p/>
         </w:tc>
         <w:tc>
           <w:tcPr>
-            <w:tcW w:type="dxa" w:w="664"/>
+            <w:tcW w:type="dxa" w:w="677"/>
             <w:vMerge/>
           </w:tcPr>
           <w:p/>
         </w:tc>
         <w:tc>
           <w:tcPr>
-            <w:tcW w:type="dxa" w:w="811"/>
+            <w:tcW w:type="dxa" w:w="835"/>
             <w:vMerge/>
           </w:tcPr>
           <w:p/>
         </w:tc>
         <w:tc>
           <w:tcPr>
-            <w:tcW w:type="dxa" w:w="2476"/>
+            <w:tcW w:type="dxa" w:w="2315"/>
             <w:gridSpan w:val="3"/>
           </w:tcPr>
           <w:p>
@@ -268,7 +268,7 @@
         </w:tc>
         <w:tc>
           <w:tcPr>
-            <w:tcW w:type="dxa" w:w="2476"/>
+            <w:tcW w:type="dxa" w:w="2372"/>
             <w:gridSpan w:val="3"/>
           </w:tcPr>
           <w:p>
@@ -282,7 +282,7 @@
         </w:tc>
         <w:tc>
           <w:tcPr>
-            <w:tcW w:type="dxa" w:w="747"/>
+            <w:tcW w:type="dxa" w:w="766"/>
             <w:vMerge w:val="restart"/>
           </w:tcPr>
           <w:p>
@@ -296,7 +296,7 @@
         </w:tc>
         <w:tc>
           <w:tcPr>
-            <w:tcW w:type="dxa" w:w="792"/>
+            <w:tcW w:type="dxa" w:w="815"/>
             <w:vMerge w:val="restart"/>
           </w:tcPr>
           <w:p>
@@ -310,7 +310,7 @@
         </w:tc>
         <w:tc>
           <w:tcPr>
-            <w:tcW w:type="dxa" w:w="747"/>
+            <w:tcW w:type="dxa" w:w="765"/>
             <w:vMerge w:val="restart"/>
           </w:tcPr>
           <w:p>
@@ -324,7 +324,7 @@
         </w:tc>
         <w:tc>
           <w:tcPr>
-            <w:tcW w:type="dxa" w:w="747"/>
+            <w:tcW w:type="dxa" w:w="765"/>
             <w:vMerge/>
           </w:tcPr>
           <w:p/>
@@ -333,63 +333,63 @@
       <w:tr>
         <w:tc>
           <w:tcPr>
-            <w:tcW w:type="dxa" w:w="645"/>
+            <w:tcW w:type="dxa" w:w="656"/>
             <w:vMerge/>
           </w:tcPr>
           <w:p/>
         </w:tc>
         <w:tc>
           <w:tcPr>
-            <w:tcW w:type="dxa" w:w="811"/>
+            <w:tcW w:type="dxa" w:w="835"/>
             <w:vMerge/>
           </w:tcPr>
           <w:p/>
         </w:tc>
         <w:tc>
           <w:tcPr>
-            <w:tcW w:type="dxa" w:w="920"/>
+            <w:tcW w:type="dxa" w:w="953"/>
             <w:vMerge/>
           </w:tcPr>
           <w:p/>
         </w:tc>
         <w:tc>
           <w:tcPr>
-            <w:tcW w:type="dxa" w:w="615"/>
+            <w:tcW w:type="dxa" w:w="624"/>
             <w:vMerge/>
           </w:tcPr>
           <w:p/>
         </w:tc>
         <w:tc>
           <w:tcPr>
-            <w:tcW w:type="dxa" w:w="1089"/>
+            <w:tcW w:type="dxa" w:w="1134"/>
             <w:vMerge/>
           </w:tcPr>
           <w:p/>
         </w:tc>
         <w:tc>
           <w:tcPr>
-            <w:tcW w:type="dxa" w:w="860"/>
+            <w:tcW w:type="dxa" w:w="888"/>
             <w:vMerge/>
           </w:tcPr>
           <w:p/>
         </w:tc>
         <w:tc>
           <w:tcPr>
-            <w:tcW w:type="dxa" w:w="664"/>
+            <w:tcW w:type="dxa" w:w="677"/>
             <w:vMerge/>
           </w:tcPr>
           <w:p/>
         </w:tc>
         <w:tc>
           <w:tcPr>
-            <w:tcW w:type="dxa" w:w="811"/>
+            <w:tcW w:type="dxa" w:w="835"/>
             <w:vMerge/>
           </w:tcPr>
           <w:p/>
         </w:tc>
         <w:tc>
           <w:tcPr>
-            <w:tcW w:type="dxa" w:w="747"/>
+            <w:tcW w:type="dxa" w:w="766"/>
           </w:tcPr>
           <w:p>
             <w:r>
@@ -402,7 +402,7 @@
         </w:tc>
         <w:tc>
           <w:tcPr>
-            <w:tcW w:type="dxa" w:w="747"/>
+            <w:tcW w:type="dxa" w:w="766"/>
           </w:tcPr>
           <w:p>
             <w:r>
@@ -415,7 +415,7 @@
         </w:tc>
         <w:tc>
           <w:tcPr>
-            <w:tcW w:type="dxa" w:w="982"/>
+            <w:tcW w:type="dxa" w:w="783"/>
           </w:tcPr>
           <w:p>
             <w:r>
@@ -428,7 +428,7 @@
         </w:tc>
         <w:tc>
           <w:tcPr>
-            <w:tcW w:type="dxa" w:w="747"/>
+            <w:tcW w:type="dxa" w:w="766"/>
           </w:tcPr>
           <w:p>
             <w:r>
@@ -441,7 +441,7 @@
         </w:tc>
         <w:tc>
           <w:tcPr>
-            <w:tcW w:type="dxa" w:w="747"/>
+            <w:tcW w:type="dxa" w:w="766"/>
           </w:tcPr>
           <w:p>
             <w:r>
@@ -454,7 +454,7 @@
         </w:tc>
         <w:tc>
           <w:tcPr>
-            <w:tcW w:type="dxa" w:w="982"/>
+            <w:tcW w:type="dxa" w:w="840"/>
           </w:tcPr>
           <w:p>
             <w:r>
@@ -467,28 +467,28 @@
         </w:tc>
         <w:tc>
           <w:tcPr>
-            <w:tcW w:type="dxa" w:w="747"/>
+            <w:tcW w:type="dxa" w:w="766"/>
             <w:vMerge/>
           </w:tcPr>
           <w:p/>
         </w:tc>
         <w:tc>
           <w:tcPr>
-            <w:tcW w:type="dxa" w:w="792"/>
+            <w:tcW w:type="dxa" w:w="815"/>
             <w:vMerge/>
           </w:tcPr>
           <w:p/>
         </w:tc>
         <w:tc>
           <w:tcPr>
-            <w:tcW w:type="dxa" w:w="747"/>
+            <w:tcW w:type="dxa" w:w="765"/>
             <w:vMerge/>
           </w:tcPr>
           <w:p/>
         </w:tc>
         <w:tc>
           <w:tcPr>
-            <w:tcW w:type="dxa" w:w="747"/>
+            <w:tcW w:type="dxa" w:w="765"/>
             <w:vMerge/>
           </w:tcPr>
           <w:p/>
@@ -497,7 +497,7 @@
       <w:tr>
         <w:tc>
           <w:tcPr>
-            <w:tcW w:type="dxa" w:w="645"/>
+            <w:tcW w:type="dxa" w:w="656"/>
           </w:tcPr>
           <w:p>
             <w:r>
@@ -510,7 +510,7 @@
         </w:tc>
         <w:tc>
           <w:tcPr>
-            <w:tcW w:type="dxa" w:w="811"/>
+            <w:tcW w:type="dxa" w:w="835"/>
           </w:tcPr>
           <w:p>
             <w:r>
@@ -523,7 +523,7 @@
         </w:tc>
         <w:tc>
           <w:tcPr>
-            <w:tcW w:type="dxa" w:w="920"/>
+            <w:tcW w:type="dxa" w:w="953"/>
           </w:tcPr>
           <w:p>
             <w:r>
@@ -536,7 +536,7 @@
         </w:tc>
         <w:tc>
           <w:tcPr>
-            <w:tcW w:type="dxa" w:w="615"/>
+            <w:tcW w:type="dxa" w:w="624"/>
           </w:tcPr>
           <w:p>
             <w:r>
@@ -549,7 +549,7 @@
         </w:tc>
         <w:tc>
           <w:tcPr>
-            <w:tcW w:type="dxa" w:w="1089"/>
+            <w:tcW w:type="dxa" w:w="1134"/>
           </w:tcPr>
           <w:p>
             <w:r>
@@ -562,7 +562,7 @@
         </w:tc>
         <w:tc>
           <w:tcPr>
-            <w:tcW w:type="dxa" w:w="860"/>
+            <w:tcW w:type="dxa" w:w="888"/>
           </w:tcPr>
           <w:p>
             <w:r>
@@ -575,7 +575,7 @@
         </w:tc>
         <w:tc>
           <w:tcPr>
-            <w:tcW w:type="dxa" w:w="664"/>
+            <w:tcW w:type="dxa" w:w="677"/>
           </w:tcPr>
           <w:p>
             <w:r>
@@ -588,7 +588,7 @@
         </w:tc>
         <w:tc>
           <w:tcPr>
-            <w:tcW w:type="dxa" w:w="811"/>
+            <w:tcW w:type="dxa" w:w="835"/>
           </w:tcPr>
           <w:p>
             <w:r>
@@ -601,7 +601,7 @@
         </w:tc>
         <w:tc>
           <w:tcPr>
-            <w:tcW w:type="dxa" w:w="747"/>
+            <w:tcW w:type="dxa" w:w="766"/>
           </w:tcPr>
           <w:p>
             <w:r>
@@ -614,7 +614,7 @@
         </w:tc>
         <w:tc>
           <w:tcPr>
-            <w:tcW w:type="dxa" w:w="747"/>
+            <w:tcW w:type="dxa" w:w="766"/>
           </w:tcPr>
           <w:p>
             <w:r>
@@ -627,7 +627,7 @@
         </w:tc>
         <w:tc>
           <w:tcPr>
-            <w:tcW w:type="dxa" w:w="982"/>
+            <w:tcW w:type="dxa" w:w="783"/>
           </w:tcPr>
           <w:p>
             <w:r>
@@ -640,7 +640,7 @@
         </w:tc>
         <w:tc>
           <w:tcPr>
-            <w:tcW w:type="dxa" w:w="747"/>
+            <w:tcW w:type="dxa" w:w="766"/>
           </w:tcPr>
           <w:p>
             <w:r>
@@ -653,7 +653,7 @@
         </w:tc>
         <w:tc>
           <w:tcPr>
-            <w:tcW w:type="dxa" w:w="747"/>
+            <w:tcW w:type="dxa" w:w="766"/>
           </w:tcPr>
           <w:p>
             <w:r>
@@ -666,7 +666,7 @@
         </w:tc>
         <w:tc>
           <w:tcPr>
-            <w:tcW w:type="dxa" w:w="982"/>
+            <w:tcW w:type="dxa" w:w="840"/>
           </w:tcPr>
           <w:p>
             <w:r>
@@ -679,7 +679,7 @@
         </w:tc>
         <w:tc>
           <w:tcPr>
-            <w:tcW w:type="dxa" w:w="747"/>
+            <w:tcW w:type="dxa" w:w="766"/>
           </w:tcPr>
           <w:p>
             <w:r>
@@ -692,7 +692,7 @@
         </w:tc>
         <w:tc>
           <w:tcPr>
-            <w:tcW w:type="dxa" w:w="792"/>
+            <w:tcW w:type="dxa" w:w="815"/>
           </w:tcPr>
           <w:p>
             <w:r>
@@ -705,7 +705,7 @@
         </w:tc>
         <w:tc>
           <w:tcPr>
-            <w:tcW w:type="dxa" w:w="747"/>
+            <w:tcW w:type="dxa" w:w="765"/>
           </w:tcPr>
           <w:p>
             <w:r>
@@ -718,7 +718,7 @@
         </w:tc>
         <w:tc>
           <w:tcPr>
-            <w:tcW w:type="dxa" w:w="747"/>
+            <w:tcW w:type="dxa" w:w="765"/>
           </w:tcPr>
           <w:p>
             <w:r>
@@ -733,109 +733,109 @@
       <w:tr>
         <w:tc>
           <w:tcPr>
-            <w:tcW w:type="dxa" w:w="645"/>
-          </w:tcPr>
-          <w:p/>
-        </w:tc>
-        <w:tc>
-          <w:tcPr>
-            <w:tcW w:type="dxa" w:w="811"/>
-          </w:tcPr>
-          <w:p/>
-        </w:tc>
-        <w:tc>
-          <w:tcPr>
-            <w:tcW w:type="dxa" w:w="920"/>
-          </w:tcPr>
-          <w:p/>
-        </w:tc>
-        <w:tc>
-          <w:tcPr>
-            <w:tcW w:type="dxa" w:w="615"/>
-          </w:tcPr>
-          <w:p/>
-        </w:tc>
-        <w:tc>
-          <w:tcPr>
-            <w:tcW w:type="dxa" w:w="1089"/>
-          </w:tcPr>
-          <w:p/>
-        </w:tc>
-        <w:tc>
-          <w:tcPr>
-            <w:tcW w:type="dxa" w:w="860"/>
-          </w:tcPr>
-          <w:p/>
-        </w:tc>
-        <w:tc>
-          <w:tcPr>
-            <w:tcW w:type="dxa" w:w="664"/>
-          </w:tcPr>
-          <w:p/>
-        </w:tc>
-        <w:tc>
-          <w:tcPr>
-            <w:tcW w:type="dxa" w:w="811"/>
-          </w:tcPr>
-          <w:p/>
-        </w:tc>
-        <w:tc>
-          <w:tcPr>
-            <w:tcW w:type="dxa" w:w="747"/>
-          </w:tcPr>
-          <w:p/>
-        </w:tc>
-        <w:tc>
-          <w:tcPr>
-            <w:tcW w:type="dxa" w:w="747"/>
-          </w:tcPr>
-          <w:p/>
-        </w:tc>
-        <w:tc>
-          <w:tcPr>
-            <w:tcW w:type="dxa" w:w="982"/>
-          </w:tcPr>
-          <w:p/>
-        </w:tc>
-        <w:tc>
-          <w:tcPr>
-            <w:tcW w:type="dxa" w:w="747"/>
-          </w:tcPr>
-          <w:p/>
-        </w:tc>
-        <w:tc>
-          <w:tcPr>
-            <w:tcW w:type="dxa" w:w="747"/>
-          </w:tcPr>
-          <w:p/>
-        </w:tc>
-        <w:tc>
-          <w:tcPr>
-            <w:tcW w:type="dxa" w:w="982"/>
-          </w:tcPr>
-          <w:p/>
-        </w:tc>
-        <w:tc>
-          <w:tcPr>
-            <w:tcW w:type="dxa" w:w="747"/>
-          </w:tcPr>
-          <w:p/>
-        </w:tc>
-        <w:tc>
-          <w:tcPr>
-            <w:tcW w:type="dxa" w:w="792"/>
-          </w:tcPr>
-          <w:p/>
-        </w:tc>
-        <w:tc>
-          <w:tcPr>
-            <w:tcW w:type="dxa" w:w="747"/>
-          </w:tcPr>
-          <w:p/>
-        </w:tc>
-        <w:tc>
-          <w:tcPr>
-            <w:tcW w:type="dxa" w:w="747"/>
+            <w:tcW w:type="dxa" w:w="656"/>
+          </w:tcPr>
+          <w:p/>
+        </w:tc>
+        <w:tc>
+          <w:tcPr>
+            <w:tcW w:type="dxa" w:w="835"/>
+          </w:tcPr>
+          <w:p/>
+        </w:tc>
+        <w:tc>
+          <w:tcPr>
+            <w:tcW w:type="dxa" w:w="953"/>
+          </w:tcPr>
+          <w:p/>
+        </w:tc>
+        <w:tc>
+          <w:tcPr>
+            <w:tcW w:type="dxa" w:w="624"/>
+          </w:tcPr>
+          <w:p/>
+        </w:tc>
+        <w:tc>
+          <w:tcPr>
+            <w:tcW w:type="dxa" w:w="1134"/>
+          </w:tcPr>
+          <w:p/>
+        </w:tc>
+        <w:tc>
+          <w:tcPr>
+            <w:tcW w:type="dxa" w:w="888"/>
+          </w:tcPr>
+          <w:p/>
+        </w:tc>
+        <w:tc>
+          <w:tcPr>
+            <w:tcW w:type="dxa" w:w="677"/>
+          </w:tcPr>
+          <w:p/>
+        </w:tc>
+        <w:tc>
+          <w:tcPr>
+            <w:tcW w:type="dxa" w:w="835"/>
+          </w:tcPr>
+          <w:p/>
+        </w:tc>
+        <w:tc>
+          <w:tcPr>
+            <w:tcW w:type="dxa" w:w="766"/>
+          </w:tcPr>
+          <w:p/>
+        </w:tc>
+        <w:tc>
+          <w:tcPr>
+            <w:tcW w:type="dxa" w:w="766"/>
+          </w:tcPr>
+          <w:p/>
+        </w:tc>
+        <w:tc>
+          <w:tcPr>
+            <w:tcW w:type="dxa" w:w="783"/>
+          </w:tcPr>
+          <w:p/>
+        </w:tc>
+        <w:tc>
+          <w:tcPr>
+            <w:tcW w:type="dxa" w:w="766"/>
+          </w:tcPr>
+          <w:p/>
+        </w:tc>
+        <w:tc>
+          <w:tcPr>
+            <w:tcW w:type="dxa" w:w="766"/>
+          </w:tcPr>
+          <w:p/>
+        </w:tc>
+        <w:tc>
+          <w:tcPr>
+            <w:tcW w:type="dxa" w:w="840"/>
+          </w:tcPr>
+          <w:p/>
+        </w:tc>
+        <w:tc>
+          <w:tcPr>
+            <w:tcW w:type="dxa" w:w="766"/>
+          </w:tcPr>
+          <w:p/>
+        </w:tc>
+        <w:tc>
+          <w:tcPr>
+            <w:tcW w:type="dxa" w:w="815"/>
+          </w:tcPr>
+          <w:p/>
+        </w:tc>
+        <w:tc>
+          <w:tcPr>
+            <w:tcW w:type="dxa" w:w="765"/>
+          </w:tcPr>
+          <w:p/>
+        </w:tc>
+        <w:tc>
+          <w:tcPr>
+            <w:tcW w:type="dxa" w:w="765"/>
           </w:tcPr>
           <w:p/>
         </w:tc>
@@ -843,109 +843,109 @@
       <w:tr>
         <w:tc>
           <w:tcPr>
-            <w:tcW w:type="dxa" w:w="645"/>
-          </w:tcPr>
-          <w:p/>
-        </w:tc>
-        <w:tc>
-          <w:tcPr>
-            <w:tcW w:type="dxa" w:w="811"/>
-          </w:tcPr>
-          <w:p/>
-        </w:tc>
-        <w:tc>
-          <w:tcPr>
-            <w:tcW w:type="dxa" w:w="920"/>
-          </w:tcPr>
-          <w:p/>
-        </w:tc>
-        <w:tc>
-          <w:tcPr>
-            <w:tcW w:type="dxa" w:w="615"/>
-          </w:tcPr>
-          <w:p/>
-        </w:tc>
-        <w:tc>
-          <w:tcPr>
-            <w:tcW w:type="dxa" w:w="1089"/>
-          </w:tcPr>
-          <w:p/>
-        </w:tc>
-        <w:tc>
-          <w:tcPr>
-            <w:tcW w:type="dxa" w:w="860"/>
-          </w:tcPr>
-          <w:p/>
-        </w:tc>
-        <w:tc>
-          <w:tcPr>
-            <w:tcW w:type="dxa" w:w="664"/>
-          </w:tcPr>
-          <w:p/>
-        </w:tc>
-        <w:tc>
-          <w:tcPr>
-            <w:tcW w:type="dxa" w:w="811"/>
-          </w:tcPr>
-          <w:p/>
-        </w:tc>
-        <w:tc>
-          <w:tcPr>
-            <w:tcW w:type="dxa" w:w="747"/>
-          </w:tcPr>
-          <w:p/>
-        </w:tc>
-        <w:tc>
-          <w:tcPr>
-            <w:tcW w:type="dxa" w:w="747"/>
-          </w:tcPr>
-          <w:p/>
-        </w:tc>
-        <w:tc>
-          <w:tcPr>
-            <w:tcW w:type="dxa" w:w="982"/>
-          </w:tcPr>
-          <w:p/>
-        </w:tc>
-        <w:tc>
-          <w:tcPr>
-            <w:tcW w:type="dxa" w:w="747"/>
-          </w:tcPr>
-          <w:p/>
-        </w:tc>
-        <w:tc>
-          <w:tcPr>
-            <w:tcW w:type="dxa" w:w="747"/>
-          </w:tcPr>
-          <w:p/>
-        </w:tc>
-        <w:tc>
-          <w:tcPr>
-            <w:tcW w:type="dxa" w:w="982"/>
-          </w:tcPr>
-          <w:p/>
-        </w:tc>
-        <w:tc>
-          <w:tcPr>
-            <w:tcW w:type="dxa" w:w="747"/>
-          </w:tcPr>
-          <w:p/>
-        </w:tc>
-        <w:tc>
-          <w:tcPr>
-            <w:tcW w:type="dxa" w:w="792"/>
-          </w:tcPr>
-          <w:p/>
-        </w:tc>
-        <w:tc>
-          <w:tcPr>
-            <w:tcW w:type="dxa" w:w="747"/>
-          </w:tcPr>
-          <w:p/>
-        </w:tc>
-        <w:tc>
-          <w:tcPr>
-            <w:tcW w:type="dxa" w:w="747"/>
+            <w:tcW w:type="dxa" w:w="656"/>
+          </w:tcPr>
+          <w:p/>
+        </w:tc>
+        <w:tc>
+          <w:tcPr>
+            <w:tcW w:type="dxa" w:w="835"/>
+          </w:tcPr>
+          <w:p/>
+        </w:tc>
+        <w:tc>
+          <w:tcPr>
+            <w:tcW w:type="dxa" w:w="953"/>
+          </w:tcPr>
+          <w:p/>
+        </w:tc>
+        <w:tc>
+          <w:tcPr>
+            <w:tcW w:type="dxa" w:w="624"/>
+          </w:tcPr>
+          <w:p/>
+        </w:tc>
+        <w:tc>
+          <w:tcPr>
+            <w:tcW w:type="dxa" w:w="1134"/>
+          </w:tcPr>
+          <w:p/>
+        </w:tc>
+        <w:tc>
+          <w:tcPr>
+            <w:tcW w:type="dxa" w:w="888"/>
+          </w:tcPr>
+          <w:p/>
+        </w:tc>
+        <w:tc>
+          <w:tcPr>
+            <w:tcW w:type="dxa" w:w="677"/>
+          </w:tcPr>
+          <w:p/>
+        </w:tc>
+        <w:tc>
+          <w:tcPr>
+            <w:tcW w:type="dxa" w:w="835"/>
+          </w:tcPr>
+          <w:p/>
+        </w:tc>
+        <w:tc>
+          <w:tcPr>
+            <w:tcW w:type="dxa" w:w="766"/>
+          </w:tcPr>
+          <w:p/>
+        </w:tc>
+        <w:tc>
+          <w:tcPr>
+            <w:tcW w:type="dxa" w:w="766"/>
+          </w:tcPr>
+          <w:p/>
+        </w:tc>
+        <w:tc>
+          <w:tcPr>
+            <w:tcW w:type="dxa" w:w="783"/>
+          </w:tcPr>
+          <w:p/>
+        </w:tc>
+        <w:tc>
+          <w:tcPr>
+            <w:tcW w:type="dxa" w:w="766"/>
+          </w:tcPr>
+          <w:p/>
+        </w:tc>
+        <w:tc>
+          <w:tcPr>
+            <w:tcW w:type="dxa" w:w="766"/>
+          </w:tcPr>
+          <w:p/>
+        </w:tc>
+        <w:tc>
+          <w:tcPr>
+            <w:tcW w:type="dxa" w:w="840"/>
+          </w:tcPr>
+          <w:p/>
+        </w:tc>
+        <w:tc>
+          <w:tcPr>
+            <w:tcW w:type="dxa" w:w="766"/>
+          </w:tcPr>
+          <w:p/>
+        </w:tc>
+        <w:tc>
+          <w:tcPr>
+            <w:tcW w:type="dxa" w:w="815"/>
+          </w:tcPr>
+          <w:p/>
+        </w:tc>
+        <w:tc>
+          <w:tcPr>
+            <w:tcW w:type="dxa" w:w="765"/>
+          </w:tcPr>
+          <w:p/>
+        </w:tc>
+        <w:tc>
+          <w:tcPr>
+            <w:tcW w:type="dxa" w:w="765"/>
           </w:tcPr>
           <w:p/>
         </w:tc>
@@ -953,109 +953,109 @@
       <w:tr>
         <w:tc>
           <w:tcPr>
-            <w:tcW w:type="dxa" w:w="645"/>
-          </w:tcPr>
-          <w:p/>
-        </w:tc>
-        <w:tc>
-          <w:tcPr>
-            <w:tcW w:type="dxa" w:w="811"/>
-          </w:tcPr>
-          <w:p/>
-        </w:tc>
-        <w:tc>
-          <w:tcPr>
-            <w:tcW w:type="dxa" w:w="920"/>
-          </w:tcPr>
-          <w:p/>
-        </w:tc>
-        <w:tc>
-          <w:tcPr>
-            <w:tcW w:type="dxa" w:w="615"/>
-          </w:tcPr>
-          <w:p/>
-        </w:tc>
-        <w:tc>
-          <w:tcPr>
-            <w:tcW w:type="dxa" w:w="1089"/>
-          </w:tcPr>
-          <w:p/>
-        </w:tc>
-        <w:tc>
-          <w:tcPr>
-            <w:tcW w:type="dxa" w:w="860"/>
-          </w:tcPr>
-          <w:p/>
-        </w:tc>
-        <w:tc>
-          <w:tcPr>
-            <w:tcW w:type="dxa" w:w="664"/>
-          </w:tcPr>
-          <w:p/>
-        </w:tc>
-        <w:tc>
-          <w:tcPr>
-            <w:tcW w:type="dxa" w:w="811"/>
-          </w:tcPr>
-          <w:p/>
-        </w:tc>
-        <w:tc>
-          <w:tcPr>
-            <w:tcW w:type="dxa" w:w="747"/>
-          </w:tcPr>
-          <w:p/>
-        </w:tc>
-        <w:tc>
-          <w:tcPr>
-            <w:tcW w:type="dxa" w:w="747"/>
-          </w:tcPr>
-          <w:p/>
-        </w:tc>
-        <w:tc>
-          <w:tcPr>
-            <w:tcW w:type="dxa" w:w="982"/>
-          </w:tcPr>
-          <w:p/>
-        </w:tc>
-        <w:tc>
-          <w:tcPr>
-            <w:tcW w:type="dxa" w:w="747"/>
-          </w:tcPr>
-          <w:p/>
-        </w:tc>
-        <w:tc>
-          <w:tcPr>
-            <w:tcW w:type="dxa" w:w="747"/>
-          </w:tcPr>
-          <w:p/>
-        </w:tc>
-        <w:tc>
-          <w:tcPr>
-            <w:tcW w:type="dxa" w:w="982"/>
-          </w:tcPr>
-          <w:p/>
-        </w:tc>
-        <w:tc>
-          <w:tcPr>
-            <w:tcW w:type="dxa" w:w="747"/>
-          </w:tcPr>
-          <w:p/>
-        </w:tc>
-        <w:tc>
-          <w:tcPr>
-            <w:tcW w:type="dxa" w:w="792"/>
-          </w:tcPr>
-          <w:p/>
-        </w:tc>
-        <w:tc>
-          <w:tcPr>
-            <w:tcW w:type="dxa" w:w="747"/>
-          </w:tcPr>
-          <w:p/>
-        </w:tc>
-        <w:tc>
-          <w:tcPr>
-            <w:tcW w:type="dxa" w:w="747"/>
+            <w:tcW w:type="dxa" w:w="656"/>
+          </w:tcPr>
+          <w:p/>
+        </w:tc>
+        <w:tc>
+          <w:tcPr>
+            <w:tcW w:type="dxa" w:w="835"/>
+          </w:tcPr>
+          <w:p/>
+        </w:tc>
+        <w:tc>
+          <w:tcPr>
+            <w:tcW w:type="dxa" w:w="953"/>
+          </w:tcPr>
+          <w:p/>
+        </w:tc>
+        <w:tc>
+          <w:tcPr>
+            <w:tcW w:type="dxa" w:w="624"/>
+          </w:tcPr>
+          <w:p/>
+        </w:tc>
+        <w:tc>
+          <w:tcPr>
+            <w:tcW w:type="dxa" w:w="1134"/>
+          </w:tcPr>
+          <w:p/>
+        </w:tc>
+        <w:tc>
+          <w:tcPr>
+            <w:tcW w:type="dxa" w:w="888"/>
+          </w:tcPr>
+          <w:p/>
+        </w:tc>
+        <w:tc>
+          <w:tcPr>
+            <w:tcW w:type="dxa" w:w="677"/>
+          </w:tcPr>
+          <w:p/>
+        </w:tc>
+        <w:tc>
+          <w:tcPr>
+            <w:tcW w:type="dxa" w:w="835"/>
+          </w:tcPr>
+          <w:p/>
+        </w:tc>
+        <w:tc>
+          <w:tcPr>
+            <w:tcW w:type="dxa" w:w="766"/>
+          </w:tcPr>
+          <w:p/>
+        </w:tc>
+        <w:tc>
+          <w:tcPr>
+            <w:tcW w:type="dxa" w:w="766"/>
+          </w:tcPr>
+          <w:p/>
+        </w:tc>
+        <w:tc>
+          <w:tcPr>
+            <w:tcW w:type="dxa" w:w="783"/>
+          </w:tcPr>
+          <w:p/>
+        </w:tc>
+        <w:tc>
+          <w:tcPr>
+            <w:tcW w:type="dxa" w:w="766"/>
+          </w:tcPr>
+          <w:p/>
+        </w:tc>
+        <w:tc>
+          <w:tcPr>
+            <w:tcW w:type="dxa" w:w="766"/>
+          </w:tcPr>
+          <w:p/>
+        </w:tc>
+        <w:tc>
+          <w:tcPr>
+            <w:tcW w:type="dxa" w:w="840"/>
+          </w:tcPr>
+          <w:p/>
+        </w:tc>
+        <w:tc>
+          <w:tcPr>
+            <w:tcW w:type="dxa" w:w="766"/>
+          </w:tcPr>
+          <w:p/>
+        </w:tc>
+        <w:tc>
+          <w:tcPr>
+            <w:tcW w:type="dxa" w:w="815"/>
+          </w:tcPr>
+          <w:p/>
+        </w:tc>
+        <w:tc>
+          <w:tcPr>
+            <w:tcW w:type="dxa" w:w="765"/>
+          </w:tcPr>
+          <w:p/>
+        </w:tc>
+        <w:tc>
+          <w:tcPr>
+            <w:tcW w:type="dxa" w:w="765"/>
           </w:tcPr>
           <w:p/>
         </w:tc>
@@ -1063,109 +1063,109 @@
       <w:tr>
         <w:tc>
           <w:tcPr>
-            <w:tcW w:type="dxa" w:w="645"/>
-          </w:tcPr>
-          <w:p/>
-        </w:tc>
-        <w:tc>
-          <w:tcPr>
-            <w:tcW w:type="dxa" w:w="811"/>
-          </w:tcPr>
-          <w:p/>
-        </w:tc>
-        <w:tc>
-          <w:tcPr>
-            <w:tcW w:type="dxa" w:w="920"/>
-          </w:tcPr>
-          <w:p/>
-        </w:tc>
-        <w:tc>
-          <w:tcPr>
-            <w:tcW w:type="dxa" w:w="615"/>
-          </w:tcPr>
-          <w:p/>
-        </w:tc>
-        <w:tc>
-          <w:tcPr>
-            <w:tcW w:type="dxa" w:w="1089"/>
-          </w:tcPr>
-          <w:p/>
-        </w:tc>
-        <w:tc>
-          <w:tcPr>
-            <w:tcW w:type="dxa" w:w="860"/>
-          </w:tcPr>
-          <w:p/>
-        </w:tc>
-        <w:tc>
-          <w:tcPr>
-            <w:tcW w:type="dxa" w:w="664"/>
-          </w:tcPr>
-          <w:p/>
-        </w:tc>
-        <w:tc>
-          <w:tcPr>
-            <w:tcW w:type="dxa" w:w="811"/>
-          </w:tcPr>
-          <w:p/>
-        </w:tc>
-        <w:tc>
-          <w:tcPr>
-            <w:tcW w:type="dxa" w:w="747"/>
-          </w:tcPr>
-          <w:p/>
-        </w:tc>
-        <w:tc>
-          <w:tcPr>
-            <w:tcW w:type="dxa" w:w="747"/>
-          </w:tcPr>
-          <w:p/>
-        </w:tc>
-        <w:tc>
-          <w:tcPr>
-            <w:tcW w:type="dxa" w:w="982"/>
-          </w:tcPr>
-          <w:p/>
-        </w:tc>
-        <w:tc>
-          <w:tcPr>
-            <w:tcW w:type="dxa" w:w="747"/>
-          </w:tcPr>
-          <w:p/>
-        </w:tc>
-        <w:tc>
-          <w:tcPr>
-            <w:tcW w:type="dxa" w:w="747"/>
-          </w:tcPr>
-          <w:p/>
-        </w:tc>
-        <w:tc>
-          <w:tcPr>
-            <w:tcW w:type="dxa" w:w="982"/>
-          </w:tcPr>
-          <w:p/>
-        </w:tc>
-        <w:tc>
-          <w:tcPr>
-            <w:tcW w:type="dxa" w:w="747"/>
-          </w:tcPr>
-          <w:p/>
-        </w:tc>
-        <w:tc>
-          <w:tcPr>
-            <w:tcW w:type="dxa" w:w="792"/>
-          </w:tcPr>
-          <w:p/>
-        </w:tc>
-        <w:tc>
-          <w:tcPr>
-            <w:tcW w:type="dxa" w:w="747"/>
-          </w:tcPr>
-          <w:p/>
-        </w:tc>
-        <w:tc>
-          <w:tcPr>
-            <w:tcW w:type="dxa" w:w="747"/>
+            <w:tcW w:type="dxa" w:w="656"/>
+          </w:tcPr>
+          <w:p/>
+        </w:tc>
+        <w:tc>
+          <w:tcPr>
+            <w:tcW w:type="dxa" w:w="835"/>
+          </w:tcPr>
+          <w:p/>
+        </w:tc>
+        <w:tc>
+          <w:tcPr>
+            <w:tcW w:type="dxa" w:w="953"/>
+          </w:tcPr>
+          <w:p/>
+        </w:tc>
+        <w:tc>
+          <w:tcPr>
+            <w:tcW w:type="dxa" w:w="624"/>
+          </w:tcPr>
+          <w:p/>
+        </w:tc>
+        <w:tc>
+          <w:tcPr>
+            <w:tcW w:type="dxa" w:w="1134"/>
+          </w:tcPr>
+          <w:p/>
+        </w:tc>
+        <w:tc>
+          <w:tcPr>
+            <w:tcW w:type="dxa" w:w="888"/>
+          </w:tcPr>
+          <w:p/>
+        </w:tc>
+        <w:tc>
+          <w:tcPr>
+            <w:tcW w:type="dxa" w:w="677"/>
+          </w:tcPr>
+          <w:p/>
+        </w:tc>
+        <w:tc>
+          <w:tcPr>
+            <w:tcW w:type="dxa" w:w="835"/>
+          </w:tcPr>
+          <w:p/>
+        </w:tc>
+        <w:tc>
+          <w:tcPr>
+            <w:tcW w:type="dxa" w:w="766"/>
+          </w:tcPr>
+          <w:p/>
+        </w:tc>
+        <w:tc>
+          <w:tcPr>
+            <w:tcW w:type="dxa" w:w="766"/>
+          </w:tcPr>
+          <w:p/>
+        </w:tc>
+        <w:tc>
+          <w:tcPr>
+            <w:tcW w:type="dxa" w:w="783"/>
+          </w:tcPr>
+          <w:p/>
+        </w:tc>
+        <w:tc>
+          <w:tcPr>
+            <w:tcW w:type="dxa" w:w="766"/>
+          </w:tcPr>
+          <w:p/>
+        </w:tc>
+        <w:tc>
+          <w:tcPr>
+            <w:tcW w:type="dxa" w:w="766"/>
+          </w:tcPr>
+          <w:p/>
+        </w:tc>
+        <w:tc>
+          <w:tcPr>
+            <w:tcW w:type="dxa" w:w="840"/>
+          </w:tcPr>
+          <w:p/>
+        </w:tc>
+        <w:tc>
+          <w:tcPr>
+            <w:tcW w:type="dxa" w:w="766"/>
+          </w:tcPr>
+          <w:p/>
+        </w:tc>
+        <w:tc>
+          <w:tcPr>
+            <w:tcW w:type="dxa" w:w="815"/>
+          </w:tcPr>
+          <w:p/>
+        </w:tc>
+        <w:tc>
+          <w:tcPr>
+            <w:tcW w:type="dxa" w:w="765"/>
+          </w:tcPr>
+          <w:p/>
+        </w:tc>
+        <w:tc>
+          <w:tcPr>
+            <w:tcW w:type="dxa" w:w="765"/>
           </w:tcPr>
           <w:p/>
         </w:tc>
@@ -1173,109 +1173,109 @@
       <w:tr>
         <w:tc>
           <w:tcPr>
-            <w:tcW w:type="dxa" w:w="645"/>
-          </w:tcPr>
-          <w:p/>
-        </w:tc>
-        <w:tc>
-          <w:tcPr>
-            <w:tcW w:type="dxa" w:w="811"/>
-          </w:tcPr>
-          <w:p/>
-        </w:tc>
-        <w:tc>
-          <w:tcPr>
-            <w:tcW w:type="dxa" w:w="920"/>
-          </w:tcPr>
-          <w:p/>
-        </w:tc>
-        <w:tc>
-          <w:tcPr>
-            <w:tcW w:type="dxa" w:w="615"/>
-          </w:tcPr>
-          <w:p/>
-        </w:tc>
-        <w:tc>
-          <w:tcPr>
-            <w:tcW w:type="dxa" w:w="1089"/>
-          </w:tcPr>
-          <w:p/>
-        </w:tc>
-        <w:tc>
-          <w:tcPr>
-            <w:tcW w:type="dxa" w:w="860"/>
-          </w:tcPr>
-          <w:p/>
-        </w:tc>
-        <w:tc>
-          <w:tcPr>
-            <w:tcW w:type="dxa" w:w="664"/>
-          </w:tcPr>
-          <w:p/>
-        </w:tc>
-        <w:tc>
-          <w:tcPr>
-            <w:tcW w:type="dxa" w:w="811"/>
-          </w:tcPr>
-          <w:p/>
-        </w:tc>
-        <w:tc>
-          <w:tcPr>
-            <w:tcW w:type="dxa" w:w="747"/>
-          </w:tcPr>
-          <w:p/>
-        </w:tc>
-        <w:tc>
-          <w:tcPr>
-            <w:tcW w:type="dxa" w:w="747"/>
-          </w:tcPr>
-          <w:p/>
-        </w:tc>
-        <w:tc>
-          <w:tcPr>
-            <w:tcW w:type="dxa" w:w="982"/>
-          </w:tcPr>
-          <w:p/>
-        </w:tc>
-        <w:tc>
-          <w:tcPr>
-            <w:tcW w:type="dxa" w:w="747"/>
-          </w:tcPr>
-          <w:p/>
-        </w:tc>
-        <w:tc>
-          <w:tcPr>
-            <w:tcW w:type="dxa" w:w="747"/>
-          </w:tcPr>
-          <w:p/>
-        </w:tc>
-        <w:tc>
-          <w:tcPr>
-            <w:tcW w:type="dxa" w:w="982"/>
-          </w:tcPr>
-          <w:p/>
-        </w:tc>
-        <w:tc>
-          <w:tcPr>
-            <w:tcW w:type="dxa" w:w="747"/>
-          </w:tcPr>
-          <w:p/>
-        </w:tc>
-        <w:tc>
-          <w:tcPr>
-            <w:tcW w:type="dxa" w:w="792"/>
-          </w:tcPr>
-          <w:p/>
-        </w:tc>
-        <w:tc>
-          <w:tcPr>
-            <w:tcW w:type="dxa" w:w="747"/>
-          </w:tcPr>
-          <w:p/>
-        </w:tc>
-        <w:tc>
-          <w:tcPr>
-            <w:tcW w:type="dxa" w:w="747"/>
+            <w:tcW w:type="dxa" w:w="656"/>
+          </w:tcPr>
+          <w:p/>
+        </w:tc>
+        <w:tc>
+          <w:tcPr>
+            <w:tcW w:type="dxa" w:w="835"/>
+          </w:tcPr>
+          <w:p/>
+        </w:tc>
+        <w:tc>
+          <w:tcPr>
+            <w:tcW w:type="dxa" w:w="953"/>
+          </w:tcPr>
+          <w:p/>
+        </w:tc>
+        <w:tc>
+          <w:tcPr>
+            <w:tcW w:type="dxa" w:w="624"/>
+          </w:tcPr>
+          <w:p/>
+        </w:tc>
+        <w:tc>
+          <w:tcPr>
+            <w:tcW w:type="dxa" w:w="1134"/>
+          </w:tcPr>
+          <w:p/>
+        </w:tc>
+        <w:tc>
+          <w:tcPr>
+            <w:tcW w:type="dxa" w:w="888"/>
+          </w:tcPr>
+          <w:p/>
+        </w:tc>
+        <w:tc>
+          <w:tcPr>
+            <w:tcW w:type="dxa" w:w="677"/>
+          </w:tcPr>
+          <w:p/>
+        </w:tc>
+        <w:tc>
+          <w:tcPr>
+            <w:tcW w:type="dxa" w:w="835"/>
+          </w:tcPr>
+          <w:p/>
+        </w:tc>
+        <w:tc>
+          <w:tcPr>
+            <w:tcW w:type="dxa" w:w="766"/>
+          </w:tcPr>
+          <w:p/>
+        </w:tc>
+        <w:tc>
+          <w:tcPr>
+            <w:tcW w:type="dxa" w:w="766"/>
+          </w:tcPr>
+          <w:p/>
+        </w:tc>
+        <w:tc>
+          <w:tcPr>
+            <w:tcW w:type="dxa" w:w="783"/>
+          </w:tcPr>
+          <w:p/>
+        </w:tc>
+        <w:tc>
+          <w:tcPr>
+            <w:tcW w:type="dxa" w:w="766"/>
+          </w:tcPr>
+          <w:p/>
+        </w:tc>
+        <w:tc>
+          <w:tcPr>
+            <w:tcW w:type="dxa" w:w="766"/>
+          </w:tcPr>
+          <w:p/>
+        </w:tc>
+        <w:tc>
+          <w:tcPr>
+            <w:tcW w:type="dxa" w:w="840"/>
+          </w:tcPr>
+          <w:p/>
+        </w:tc>
+        <w:tc>
+          <w:tcPr>
+            <w:tcW w:type="dxa" w:w="766"/>
+          </w:tcPr>
+          <w:p/>
+        </w:tc>
+        <w:tc>
+          <w:tcPr>
+            <w:tcW w:type="dxa" w:w="815"/>
+          </w:tcPr>
+          <w:p/>
+        </w:tc>
+        <w:tc>
+          <w:tcPr>
+            <w:tcW w:type="dxa" w:w="765"/>
+          </w:tcPr>
+          <w:p/>
+        </w:tc>
+        <w:tc>
+          <w:tcPr>
+            <w:tcW w:type="dxa" w:w="765"/>
           </w:tcPr>
           <w:p/>
         </w:tc>
@@ -1283,7 +1283,7 @@
       <w:tr>
         <w:tc>
           <w:tcPr>
-            <w:tcW w:type="dxa" w:w="645"/>
+            <w:tcW w:type="dxa" w:w="656"/>
           </w:tcPr>
           <w:p>
             <w:r>
@@ -1296,7 +1296,7 @@
         </w:tc>
         <w:tc>
           <w:tcPr>
-            <w:tcW w:type="dxa" w:w="811"/>
+            <w:tcW w:type="dxa" w:w="835"/>
           </w:tcPr>
           <w:p>
             <w:r>
@@ -1309,7 +1309,7 @@
         </w:tc>
         <w:tc>
           <w:tcPr>
-            <w:tcW w:type="dxa" w:w="920"/>
+            <w:tcW w:type="dxa" w:w="953"/>
           </w:tcPr>
           <w:p>
             <w:r>
@@ -1322,7 +1322,7 @@
         </w:tc>
         <w:tc>
           <w:tcPr>
-            <w:tcW w:type="dxa" w:w="615"/>
+            <w:tcW w:type="dxa" w:w="624"/>
           </w:tcPr>
           <w:p>
             <w:r>
@@ -1335,7 +1335,7 @@
         </w:tc>
         <w:tc>
           <w:tcPr>
-            <w:tcW w:type="dxa" w:w="1089"/>
+            <w:tcW w:type="dxa" w:w="1134"/>
           </w:tcPr>
           <w:p>
             <w:r>
@@ -1348,7 +1348,7 @@
         </w:tc>
         <w:tc>
           <w:tcPr>
-            <w:tcW w:type="dxa" w:w="860"/>
+            <w:tcW w:type="dxa" w:w="888"/>
           </w:tcPr>
           <w:p>
             <w:r>
@@ -1361,7 +1361,7 @@
         </w:tc>
         <w:tc>
           <w:tcPr>
-            <w:tcW w:type="dxa" w:w="664"/>
+            <w:tcW w:type="dxa" w:w="677"/>
           </w:tcPr>
           <w:p>
             <w:r>
@@ -1374,7 +1374,7 @@
         </w:tc>
         <w:tc>
           <w:tcPr>
-            <w:tcW w:type="dxa" w:w="811"/>
+            <w:tcW w:type="dxa" w:w="835"/>
           </w:tcPr>
           <w:p>
             <w:r>
@@ -1387,7 +1387,7 @@
         </w:tc>
         <w:tc>
           <w:tcPr>
-            <w:tcW w:type="dxa" w:w="747"/>
+            <w:tcW w:type="dxa" w:w="766"/>
           </w:tcPr>
           <w:p>
             <w:r>
@@ -1400,7 +1400,7 @@
         </w:tc>
         <w:tc>
           <w:tcPr>
-            <w:tcW w:type="dxa" w:w="747"/>
+            <w:tcW w:type="dxa" w:w="766"/>
           </w:tcPr>
           <w:p>
             <w:r>
@@ -1413,7 +1413,7 @@
         </w:tc>
         <w:tc>
           <w:tcPr>
-            <w:tcW w:type="dxa" w:w="982"/>
+            <w:tcW w:type="dxa" w:w="783"/>
           </w:tcPr>
           <w:p>
             <w:r>
@@ -1426,7 +1426,7 @@
         </w:tc>
         <w:tc>
           <w:tcPr>
-            <w:tcW w:type="dxa" w:w="747"/>
+            <w:tcW w:type="dxa" w:w="766"/>
           </w:tcPr>
           <w:p>
             <w:r>
@@ -1439,7 +1439,7 @@
         </w:tc>
         <w:tc>
           <w:tcPr>
-            <w:tcW w:type="dxa" w:w="747"/>
+            <w:tcW w:type="dxa" w:w="766"/>
           </w:tcPr>
           <w:p>
             <w:r>
@@ -1452,7 +1452,7 @@
         </w:tc>
         <w:tc>
           <w:tcPr>
-            <w:tcW w:type="dxa" w:w="982"/>
+            <w:tcW w:type="dxa" w:w="840"/>
           </w:tcPr>
           <w:p>
             <w:r>
@@ -1465,7 +1465,7 @@
         </w:tc>
         <w:tc>
           <w:tcPr>
-            <w:tcW w:type="dxa" w:w="747"/>
+            <w:tcW w:type="dxa" w:w="766"/>
           </w:tcPr>
           <w:p>
             <w:r>
@@ -1478,7 +1478,7 @@
         </w:tc>
         <w:tc>
           <w:tcPr>
-            <w:tcW w:type="dxa" w:w="792"/>
+            <w:tcW w:type="dxa" w:w="815"/>
           </w:tcPr>
           <w:p>
             <w:r>
@@ -1491,7 +1491,7 @@
         </w:tc>
         <w:tc>
           <w:tcPr>
-            <w:tcW w:type="dxa" w:w="747"/>
+            <w:tcW w:type="dxa" w:w="765"/>
           </w:tcPr>
           <w:p>
             <w:r>
@@ -1504,7 +1504,7 @@
         </w:tc>
         <w:tc>
           <w:tcPr>
-            <w:tcW w:type="dxa" w:w="747"/>
+            <w:tcW w:type="dxa" w:w="765"/>
           </w:tcPr>
           <w:p>
             <w:r>
